--- a/面试题总结.docx
+++ b/面试题总结.docx
@@ -1,6 +1,6 @@
 
 <file path=word/document.xml><?xml version="1.0" encoding="utf-8"?>
-<w:document xmlns:wpc="http://schemas.microsoft.com/office/word/2010/wordprocessingCanvas" xmlns:cx="http://schemas.microsoft.com/office/drawing/2014/chartex" xmlns:cx1="http://schemas.microsoft.com/office/drawing/2015/9/8/chartex" xmlns:cx2="http://schemas.microsoft.com/office/drawing/2015/10/21/chartex" xmlns:cx3="http://schemas.microsoft.com/office/drawing/2016/5/9/chartex" xmlns:cx4="http://schemas.microsoft.com/office/drawing/2016/5/10/chartex" xmlns:cx5="http://schemas.microsoft.com/office/drawing/2016/5/11/chartex" xmlns:cx6="http://schemas.microsoft.com/office/drawing/2016/5/12/chartex" xmlns:cx7="http://schemas.microsoft.com/office/drawing/2016/5/13/chartex" xmlns:cx8="http://schemas.microsoft.com/office/drawing/2016/5/14/chartex" xmlns:mc="http://schemas.openxmlformats.org/markup-compatibility/2006" xmlns:aink="http://schemas.microsoft.com/office/drawing/2016/ink" xmlns:am3d="http://schemas.microsoft.com/office/drawing/2017/model3d" xmlns:o="urn:schemas-microsoft-com:office:office" xmlns:oel="http://schemas.microsoft.com/office/2019/extlst" xmlns:r="http://schemas.openxmlformats.org/officeDocument/2006/relationships" xmlns:m="http://schemas.openxmlformats.org/officeDocument/2006/math" xmlns:v="urn:schemas-microsoft-com:vml" xmlns:wp14="http://schemas.microsoft.com/office/word/2010/wordprocessingDrawing" xmlns:wp="http://schemas.openxmlformats.org/drawingml/2006/wordprocessingDrawing" xmlns:w10="urn:schemas-microsoft-com:office:word" xmlns:w="http://schemas.openxmlformats.org/wordprocessingml/2006/main" xmlns:w14="http://schemas.microsoft.com/office/word/2010/wordml" xmlns:w15="http://schemas.microsoft.com/office/word/2012/wordml" xmlns:w16cei="http://schemas.microsoft.com/office/word/2026/wordml/cei" xmlns:w16cex="http://schemas.microsoft.com/office/word/2018/wordml/cex" xmlns:w16cid="http://schemas.microsoft.com/office/word/2016/wordml/cid" xmlns:w16="http://schemas.microsoft.com/office/word/2018/wordml" xmlns:w16du="http://schemas.microsoft.com/office/word/2023/wordml/word16du" xmlns:w16sdtdh="http://schemas.microsoft.com/office/word/2020/wordml/sdtdatahash" xmlns:w16sdtfl="http://schemas.microsoft.com/office/word/2024/wordml/sdtformatlock" xmlns:w16se="http://schemas.microsoft.com/office/word/2015/wordml/symex" xmlns:wpg="http://schemas.microsoft.com/office/word/2010/wordprocessingGroup" xmlns:wpi="http://schemas.microsoft.com/office/word/2010/wordprocessingInk" xmlns:wne="http://schemas.microsoft.com/office/word/2006/wordml" xmlns:wps="http://schemas.microsoft.com/office/word/2010/wordprocessingShape" mc:Ignorable="w14 w15 w16se w16cid w16 w16cex w16sdtdh w16sdtfl w16du wp14">
+<w:document xmlns:wpc="http://schemas.microsoft.com/office/word/2010/wordprocessingCanvas" xmlns:cx="http://schemas.microsoft.com/office/drawing/2014/chartex" xmlns:cx1="http://schemas.microsoft.com/office/drawing/2015/9/8/chartex" xmlns:cx2="http://schemas.microsoft.com/office/drawing/2015/10/21/chartex" xmlns:cx3="http://schemas.microsoft.com/office/drawing/2016/5/9/chartex" xmlns:cx4="http://schemas.microsoft.com/office/drawing/2016/5/10/chartex" xmlns:cx5="http://schemas.microsoft.com/office/drawing/2016/5/11/chartex" xmlns:cx6="http://schemas.microsoft.com/office/drawing/2016/5/12/chartex" xmlns:cx7="http://schemas.microsoft.com/office/drawing/2016/5/13/chartex" xmlns:cx8="http://schemas.microsoft.com/office/drawing/2016/5/14/chartex" xmlns:mc="http://schemas.openxmlformats.org/markup-compatibility/2006" xmlns:aink="http://schemas.microsoft.com/office/drawing/2016/ink" xmlns:am3d="http://schemas.microsoft.com/office/drawing/2017/model3d" xmlns:o="urn:schemas-microsoft-com:office:office" xmlns:oel="http://schemas.microsoft.com/office/2019/extlst" xmlns:r="http://schemas.openxmlformats.org/officeDocument/2006/relationships" xmlns:m="http://schemas.openxmlformats.org/officeDocument/2006/math" xmlns:v="urn:schemas-microsoft-com:vml" xmlns:wp14="http://schemas.microsoft.com/office/word/2010/wordprocessingDrawing" xmlns:wp="http://schemas.openxmlformats.org/drawingml/2006/wordprocessingDrawing" xmlns:w10="urn:schemas-microsoft-com:office:word" xmlns:w="http://schemas.openxmlformats.org/wordprocessingml/2006/main" xmlns:w14="http://schemas.microsoft.com/office/word/2010/wordml" xmlns:w15="http://schemas.microsoft.com/office/word/2012/wordml" xmlns:w16cex="http://schemas.microsoft.com/office/word/2018/wordml/cex" xmlns:w16cid="http://schemas.microsoft.com/office/word/2016/wordml/cid" xmlns:w16="http://schemas.microsoft.com/office/word/2018/wordml" xmlns:w16du="http://schemas.microsoft.com/office/word/2023/wordml/word16du" xmlns:w16sdtdh="http://schemas.microsoft.com/office/word/2020/wordml/sdtdatahash" xmlns:w16sdtfl="http://schemas.microsoft.com/office/word/2024/wordml/sdtformatlock" xmlns:w16se="http://schemas.microsoft.com/office/word/2015/wordml/symex" xmlns:wpg="http://schemas.microsoft.com/office/word/2010/wordprocessingGroup" xmlns:wpi="http://schemas.microsoft.com/office/word/2010/wordprocessingInk" xmlns:wne="http://schemas.microsoft.com/office/word/2006/wordml" xmlns:wps="http://schemas.microsoft.com/office/word/2010/wordprocessingShape" mc:Ignorable="w14 w15 w16se w16cid w16 w16cex w16sdtdh w16sdtfl w16du wp14">
   <w:body>
     <w:p>
       <w:pPr>
@@ -24253,6 +24253,9 @@
     <w:p>
       <w:pPr>
         <w:pStyle w:val="3"/>
+        <w:rPr>
+          <w:rFonts w:hint="eastAsia"/>
+        </w:rPr>
       </w:pPr>
       <w:r>
         <w:rPr>
@@ -24277,6 +24280,9 @@
     <w:p>
       <w:pPr>
         <w:pStyle w:val="3"/>
+        <w:rPr>
+          <w:rFonts w:hint="eastAsia"/>
+        </w:rPr>
       </w:pPr>
       <w:r>
         <w:rPr>
@@ -24680,6 +24686,9 @@
     <w:p>
       <w:pPr>
         <w:pStyle w:val="3"/>
+        <w:rPr>
+          <w:rFonts w:hint="eastAsia"/>
+        </w:rPr>
       </w:pPr>
       <w:r>
         <w:rPr>
@@ -24702,6 +24711,11 @@
       </w:r>
     </w:p>
     <w:p>
+      <w:pPr>
+        <w:rPr>
+          <w:rFonts w:hint="eastAsia"/>
+        </w:rPr>
+      </w:pPr>
       <w:r>
         <w:t>追问应对：若数据极结构化（⼯单系统），可⽤状态机字段替代部分摘要。</w:t>
       </w:r>
@@ -24709,6 +24723,9 @@
     <w:p>
       <w:pPr>
         <w:pStyle w:val="3"/>
+        <w:rPr>
+          <w:rFonts w:hint="eastAsia"/>
+        </w:rPr>
       </w:pPr>
       <w:r>
         <w:rPr>
@@ -24733,6 +24750,9 @@
     <w:p>
       <w:pPr>
         <w:pStyle w:val="2"/>
+        <w:rPr>
+          <w:rFonts w:hint="eastAsia"/>
+        </w:rPr>
       </w:pPr>
       <w:r>
         <w:lastRenderedPageBreak/>
@@ -24740,6 +24760,11 @@
       </w:r>
     </w:p>
     <w:p>
+      <w:pPr>
+        <w:rPr>
+          <w:rFonts w:hint="eastAsia"/>
+        </w:rPr>
+      </w:pPr>
       <w:r>
         <w:rPr>
           <w:noProof/>
@@ -24784,6 +24809,9 @@
     <w:p>
       <w:pPr>
         <w:pStyle w:val="3"/>
+        <w:rPr>
+          <w:rFonts w:hint="eastAsia"/>
+        </w:rPr>
       </w:pPr>
       <w:r>
         <w:rPr>
@@ -24796,6 +24824,11 @@
       </w:r>
     </w:p>
     <w:p>
+      <w:pPr>
+        <w:rPr>
+          <w:rFonts w:hint="eastAsia"/>
+        </w:rPr>
+      </w:pPr>
       <w:r>
         <w:rPr>
           <w:noProof/>
@@ -24840,6 +24873,9 @@
     <w:p>
       <w:pPr>
         <w:pStyle w:val="3"/>
+        <w:rPr>
+          <w:rFonts w:hint="eastAsia"/>
+        </w:rPr>
       </w:pPr>
       <w:r>
         <w:rPr>
@@ -24864,6 +24900,9 @@
     <w:p>
       <w:pPr>
         <w:pStyle w:val="3"/>
+        <w:rPr>
+          <w:rFonts w:hint="eastAsia"/>
+        </w:rPr>
       </w:pPr>
       <w:r>
         <w:rPr>
@@ -24876,6 +24915,11 @@
       </w:r>
     </w:p>
     <w:p>
+      <w:pPr>
+        <w:rPr>
+          <w:rFonts w:hint="eastAsia"/>
+        </w:rPr>
+      </w:pPr>
       <w:r>
         <w:t>为了解决 Agent 在长周期交互中的</w:t>
       </w:r>
@@ -24911,6 +24955,11 @@
       </w:r>
     </w:p>
     <w:p>
+      <w:pPr>
+        <w:rPr>
+          <w:rFonts w:hint="eastAsia"/>
+        </w:rPr>
+      </w:pPr>
       <w:r>
         <w:rPr>
           <w:b/>
@@ -24933,6 +24982,11 @@
       </w:r>
     </w:p>
     <w:p>
+      <w:pPr>
+        <w:rPr>
+          <w:rFonts w:hint="eastAsia"/>
+        </w:rPr>
+      </w:pPr>
       <w:r>
         <w:rPr>
           <w:b/>
@@ -24955,6 +25009,11 @@
       </w:r>
     </w:p>
     <w:p>
+      <w:pPr>
+        <w:rPr>
+          <w:rFonts w:hint="eastAsia"/>
+        </w:rPr>
+      </w:pPr>
       <w:r>
         <w:rPr>
           <w:b/>
@@ -24977,6 +25036,11 @@
       </w:r>
     </w:p>
     <w:p>
+      <w:pPr>
+        <w:rPr>
+          <w:rFonts w:hint="eastAsia"/>
+        </w:rPr>
+      </w:pPr>
       <w:r>
         <w:lastRenderedPageBreak/>
         <w:t>这种‘异步复盘’的模式，既避免了在实时交互中产生过高的延迟和 Token 成本，又确保了 Agent 的</w:t>
@@ -25004,6 +25068,11 @@
       </w:r>
     </w:p>
     <w:p>
+      <w:pPr>
+        <w:rPr>
+          <w:rFonts w:hint="eastAsia"/>
+        </w:rPr>
+      </w:pPr>
       <w:r>
         <w:rPr>
           <w:noProof/>
@@ -25048,6 +25117,9 @@
     <w:p>
       <w:pPr>
         <w:pStyle w:val="3"/>
+        <w:rPr>
+          <w:rFonts w:hint="eastAsia"/>
+        </w:rPr>
       </w:pPr>
       <w:r>
         <w:rPr>
@@ -25301,6 +25373,9 @@
     <w:p>
       <w:pPr>
         <w:pStyle w:val="3"/>
+        <w:rPr>
+          <w:rFonts w:hint="eastAsia"/>
+        </w:rPr>
       </w:pPr>
       <w:r>
         <w:rPr>
@@ -25313,11 +25388,21 @@
       </w:r>
     </w:p>
     <w:p>
+      <w:pPr>
+        <w:rPr>
+          <w:rFonts w:hint="eastAsia"/>
+        </w:rPr>
+      </w:pPr>
       <w:r>
         <w:t>斯坦福 Generative Agents 提出：⾃然语⾔记忆在检索时应综合 相关性（relevance）、近期性 （recency）、重要性（importance）。常⻅实现会对每项做归⼀化后加权：</w:t>
       </w:r>
     </w:p>
     <w:p>
+      <w:pPr>
+        <w:rPr>
+          <w:rFonts w:hint="eastAsia"/>
+        </w:rPr>
+      </w:pPr>
       <w:r>
         <w:rPr>
           <w:noProof/>
@@ -25361,6 +25446,11 @@
       </w:r>
     </w:p>
     <w:p>
+      <w:pPr>
+        <w:rPr>
+          <w:rFonts w:hint="eastAsia"/>
+        </w:rPr>
+      </w:pPr>
       <w:r>
         <w:t>强调多因⼦融合与归⼀化，并说明线上要 AB 测试权重。</w:t>
       </w:r>
@@ -25368,6 +25458,9 @@
     <w:p>
       <w:pPr>
         <w:pStyle w:val="3"/>
+        <w:rPr>
+          <w:rFonts w:hint="eastAsia"/>
+        </w:rPr>
       </w:pPr>
       <w:r>
         <w:rPr>
@@ -25380,6 +25473,11 @@
       </w:r>
     </w:p>
     <w:p>
+      <w:pPr>
+        <w:rPr>
+          <w:rFonts w:hint="eastAsia"/>
+        </w:rPr>
+      </w:pPr>
       <w:r>
         <w:t>**A：**去重：同⼀事实不同表述可⽤ 语义去重（相似度阈值）或 canonical key（实体对⻬）。 限⻓：按最终 rerank_score 排序后做 Token 装箱；或分层注⼊「摘要优先、细节按需」。</w:t>
       </w:r>
@@ -25387,6 +25485,9 @@
     <w:p>
       <w:pPr>
         <w:pStyle w:val="3"/>
+        <w:rPr>
+          <w:rFonts w:hint="eastAsia"/>
+        </w:rPr>
       </w:pPr>
       <w:r>
         <w:rPr>
@@ -25399,6 +25500,11 @@
       </w:r>
     </w:p>
     <w:p>
+      <w:pPr>
+        <w:rPr>
+          <w:rFonts w:hint="eastAsia"/>
+        </w:rPr>
+      </w:pPr>
       <w:r>
         <w:t>——答：⽤ 阈值 + 冲突检测（⽭盾触 发⼈⼯或⼆次 LLM 仲裁），⽽⾮纯相似度合并。</w:t>
       </w:r>
@@ -25406,6 +25512,9 @@
     <w:p>
       <w:pPr>
         <w:pStyle w:val="3"/>
+        <w:rPr>
+          <w:rFonts w:hint="eastAsia"/>
+        </w:rPr>
       </w:pPr>
       <w:r>
         <w:rPr>
@@ -25430,6 +25539,9 @@
     <w:p>
       <w:pPr>
         <w:pStyle w:val="3"/>
+        <w:rPr>
+          <w:rFonts w:hint="eastAsia"/>
+        </w:rPr>
       </w:pPr>
       <w:r>
         <w:rPr>
@@ -25769,6 +25881,9 @@
     <w:p>
       <w:pPr>
         <w:pStyle w:val="3"/>
+        <w:rPr>
+          <w:rFonts w:hint="eastAsia"/>
+        </w:rPr>
       </w:pPr>
       <w:r>
         <w:rPr>
@@ -25781,11 +25896,21 @@
       </w:r>
     </w:p>
     <w:p>
+      <w:pPr>
+        <w:rPr>
+          <w:rFonts w:hint="eastAsia"/>
+        </w:rPr>
+      </w:pPr>
       <w:r>
         <w:t>RAG 多是被动检索；MemGPT 强调主动内存管理——模型或控制器决定何时把外部记忆换⼊ 上下⽂、何时写出、如何分⻚，更像 OS 管理 RAM。</w:t>
       </w:r>
     </w:p>
     <w:p>
+      <w:pPr>
+        <w:rPr>
+          <w:rFonts w:hint="eastAsia"/>
+        </w:rPr>
+      </w:pPr>
       <w:r>
         <w:t>可以补充 控制流可由函数调⽤/⼯具 实现。</w:t>
       </w:r>
@@ -25793,6 +25918,9 @@
     <w:p>
       <w:pPr>
         <w:pStyle w:val="3"/>
+        <w:rPr>
+          <w:rFonts w:hint="eastAsia"/>
+        </w:rPr>
       </w:pPr>
       <w:r>
         <w:rPr>
@@ -25806,6 +25934,11 @@
       </w:r>
     </w:p>
     <w:p>
+      <w:pPr>
+        <w:rPr>
+          <w:rFonts w:hint="eastAsia"/>
+        </w:rPr>
+      </w:pPr>
       <w:r>
         <w:t>**A：**强在 多跳推理与结构化关系；弱在 构建成本⾼、实体对⻬难，且对⾮结构化闲聊未必划 算。</w:t>
       </w:r>
@@ -25813,6 +25946,9 @@
     <w:p>
       <w:pPr>
         <w:pStyle w:val="2"/>
+        <w:rPr>
+          <w:rFonts w:hint="eastAsia"/>
+        </w:rPr>
       </w:pPr>
       <w:r>
         <w:t>记忆在⽣产中的挑战</w:t>
@@ -26011,6 +26147,11 @@
       </w:r>
     </w:p>
     <w:p>
+      <w:pPr>
+        <w:rPr>
+          <w:rFonts w:hint="eastAsia"/>
+        </w:rPr>
+      </w:pPr>
       <w:r>
         <w:t>向量库不仅要备份向量，还要备份对应的</w:t>
       </w:r>
@@ -26026,6 +26167,11 @@
       </w:r>
     </w:p>
     <w:p>
+      <w:pPr>
+        <w:rPr>
+          <w:rFonts w:hint="eastAsia"/>
+        </w:rPr>
+      </w:pPr>
       <w:r>
         <w:t>如果你从 Milvus 迁移到 Qdrant，由于索引格式不同，通常需要重新导入数据。</w:t>
       </w:r>
@@ -26048,11 +26194,21 @@
       </w:r>
     </w:p>
     <w:p>
+      <w:pPr>
+        <w:rPr>
+          <w:rFonts w:hint="eastAsia"/>
+        </w:rPr>
+      </w:pPr>
       <w:r>
         <w:t>随着数据不断增删改，图结构会变得碎片化。</w:t>
       </w:r>
     </w:p>
     <w:p>
+      <w:pPr>
+        <w:rPr>
+          <w:rFonts w:hint="eastAsia"/>
+        </w:rPr>
+      </w:pPr>
       <w:r>
         <w:rPr>
           <w:b/>
@@ -26092,6 +26248,11 @@
       </w:r>
     </w:p>
     <w:p>
+      <w:pPr>
+        <w:rPr>
+          <w:rFonts w:hint="eastAsia"/>
+        </w:rPr>
+      </w:pPr>
       <w:r>
         <w:rPr>
           <w:b/>
@@ -26104,6 +26265,11 @@
       </w:r>
     </w:p>
     <w:p>
+      <w:pPr>
+        <w:rPr>
+          <w:rFonts w:hint="eastAsia"/>
+        </w:rPr>
+      </w:pPr>
       <w:r>
         <w:rPr>
           <w:b/>
@@ -26127,6 +26293,11 @@
       </w:r>
     </w:p>
     <w:p>
+      <w:pPr>
+        <w:rPr>
+          <w:rFonts w:hint="eastAsia"/>
+        </w:rPr>
+      </w:pPr>
       <w:r>
         <w:rPr>
           <w:b/>
@@ -26141,6 +26312,9 @@
           <w:ilvl w:val="2"/>
           <w:numId w:val="6"/>
         </w:numPr>
+        <w:rPr>
+          <w:rFonts w:hint="eastAsia"/>
+        </w:rPr>
       </w:pPr>
       <w:r>
         <w:rPr>
@@ -26159,6 +26333,9 @@
           <w:ilvl w:val="2"/>
           <w:numId w:val="6"/>
         </w:numPr>
+        <w:rPr>
+          <w:rFonts w:hint="eastAsia"/>
+        </w:rPr>
       </w:pPr>
       <w:r>
         <w:rPr>
@@ -26177,6 +26354,9 @@
           <w:ilvl w:val="2"/>
           <w:numId w:val="6"/>
         </w:numPr>
+        <w:rPr>
+          <w:rFonts w:hint="eastAsia"/>
+        </w:rPr>
       </w:pPr>
       <w:r>
         <w:rPr>
@@ -26758,6 +26938,11 @@
       </w:r>
     </w:p>
     <w:p>
+      <w:pPr>
+        <w:rPr>
+          <w:rFonts w:hint="eastAsia"/>
+        </w:rPr>
+      </w:pPr>
       <w:r>
         <w:rPr>
           <w:noProof/>
@@ -26802,6 +26987,9 @@
     <w:p>
       <w:pPr>
         <w:pStyle w:val="3"/>
+        <w:rPr>
+          <w:rFonts w:hint="eastAsia"/>
+        </w:rPr>
       </w:pPr>
       <w:r>
         <w:rPr>
@@ -26814,6 +27002,11 @@
       </w:r>
     </w:p>
     <w:p>
+      <w:pPr>
+        <w:rPr>
+          <w:rFonts w:hint="eastAsia"/>
+        </w:rPr>
+      </w:pPr>
       <w:r>
         <w:rPr>
           <w:noProof/>
@@ -26858,6 +27051,9 @@
     <w:p>
       <w:pPr>
         <w:pStyle w:val="3"/>
+        <w:rPr>
+          <w:rFonts w:hint="eastAsia"/>
+        </w:rPr>
       </w:pPr>
       <w:r>
         <w:rPr>
@@ -26871,6 +27067,11 @@
       </w:r>
     </w:p>
     <w:p>
+      <w:pPr>
+        <w:rPr>
+          <w:rFonts w:hint="eastAsia"/>
+        </w:rPr>
+      </w:pPr>
       <w:r>
         <w:rPr>
           <w:noProof/>
@@ -26915,6 +27116,9 @@
     <w:p>
       <w:pPr>
         <w:pStyle w:val="3"/>
+        <w:rPr>
+          <w:rFonts w:hint="eastAsia"/>
+        </w:rPr>
       </w:pPr>
       <w:r>
         <w:rPr>
@@ -26927,6 +27131,11 @@
       </w:r>
     </w:p>
     <w:p>
+      <w:pPr>
+        <w:rPr>
+          <w:rFonts w:hint="eastAsia"/>
+        </w:rPr>
+      </w:pPr>
       <w:r>
         <w:rPr>
           <w:noProof/>
@@ -26971,6 +27180,9 @@
     <w:p>
       <w:pPr>
         <w:pStyle w:val="3"/>
+        <w:rPr>
+          <w:rFonts w:hint="eastAsia"/>
+        </w:rPr>
       </w:pPr>
       <w:r>
         <w:rPr>
@@ -26983,11 +27195,21 @@
       </w:r>
     </w:p>
     <w:p>
+      <w:pPr>
+        <w:rPr>
+          <w:rFonts w:hint="eastAsia"/>
+        </w:rPr>
+      </w:pPr>
       <w:r>
         <w:t>**A：**最常⻅是 租户隔离失败 与 把敏感数据写⼊⻓期记忆未加密。</w:t>
       </w:r>
     </w:p>
     <w:p>
+      <w:pPr>
+        <w:rPr>
+          <w:rFonts w:hint="eastAsia"/>
+        </w:rPr>
+      </w:pPr>
       <w:r>
         <w:t>防护：强制租户过滤的集成 测试、检索审计⽇志、敏感字段检测、密钥与 PII 脱敏、最⼩权限访问向量库。 **追问应对：**补充 红队测试（诱导模型保存恶意指令）</w:t>
       </w:r>
@@ -27009,6 +27231,9 @@
     <w:p>
       <w:pPr>
         <w:pStyle w:val="3"/>
+        <w:rPr>
+          <w:rFonts w:hint="eastAsia"/>
+        </w:rPr>
       </w:pPr>
       <w:r>
         <w:rPr>
@@ -27021,43 +27246,67 @@
       </w:r>
     </w:p>
     <w:p>
+      <w:pPr>
+        <w:rPr>
+          <w:rFonts w:hint="eastAsia"/>
+        </w:rPr>
+      </w:pPr>
       <w:r>
         <w:t xml:space="preserve">**A：**⼯具解决「当下获取外部世界状态」；记忆解决「跨时间保留与回忆」。边界：实时动态数据应⼯具查；稳定偏好与历史事件应记忆存。 </w:t>
       </w:r>
     </w:p>
     <w:p>
+      <w:pPr>
+        <w:rPr>
+          <w:rFonts w:hint="eastAsia"/>
+        </w:rPr>
+      </w:pPr>
       <w:r>
         <w:t>**追问应对：**若问「库存算哪边？」——答：实时库存⾛⼯具；「⽤户常买类⽬」可⾛记忆或画 像。</w:t>
       </w:r>
     </w:p>
     <w:p>
+      <w:pPr>
+        <w:rPr>
+          <w:rFonts w:hint="eastAsia"/>
+        </w:rPr>
+      </w:pPr>
       <w:r>
         <w:rPr>
           <w:rStyle w:val="30"/>
         </w:rPr>
-        <w:t xml:space="preserve">2. </w:t>
-      </w:r>
-      <w:r>
-        <w:rPr>
-          <w:rStyle w:val="30"/>
-        </w:rPr>
-        <w:t>如何评测记忆系统好坏？</w:t>
+        <w:t>2. 如何评测记忆系统好坏？</w:t>
       </w:r>
       <w:r>
         <w:t xml:space="preserve"> </w:t>
       </w:r>
     </w:p>
     <w:p>
+      <w:pPr>
+        <w:rPr>
+          <w:rFonts w:hint="eastAsia"/>
+        </w:rPr>
+      </w:pPr>
       <w:r>
         <w:t>离线：召回率/精确率（给定标注 relevant memories）、摘要⼀致性、冲突率。</w:t>
       </w:r>
     </w:p>
     <w:p>
+      <w:pPr>
+        <w:rPr>
+          <w:rFonts w:hint="eastAsia"/>
+        </w:rPr>
+      </w:pPr>
       <w:r>
         <w:t xml:space="preserve">在线：任 务成功率、⽤户纠正次数、成本与延迟。 </w:t>
       </w:r>
     </w:p>
     <w:p>
+      <w:pPr>
+        <w:rPr>
+          <w:rFonts w:hint="eastAsia"/>
+        </w:rPr>
+      </w:pPr>
       <w:r>
         <w:lastRenderedPageBreak/>
         <w:t>**追问应对：**补充 ⼈⼯抽检 与 bad case 归因（检索错 vs 摘要错 vs 写⼊错）。</w:t>
@@ -27066,6 +27315,9 @@
     <w:p>
       <w:pPr>
         <w:pStyle w:val="3"/>
+        <w:rPr>
+          <w:rFonts w:hint="eastAsia"/>
+        </w:rPr>
       </w:pPr>
       <w:r>
         <w:rPr>
@@ -27078,6 +27330,11 @@
       </w:r>
     </w:p>
     <w:p>
+      <w:pPr>
+        <w:rPr>
+          <w:rFonts w:hint="eastAsia"/>
+        </w:rPr>
+      </w:pPr>
       <w:r>
         <w:t xml:space="preserve"> **A：**更强调 分层 + 可学习检索 + ⽤户可控；合规与可删除性成为默认需求；与 世界模型/仿 真 结合⽤于更强规划（开放题，⾔之成理即可）。 </w:t>
       </w:r>
@@ -27085,6 +27342,9 @@
     <w:p>
       <w:pPr>
         <w:pStyle w:val="3"/>
+        <w:rPr>
+          <w:rFonts w:hint="eastAsia"/>
+        </w:rPr>
       </w:pPr>
       <w:r>
         <w:rPr>
@@ -27097,6 +27357,11 @@
       </w:r>
     </w:p>
     <w:p>
+      <w:pPr>
+        <w:rPr>
+          <w:rFonts w:hint="eastAsia"/>
+        </w:rPr>
+      </w:pPr>
       <w:r>
         <w:t xml:space="preserve">**A：**旧向量与新型不在同⼀空间，不可混⽐。做法：双写期（新旧模型并⾏写）、离线全量重 嵌⼊、检索时标明 embedding_model_version ，查询与库版本⼀致。 </w:t>
       </w:r>
@@ -27104,6 +27369,9 @@
     <w:p>
       <w:pPr>
         <w:pStyle w:val="3"/>
+        <w:rPr>
+          <w:rFonts w:hint="eastAsia"/>
+        </w:rPr>
       </w:pPr>
       <w:r>
         <w:rPr>
@@ -27116,6 +27384,11 @@
       </w:r>
     </w:p>
     <w:p>
+      <w:pPr>
+        <w:rPr>
+          <w:rFonts w:hint="eastAsia"/>
+        </w:rPr>
+      </w:pPr>
       <w:r>
         <w:t xml:space="preserve"> **A：**区分 共享语义知识（可读多 Agent）与 私有⼯作记忆（单 Agent）；写权限要审计；避免 ⼀个 Agent 写⼊污染全局记忆——可⽤ 命名空间、审批流、置信度⻔槛。</w:t>
       </w:r>
@@ -27123,12 +27396,20 @@
     <w:p>
       <w:pPr>
         <w:pStyle w:val="2"/>
+        <w:rPr>
+          <w:rFonts w:hint="eastAsia"/>
+        </w:rPr>
       </w:pPr>
       <w:r>
         <w:t>多智能体系统（ Multi-Agent Systems ）</w:t>
       </w:r>
     </w:p>
     <w:p>
+      <w:pPr>
+        <w:rPr>
+          <w:rFonts w:hint="eastAsia"/>
+        </w:rPr>
+      </w:pPr>
       <w:r>
         <w:rPr>
           <w:noProof/>
@@ -27182,6 +27463,11 @@
       </w:r>
     </w:p>
     <w:p>
+      <w:pPr>
+        <w:rPr>
+          <w:rFonts w:hint="eastAsia"/>
+        </w:rPr>
+      </w:pPr>
       <w:r>
         <w:rPr>
           <w:noProof/>
@@ -27226,6 +27512,9 @@
     <w:p>
       <w:pPr>
         <w:pStyle w:val="3"/>
+        <w:rPr>
+          <w:rFonts w:hint="eastAsia"/>
+        </w:rPr>
       </w:pPr>
       <w:r>
         <w:rPr>
@@ -27239,6 +27528,11 @@
       </w:r>
     </w:p>
     <w:p>
+      <w:pPr>
+        <w:rPr>
+          <w:rFonts w:hint="eastAsia"/>
+        </w:rPr>
+      </w:pPr>
       <w:r>
         <w:rPr>
           <w:noProof/>
@@ -27283,6 +27577,9 @@
     <w:p>
       <w:pPr>
         <w:pStyle w:val="3"/>
+        <w:rPr>
+          <w:rFonts w:hint="eastAsia"/>
+        </w:rPr>
       </w:pPr>
       <w:r>
         <w:rPr>
@@ -27295,6 +27592,11 @@
       </w:r>
     </w:p>
     <w:p>
+      <w:pPr>
+        <w:rPr>
+          <w:rFonts w:hint="eastAsia"/>
+        </w:rPr>
+      </w:pPr>
       <w:r>
         <w:rPr>
           <w:noProof/>
@@ -27339,6 +27641,9 @@
     <w:p>
       <w:pPr>
         <w:pStyle w:val="3"/>
+        <w:rPr>
+          <w:rFonts w:hint="eastAsia"/>
+        </w:rPr>
       </w:pPr>
       <w:r>
         <w:rPr>
@@ -27351,11 +27656,21 @@
       </w:r>
     </w:p>
     <w:p>
+      <w:pPr>
+        <w:rPr>
+          <w:rFonts w:hint="eastAsia"/>
+        </w:rPr>
+      </w:pPr>
       <w:r>
         <w:t>**A：**本质区别不在「调⼏次模型」，⽽在 是否显式建模⻆⾊、通信与治理。单 Agent 适合：任 务边界清晰、⼯具少、强实时、成本极度敏感的场景。多 Agent 适合：任务可分解、需要不同专 业视⻆、需要并⾏、需要权限隔离（例如代码执⾏与对外发布分离）、需要可观测的分阶段产出 的 场景。</w:t>
       </w:r>
     </w:p>
     <w:p>
+      <w:pPr>
+        <w:rPr>
+          <w:rFonts w:hint="eastAsia"/>
+        </w:rPr>
+      </w:pPr>
       <w:r>
         <w:t xml:space="preserve"> **追问应对：**若问「多 Agent 会不会更贵？」—— 答：通常 Token 与调⽤次数上升，但若通过 ⼩模型⼦任务 + ⼤模型仲裁、并⾏缩短时间、减少⽆效重试，总成本未必更⾼，需要按业务度 量。</w:t>
       </w:r>
@@ -27363,6 +27678,9 @@
     <w:p>
       <w:pPr>
         <w:pStyle w:val="3"/>
+        <w:rPr>
+          <w:rFonts w:hint="eastAsia"/>
+        </w:rPr>
       </w:pPr>
       <w:r>
         <w:rPr>
@@ -27375,6 +27693,11 @@
       </w:r>
     </w:p>
     <w:p>
+      <w:pPr>
+        <w:rPr>
+          <w:rFonts w:hint="eastAsia"/>
+        </w:rPr>
+      </w:pPr>
       <w:r>
         <w:t>**A：**注意⼒漂移指模型在⻓上下⽂或多⽬标提示下，对关键约束的关注度下降，导</w:t>
       </w:r>
@@ -27384,6 +27707,11 @@
       </w:r>
     </w:p>
     <w:p>
+      <w:pPr>
+        <w:rPr>
+          <w:rFonts w:hint="eastAsia"/>
+        </w:rPr>
+      </w:pPr>
       <w:r>
         <w:t xml:space="preserve">多 Agent 缓解⽅式包括：拆分⼦⽬标使每个⼦上下⽂更短；专职⻆⾊减少单提示中的⽬标 数量；中间结果结构化（JSON/状态机）减少⾃然语⾔堆砌。 </w:t>
       </w:r>
@@ -27401,6 +27729,9 @@
     <w:p>
       <w:pPr>
         <w:pStyle w:val="3"/>
+        <w:rPr>
+          <w:rFonts w:hint="eastAsia"/>
+        </w:rPr>
       </w:pPr>
       <w:r>
         <w:rPr>
@@ -27413,11 +27744,21 @@
       </w:r>
     </w:p>
     <w:p>
+      <w:pPr>
+        <w:rPr>
+          <w:rFonts w:hint="eastAsia"/>
+        </w:rPr>
+      </w:pPr>
       <w:r>
         <w:t xml:space="preserve">**A：**体现为 失败隔离 + 可替换性：例如审查 Agent 发现实现 Agent 的代码不合规，可打回重 写⽽不污染主对话；执⾏ Agent 沙箱崩溃可只重启该步骤。⼯程上常配合 重试、指数退避、断路 器、降级模板。 </w:t>
       </w:r>
     </w:p>
     <w:p>
+      <w:pPr>
+        <w:rPr>
+          <w:rFonts w:hint="eastAsia"/>
+        </w:rPr>
+      </w:pPr>
       <w:r>
         <w:t>**追问应对：**若问「会不会互相甩锅？」—— 答：会，所以需要 明确终⽌条件、主席/仲裁机 制、可观测⽇志（⻅第 5、9 节）。</w:t>
       </w:r>
@@ -27425,9 +27766,3965 @@
     <w:p>
       <w:pPr>
         <w:pStyle w:val="2"/>
+        <w:rPr>
+          <w:rFonts w:hint="eastAsia"/>
+        </w:rPr>
       </w:pPr>
       <w:r>
         <w:t>三⼤协作模式</w:t>
+      </w:r>
+    </w:p>
+    <w:p>
+      <w:pPr>
+        <w:rPr>
+          <w:rFonts w:hint="eastAsia"/>
+        </w:rPr>
+      </w:pPr>
+      <w:r>
+        <w:rPr>
+          <w:noProof/>
+        </w:rPr>
+        <w:drawing>
+          <wp:inline distT="0" distB="0" distL="0" distR="0" wp14:anchorId="3EE46F27" wp14:editId="37EB1D08">
+            <wp:extent cx="5274310" cy="963295"/>
+            <wp:effectExtent l="0" t="0" r="2540" b="8255"/>
+            <wp:docPr id="959006381" name="图片 1"/>
+            <wp:cNvGraphicFramePr>
+              <a:graphicFrameLocks xmlns:a="http://schemas.openxmlformats.org/drawingml/2006/main" noChangeAspect="1"/>
+            </wp:cNvGraphicFramePr>
+            <a:graphic xmlns:a="http://schemas.openxmlformats.org/drawingml/2006/main">
+              <a:graphicData uri="http://schemas.openxmlformats.org/drawingml/2006/picture">
+                <pic:pic xmlns:pic="http://schemas.openxmlformats.org/drawingml/2006/picture">
+                  <pic:nvPicPr>
+                    <pic:cNvPr id="959006381" name=""/>
+                    <pic:cNvPicPr/>
+                  </pic:nvPicPr>
+                  <pic:blipFill>
+                    <a:blip r:embed="rId164"/>
+                    <a:stretch>
+                      <a:fillRect/>
+                    </a:stretch>
+                  </pic:blipFill>
+                  <pic:spPr>
+                    <a:xfrm>
+                      <a:off x="0" y="0"/>
+                      <a:ext cx="5274310" cy="963295"/>
+                    </a:xfrm>
+                    <a:prstGeom prst="rect">
+                      <a:avLst/>
+                    </a:prstGeom>
+                  </pic:spPr>
+                </pic:pic>
+              </a:graphicData>
+            </a:graphic>
+          </wp:inline>
+        </w:drawing>
+      </w:r>
+    </w:p>
+    <w:p>
+      <w:pPr>
+        <w:pStyle w:val="3"/>
+        <w:rPr>
+          <w:rFonts w:hint="eastAsia"/>
+        </w:rPr>
+      </w:pPr>
+      <w:r>
+        <w:rPr>
+          <w:rFonts w:hint="eastAsia"/>
+        </w:rPr>
+        <w:t xml:space="preserve">1. </w:t>
+      </w:r>
+      <w:r>
+        <w:t>中⼼化模式（Boss-Worker）</w:t>
+      </w:r>
+    </w:p>
+    <w:p>
+      <w:pPr>
+        <w:rPr>
+          <w:rFonts w:hint="eastAsia"/>
+        </w:rPr>
+      </w:pPr>
+      <w:r>
+        <w:rPr>
+          <w:noProof/>
+        </w:rPr>
+        <w:drawing>
+          <wp:inline distT="0" distB="0" distL="0" distR="0" wp14:anchorId="757A95BF" wp14:editId="0A82CB8E">
+            <wp:extent cx="5274310" cy="880110"/>
+            <wp:effectExtent l="0" t="0" r="2540" b="0"/>
+            <wp:docPr id="1256335194" name="图片 1"/>
+            <wp:cNvGraphicFramePr>
+              <a:graphicFrameLocks xmlns:a="http://schemas.openxmlformats.org/drawingml/2006/main" noChangeAspect="1"/>
+            </wp:cNvGraphicFramePr>
+            <a:graphic xmlns:a="http://schemas.openxmlformats.org/drawingml/2006/main">
+              <a:graphicData uri="http://schemas.openxmlformats.org/drawingml/2006/picture">
+                <pic:pic xmlns:pic="http://schemas.openxmlformats.org/drawingml/2006/picture">
+                  <pic:nvPicPr>
+                    <pic:cNvPr id="1256335194" name=""/>
+                    <pic:cNvPicPr/>
+                  </pic:nvPicPr>
+                  <pic:blipFill>
+                    <a:blip r:embed="rId165"/>
+                    <a:stretch>
+                      <a:fillRect/>
+                    </a:stretch>
+                  </pic:blipFill>
+                  <pic:spPr>
+                    <a:xfrm>
+                      <a:off x="0" y="0"/>
+                      <a:ext cx="5274310" cy="880110"/>
+                    </a:xfrm>
+                    <a:prstGeom prst="rect">
+                      <a:avLst/>
+                    </a:prstGeom>
+                  </pic:spPr>
+                </pic:pic>
+              </a:graphicData>
+            </a:graphic>
+          </wp:inline>
+        </w:drawing>
+      </w:r>
+    </w:p>
+    <w:p>
+      <w:pPr>
+        <w:pStyle w:val="3"/>
+        <w:rPr>
+          <w:rFonts w:hint="eastAsia"/>
+        </w:rPr>
+      </w:pPr>
+      <w:r>
+        <w:rPr>
+          <w:rFonts w:hint="eastAsia"/>
+        </w:rPr>
+        <w:t xml:space="preserve">2. </w:t>
+      </w:r>
+      <w:r>
+        <w:t>流⽔线模式（Pipeline）</w:t>
+      </w:r>
+    </w:p>
+    <w:p>
+      <w:pPr>
+        <w:rPr>
+          <w:rFonts w:hint="eastAsia"/>
+        </w:rPr>
+      </w:pPr>
+      <w:r>
+        <w:rPr>
+          <w:noProof/>
+        </w:rPr>
+        <w:drawing>
+          <wp:inline distT="0" distB="0" distL="0" distR="0" wp14:anchorId="50931FD4" wp14:editId="75F49EDE">
+            <wp:extent cx="5274310" cy="886460"/>
+            <wp:effectExtent l="0" t="0" r="2540" b="8890"/>
+            <wp:docPr id="1637922329" name="图片 1"/>
+            <wp:cNvGraphicFramePr>
+              <a:graphicFrameLocks xmlns:a="http://schemas.openxmlformats.org/drawingml/2006/main" noChangeAspect="1"/>
+            </wp:cNvGraphicFramePr>
+            <a:graphic xmlns:a="http://schemas.openxmlformats.org/drawingml/2006/main">
+              <a:graphicData uri="http://schemas.openxmlformats.org/drawingml/2006/picture">
+                <pic:pic xmlns:pic="http://schemas.openxmlformats.org/drawingml/2006/picture">
+                  <pic:nvPicPr>
+                    <pic:cNvPr id="1637922329" name=""/>
+                    <pic:cNvPicPr/>
+                  </pic:nvPicPr>
+                  <pic:blipFill>
+                    <a:blip r:embed="rId166"/>
+                    <a:stretch>
+                      <a:fillRect/>
+                    </a:stretch>
+                  </pic:blipFill>
+                  <pic:spPr>
+                    <a:xfrm>
+                      <a:off x="0" y="0"/>
+                      <a:ext cx="5274310" cy="886460"/>
+                    </a:xfrm>
+                    <a:prstGeom prst="rect">
+                      <a:avLst/>
+                    </a:prstGeom>
+                  </pic:spPr>
+                </pic:pic>
+              </a:graphicData>
+            </a:graphic>
+          </wp:inline>
+        </w:drawing>
+      </w:r>
+    </w:p>
+    <w:p>
+      <w:pPr>
+        <w:pStyle w:val="3"/>
+        <w:rPr>
+          <w:rFonts w:hint="eastAsia"/>
+        </w:rPr>
+      </w:pPr>
+      <w:r>
+        <w:rPr>
+          <w:rFonts w:hint="eastAsia"/>
+        </w:rPr>
+        <w:lastRenderedPageBreak/>
+        <w:t xml:space="preserve">3. </w:t>
+      </w:r>
+      <w:r>
+        <w:t>⺠主协作模式（Joint Discussion）</w:t>
+      </w:r>
+    </w:p>
+    <w:p>
+      <w:pPr>
+        <w:rPr>
+          <w:rFonts w:hint="eastAsia"/>
+        </w:rPr>
+      </w:pPr>
+      <w:r>
+        <w:rPr>
+          <w:noProof/>
+        </w:rPr>
+        <w:drawing>
+          <wp:inline distT="0" distB="0" distL="0" distR="0" wp14:anchorId="459F93D4" wp14:editId="42F7251C">
+            <wp:extent cx="5274310" cy="864870"/>
+            <wp:effectExtent l="0" t="0" r="2540" b="0"/>
+            <wp:docPr id="196882767" name="图片 1"/>
+            <wp:cNvGraphicFramePr>
+              <a:graphicFrameLocks xmlns:a="http://schemas.openxmlformats.org/drawingml/2006/main" noChangeAspect="1"/>
+            </wp:cNvGraphicFramePr>
+            <a:graphic xmlns:a="http://schemas.openxmlformats.org/drawingml/2006/main">
+              <a:graphicData uri="http://schemas.openxmlformats.org/drawingml/2006/picture">
+                <pic:pic xmlns:pic="http://schemas.openxmlformats.org/drawingml/2006/picture">
+                  <pic:nvPicPr>
+                    <pic:cNvPr id="196882767" name=""/>
+                    <pic:cNvPicPr/>
+                  </pic:nvPicPr>
+                  <pic:blipFill>
+                    <a:blip r:embed="rId167"/>
+                    <a:stretch>
+                      <a:fillRect/>
+                    </a:stretch>
+                  </pic:blipFill>
+                  <pic:spPr>
+                    <a:xfrm>
+                      <a:off x="0" y="0"/>
+                      <a:ext cx="5274310" cy="864870"/>
+                    </a:xfrm>
+                    <a:prstGeom prst="rect">
+                      <a:avLst/>
+                    </a:prstGeom>
+                  </pic:spPr>
+                </pic:pic>
+              </a:graphicData>
+            </a:graphic>
+          </wp:inline>
+        </w:drawing>
+      </w:r>
+    </w:p>
+    <w:p>
+      <w:pPr>
+        <w:pStyle w:val="3"/>
+        <w:rPr>
+          <w:rFonts w:hint="eastAsia"/>
+        </w:rPr>
+      </w:pPr>
+      <w:r>
+        <w:rPr>
+          <w:rFonts w:hint="eastAsia"/>
+        </w:rPr>
+        <w:t xml:space="preserve">4. </w:t>
+      </w:r>
+      <w:r>
+        <w:t>Boss-Worker 和 Pipeline 有什么本质差异？</w:t>
+      </w:r>
+    </w:p>
+    <w:p>
+      <w:pPr>
+        <w:rPr>
+          <w:rFonts w:hint="eastAsia"/>
+        </w:rPr>
+      </w:pPr>
+      <w:r>
+        <w:t>**A：**Pipeline 强调 固定的阶段顺序与数据形态；Boss-Worker 强调 动态任务图—— Boss 可 按需增删⼦任务、并⾏派发。Pipeline 更像⼯⼚流⽔线；Boss-Worker 更像项⽬经理排期。</w:t>
+      </w:r>
+    </w:p>
+    <w:p>
+      <w:pPr>
+        <w:rPr>
+          <w:rFonts w:hint="eastAsia"/>
+        </w:rPr>
+      </w:pPr>
+      <w:r>
+        <w:t xml:space="preserve"> **追问应对：**若问「能混合吗？」—— 答：⾮常常⻅，例如 Boss 定阶段，阶段内 Pipeline， 阶段间 讨论。</w:t>
+      </w:r>
+    </w:p>
+    <w:p>
+      <w:pPr>
+        <w:pStyle w:val="3"/>
+        <w:rPr>
+          <w:rFonts w:hint="eastAsia"/>
+        </w:rPr>
+      </w:pPr>
+      <w:r>
+        <w:rPr>
+          <w:rFonts w:hint="eastAsia"/>
+        </w:rPr>
+        <w:t xml:space="preserve">5. </w:t>
+      </w:r>
+      <w:r>
+        <w:t xml:space="preserve">⺠主讨论模式如何避免永远开不完会？ </w:t>
+      </w:r>
+    </w:p>
+    <w:p>
+      <w:pPr>
+        <w:rPr>
+          <w:rFonts w:hint="eastAsia"/>
+        </w:rPr>
+      </w:pPr>
+      <w:r>
+        <w:t xml:space="preserve">**A：**需要 硬终⽌条件：最⼤轮数、Token 预算、⽆新信息阈值（连续两轮⽆实质变更则停）、 或 主席裁决；并配合 结构化发⾔（观点 + 证据 + 反对意⻅）减少废话。 </w:t>
+      </w:r>
+    </w:p>
+    <w:p>
+      <w:pPr>
+        <w:rPr>
+          <w:rFonts w:hint="eastAsia"/>
+        </w:rPr>
+      </w:pPr>
+      <w:r>
+        <w:t>**追问应对：**若问「讨论适合⽣产吗？」—— 答：适合 低⻛险创意类 或 ⼈类在环；纯⾃动⾼⻛ 险决策通常要 仲裁 + 规则引擎。</w:t>
+      </w:r>
+    </w:p>
+    <w:p>
+      <w:pPr>
+        <w:pStyle w:val="2"/>
+        <w:rPr>
+          <w:rFonts w:hint="eastAsia"/>
+        </w:rPr>
+      </w:pPr>
+      <w:r>
+        <w:t>通信机制</w:t>
+      </w:r>
+    </w:p>
+    <w:p>
+      <w:pPr>
+        <w:rPr>
+          <w:rFonts w:hint="eastAsia"/>
+        </w:rPr>
+      </w:pPr>
+      <w:r>
+        <w:rPr>
+          <w:noProof/>
+        </w:rPr>
+        <w:drawing>
+          <wp:inline distT="0" distB="0" distL="0" distR="0" wp14:anchorId="4311B37B" wp14:editId="71A73C23">
+            <wp:extent cx="5274310" cy="960120"/>
+            <wp:effectExtent l="0" t="0" r="2540" b="0"/>
+            <wp:docPr id="883608805" name="图片 1"/>
+            <wp:cNvGraphicFramePr>
+              <a:graphicFrameLocks xmlns:a="http://schemas.openxmlformats.org/drawingml/2006/main" noChangeAspect="1"/>
+            </wp:cNvGraphicFramePr>
+            <a:graphic xmlns:a="http://schemas.openxmlformats.org/drawingml/2006/main">
+              <a:graphicData uri="http://schemas.openxmlformats.org/drawingml/2006/picture">
+                <pic:pic xmlns:pic="http://schemas.openxmlformats.org/drawingml/2006/picture">
+                  <pic:nvPicPr>
+                    <pic:cNvPr id="883608805" name=""/>
+                    <pic:cNvPicPr/>
+                  </pic:nvPicPr>
+                  <pic:blipFill>
+                    <a:blip r:embed="rId168"/>
+                    <a:stretch>
+                      <a:fillRect/>
+                    </a:stretch>
+                  </pic:blipFill>
+                  <pic:spPr>
+                    <a:xfrm>
+                      <a:off x="0" y="0"/>
+                      <a:ext cx="5274310" cy="960120"/>
+                    </a:xfrm>
+                    <a:prstGeom prst="rect">
+                      <a:avLst/>
+                    </a:prstGeom>
+                  </pic:spPr>
+                </pic:pic>
+              </a:graphicData>
+            </a:graphic>
+          </wp:inline>
+        </w:drawing>
+      </w:r>
+    </w:p>
+    <w:p>
+      <w:pPr>
+        <w:pStyle w:val="3"/>
+        <w:rPr>
+          <w:rFonts w:hint="eastAsia"/>
+        </w:rPr>
+      </w:pPr>
+      <w:r>
+        <w:rPr>
+          <w:rFonts w:hint="eastAsia"/>
+        </w:rPr>
+        <w:lastRenderedPageBreak/>
+        <w:t xml:space="preserve">1. </w:t>
+      </w:r>
+      <w:r>
+        <w:t>原理详解</w:t>
+      </w:r>
+    </w:p>
+    <w:p>
+      <w:pPr>
+        <w:rPr>
+          <w:rFonts w:hint="eastAsia"/>
+        </w:rPr>
+      </w:pPr>
+      <w:r>
+        <w:rPr>
+          <w:noProof/>
+        </w:rPr>
+        <w:drawing>
+          <wp:inline distT="0" distB="0" distL="0" distR="0" wp14:anchorId="6DDED8A9" wp14:editId="458AD2A6">
+            <wp:extent cx="5274310" cy="2933065"/>
+            <wp:effectExtent l="0" t="0" r="2540" b="635"/>
+            <wp:docPr id="2050414080" name="图片 1"/>
+            <wp:cNvGraphicFramePr>
+              <a:graphicFrameLocks xmlns:a="http://schemas.openxmlformats.org/drawingml/2006/main" noChangeAspect="1"/>
+            </wp:cNvGraphicFramePr>
+            <a:graphic xmlns:a="http://schemas.openxmlformats.org/drawingml/2006/main">
+              <a:graphicData uri="http://schemas.openxmlformats.org/drawingml/2006/picture">
+                <pic:pic xmlns:pic="http://schemas.openxmlformats.org/drawingml/2006/picture">
+                  <pic:nvPicPr>
+                    <pic:cNvPr id="2050414080" name=""/>
+                    <pic:cNvPicPr/>
+                  </pic:nvPicPr>
+                  <pic:blipFill>
+                    <a:blip r:embed="rId169"/>
+                    <a:stretch>
+                      <a:fillRect/>
+                    </a:stretch>
+                  </pic:blipFill>
+                  <pic:spPr>
+                    <a:xfrm>
+                      <a:off x="0" y="0"/>
+                      <a:ext cx="5274310" cy="2933065"/>
+                    </a:xfrm>
+                    <a:prstGeom prst="rect">
+                      <a:avLst/>
+                    </a:prstGeom>
+                  </pic:spPr>
+                </pic:pic>
+              </a:graphicData>
+            </a:graphic>
+          </wp:inline>
+        </w:drawing>
+      </w:r>
+    </w:p>
+    <w:p>
+      <w:pPr>
+        <w:rPr>
+          <w:rFonts w:hint="eastAsia"/>
+        </w:rPr>
+      </w:pPr>
+      <w:r>
+        <w:rPr>
+          <w:noProof/>
+        </w:rPr>
+        <w:drawing>
+          <wp:inline distT="0" distB="0" distL="0" distR="0" wp14:anchorId="020FE510" wp14:editId="318BD24C">
+            <wp:extent cx="5274310" cy="425450"/>
+            <wp:effectExtent l="0" t="0" r="2540" b="0"/>
+            <wp:docPr id="658265620" name="图片 1"/>
+            <wp:cNvGraphicFramePr>
+              <a:graphicFrameLocks xmlns:a="http://schemas.openxmlformats.org/drawingml/2006/main" noChangeAspect="1"/>
+            </wp:cNvGraphicFramePr>
+            <a:graphic xmlns:a="http://schemas.openxmlformats.org/drawingml/2006/main">
+              <a:graphicData uri="http://schemas.openxmlformats.org/drawingml/2006/picture">
+                <pic:pic xmlns:pic="http://schemas.openxmlformats.org/drawingml/2006/picture">
+                  <pic:nvPicPr>
+                    <pic:cNvPr id="658265620" name=""/>
+                    <pic:cNvPicPr/>
+                  </pic:nvPicPr>
+                  <pic:blipFill>
+                    <a:blip r:embed="rId170"/>
+                    <a:stretch>
+                      <a:fillRect/>
+                    </a:stretch>
+                  </pic:blipFill>
+                  <pic:spPr>
+                    <a:xfrm>
+                      <a:off x="0" y="0"/>
+                      <a:ext cx="5274310" cy="425450"/>
+                    </a:xfrm>
+                    <a:prstGeom prst="rect">
+                      <a:avLst/>
+                    </a:prstGeom>
+                  </pic:spPr>
+                </pic:pic>
+              </a:graphicData>
+            </a:graphic>
+          </wp:inline>
+        </w:drawing>
+      </w:r>
+    </w:p>
+    <w:p>
+      <w:pPr>
+        <w:pStyle w:val="3"/>
+        <w:rPr>
+          <w:rFonts w:hint="eastAsia"/>
+        </w:rPr>
+      </w:pPr>
+      <w:r>
+        <w:rPr>
+          <w:rFonts w:hint="eastAsia"/>
+        </w:rPr>
+        <w:t xml:space="preserve">2. </w:t>
+      </w:r>
+      <w:r>
+        <w:t>⿊板模式和消息队列有什么相似与不同？</w:t>
+      </w:r>
+    </w:p>
+    <w:p>
+      <w:pPr>
+        <w:rPr>
+          <w:rFonts w:hint="eastAsia"/>
+        </w:rPr>
+      </w:pPr>
+      <w:r>
+        <w:t xml:space="preserve">**A：**相似：都 解耦发送⽅与接收⽅。不同：⿊板通常是 共享状态容器（读最新快照），强调 协作求解；队列是 事件/任务的管道，强调 可靠投递、顺序、削峰。⿊板更像「会议室⽩板」；队 列更像「⼯单系统」。 </w:t>
+      </w:r>
+    </w:p>
+    <w:p>
+      <w:pPr>
+        <w:rPr>
+          <w:rFonts w:hint="eastAsia"/>
+        </w:rPr>
+      </w:pPr>
+      <w:r>
+        <w:t>**追问应对：**若问「能结合吗？」—— 答：可以，队列传事件，消费者更新⿊板，兼顾可靠与共 享状态。</w:t>
+      </w:r>
+    </w:p>
+    <w:p>
+      <w:pPr>
+        <w:pStyle w:val="2"/>
+        <w:rPr>
+          <w:rFonts w:hint="eastAsia"/>
+        </w:rPr>
+      </w:pPr>
+      <w:r>
+        <w:t>任务分配策略</w:t>
+      </w:r>
+    </w:p>
+    <w:p>
+      <w:pPr>
+        <w:rPr>
+          <w:rFonts w:hint="eastAsia"/>
+        </w:rPr>
+      </w:pPr>
+      <w:r>
+        <w:rPr>
+          <w:noProof/>
+        </w:rPr>
+        <w:drawing>
+          <wp:inline distT="0" distB="0" distL="0" distR="0" wp14:anchorId="24D324F2" wp14:editId="4C44815D">
+            <wp:extent cx="5274310" cy="778510"/>
+            <wp:effectExtent l="0" t="0" r="2540" b="2540"/>
+            <wp:docPr id="1719645736" name="图片 1"/>
+            <wp:cNvGraphicFramePr>
+              <a:graphicFrameLocks xmlns:a="http://schemas.openxmlformats.org/drawingml/2006/main" noChangeAspect="1"/>
+            </wp:cNvGraphicFramePr>
+            <a:graphic xmlns:a="http://schemas.openxmlformats.org/drawingml/2006/main">
+              <a:graphicData uri="http://schemas.openxmlformats.org/drawingml/2006/picture">
+                <pic:pic xmlns:pic="http://schemas.openxmlformats.org/drawingml/2006/picture">
+                  <pic:nvPicPr>
+                    <pic:cNvPr id="1719645736" name=""/>
+                    <pic:cNvPicPr/>
+                  </pic:nvPicPr>
+                  <pic:blipFill>
+                    <a:blip r:embed="rId171"/>
+                    <a:stretch>
+                      <a:fillRect/>
+                    </a:stretch>
+                  </pic:blipFill>
+                  <pic:spPr>
+                    <a:xfrm>
+                      <a:off x="0" y="0"/>
+                      <a:ext cx="5274310" cy="778510"/>
+                    </a:xfrm>
+                    <a:prstGeom prst="rect">
+                      <a:avLst/>
+                    </a:prstGeom>
+                  </pic:spPr>
+                </pic:pic>
+              </a:graphicData>
+            </a:graphic>
+          </wp:inline>
+        </w:drawing>
+      </w:r>
+    </w:p>
+    <w:p>
+      <w:pPr>
+        <w:rPr>
+          <w:rFonts w:hint="eastAsia"/>
+        </w:rPr>
+      </w:pPr>
+      <w:r>
+        <w:rPr>
+          <w:noProof/>
+        </w:rPr>
+        <w:lastRenderedPageBreak/>
+        <w:drawing>
+          <wp:inline distT="0" distB="0" distL="0" distR="0" wp14:anchorId="02138BF1" wp14:editId="3039F776">
+            <wp:extent cx="5274310" cy="2020570"/>
+            <wp:effectExtent l="0" t="0" r="2540" b="0"/>
+            <wp:docPr id="1771033546" name="图片 1"/>
+            <wp:cNvGraphicFramePr>
+              <a:graphicFrameLocks xmlns:a="http://schemas.openxmlformats.org/drawingml/2006/main" noChangeAspect="1"/>
+            </wp:cNvGraphicFramePr>
+            <a:graphic xmlns:a="http://schemas.openxmlformats.org/drawingml/2006/main">
+              <a:graphicData uri="http://schemas.openxmlformats.org/drawingml/2006/picture">
+                <pic:pic xmlns:pic="http://schemas.openxmlformats.org/drawingml/2006/picture">
+                  <pic:nvPicPr>
+                    <pic:cNvPr id="1771033546" name=""/>
+                    <pic:cNvPicPr/>
+                  </pic:nvPicPr>
+                  <pic:blipFill>
+                    <a:blip r:embed="rId172"/>
+                    <a:stretch>
+                      <a:fillRect/>
+                    </a:stretch>
+                  </pic:blipFill>
+                  <pic:spPr>
+                    <a:xfrm>
+                      <a:off x="0" y="0"/>
+                      <a:ext cx="5274310" cy="2020570"/>
+                    </a:xfrm>
+                    <a:prstGeom prst="rect">
+                      <a:avLst/>
+                    </a:prstGeom>
+                  </pic:spPr>
+                </pic:pic>
+              </a:graphicData>
+            </a:graphic>
+          </wp:inline>
+        </w:drawing>
+      </w:r>
+    </w:p>
+    <w:p>
+      <w:pPr>
+        <w:pStyle w:val="3"/>
+        <w:rPr>
+          <w:rFonts w:hint="eastAsia"/>
+        </w:rPr>
+      </w:pPr>
+      <w:r>
+        <w:rPr>
+          <w:rFonts w:hint="eastAsia"/>
+        </w:rPr>
+        <w:t xml:space="preserve">1. </w:t>
+      </w:r>
+      <w:r>
+        <w:t>动态任务分配和固定 Pipeline 各适合什么场景？</w:t>
+      </w:r>
+    </w:p>
+    <w:p>
+      <w:pPr>
+        <w:rPr>
+          <w:rFonts w:hint="eastAsia"/>
+        </w:rPr>
+      </w:pPr>
+      <w:r>
+        <w:t xml:space="preserve">**A：**固定 Pipeline 适合 SOP 稳定、输⼊输出契约清晰（如审核流⽔线）。动态分配适合 探索性任务（研究、故障排查），中间可能发现新⼦问题。⼯程上常 混合：主⼲ Pipeline + 动态插⼊ 节点。 </w:t>
+      </w:r>
+    </w:p>
+    <w:p>
+      <w:pPr>
+        <w:rPr>
+          <w:rFonts w:hint="eastAsia"/>
+        </w:rPr>
+      </w:pPr>
+      <w:r>
+        <w:t>**追问应对：**若问「动态会不会不可控？」—— 答：需要 预算、最⼤深度、允许的⼯具⽩名单 与 ⼈类在环。</w:t>
+      </w:r>
+    </w:p>
+    <w:p>
+      <w:pPr>
+        <w:pStyle w:val="2"/>
+        <w:rPr>
+          <w:rFonts w:hint="eastAsia"/>
+        </w:rPr>
+      </w:pPr>
+      <w:r>
+        <w:t>冲突解决</w:t>
+      </w:r>
+    </w:p>
+    <w:p>
+      <w:pPr>
+        <w:rPr>
+          <w:rFonts w:hint="eastAsia"/>
+        </w:rPr>
+      </w:pPr>
+      <w:r>
+        <w:rPr>
+          <w:noProof/>
+        </w:rPr>
+        <w:drawing>
+          <wp:inline distT="0" distB="0" distL="0" distR="0" wp14:anchorId="59C9BF8C" wp14:editId="6B6A1209">
+            <wp:extent cx="5274310" cy="906145"/>
+            <wp:effectExtent l="0" t="0" r="2540" b="8255"/>
+            <wp:docPr id="565548834" name="图片 1"/>
+            <wp:cNvGraphicFramePr>
+              <a:graphicFrameLocks xmlns:a="http://schemas.openxmlformats.org/drawingml/2006/main" noChangeAspect="1"/>
+            </wp:cNvGraphicFramePr>
+            <a:graphic xmlns:a="http://schemas.openxmlformats.org/drawingml/2006/main">
+              <a:graphicData uri="http://schemas.openxmlformats.org/drawingml/2006/picture">
+                <pic:pic xmlns:pic="http://schemas.openxmlformats.org/drawingml/2006/picture">
+                  <pic:nvPicPr>
+                    <pic:cNvPr id="565548834" name=""/>
+                    <pic:cNvPicPr/>
+                  </pic:nvPicPr>
+                  <pic:blipFill>
+                    <a:blip r:embed="rId173"/>
+                    <a:stretch>
+                      <a:fillRect/>
+                    </a:stretch>
+                  </pic:blipFill>
+                  <pic:spPr>
+                    <a:xfrm>
+                      <a:off x="0" y="0"/>
+                      <a:ext cx="5274310" cy="906145"/>
+                    </a:xfrm>
+                    <a:prstGeom prst="rect">
+                      <a:avLst/>
+                    </a:prstGeom>
+                  </pic:spPr>
+                </pic:pic>
+              </a:graphicData>
+            </a:graphic>
+          </wp:inline>
+        </w:drawing>
+      </w:r>
+    </w:p>
+    <w:p>
+      <w:pPr>
+        <w:rPr>
+          <w:rFonts w:hint="eastAsia"/>
+        </w:rPr>
+      </w:pPr>
+      <w:r>
+        <w:rPr>
+          <w:noProof/>
+        </w:rPr>
+        <w:drawing>
+          <wp:inline distT="0" distB="0" distL="0" distR="0" wp14:anchorId="13C7150E" wp14:editId="56EC71F1">
+            <wp:extent cx="5274310" cy="2700655"/>
+            <wp:effectExtent l="0" t="0" r="2540" b="4445"/>
+            <wp:docPr id="2099468907" name="图片 1"/>
+            <wp:cNvGraphicFramePr>
+              <a:graphicFrameLocks xmlns:a="http://schemas.openxmlformats.org/drawingml/2006/main" noChangeAspect="1"/>
+            </wp:cNvGraphicFramePr>
+            <a:graphic xmlns:a="http://schemas.openxmlformats.org/drawingml/2006/main">
+              <a:graphicData uri="http://schemas.openxmlformats.org/drawingml/2006/picture">
+                <pic:pic xmlns:pic="http://schemas.openxmlformats.org/drawingml/2006/picture">
+                  <pic:nvPicPr>
+                    <pic:cNvPr id="2099468907" name=""/>
+                    <pic:cNvPicPr/>
+                  </pic:nvPicPr>
+                  <pic:blipFill>
+                    <a:blip r:embed="rId174"/>
+                    <a:stretch>
+                      <a:fillRect/>
+                    </a:stretch>
+                  </pic:blipFill>
+                  <pic:spPr>
+                    <a:xfrm>
+                      <a:off x="0" y="0"/>
+                      <a:ext cx="5274310" cy="2700655"/>
+                    </a:xfrm>
+                    <a:prstGeom prst="rect">
+                      <a:avLst/>
+                    </a:prstGeom>
+                  </pic:spPr>
+                </pic:pic>
+              </a:graphicData>
+            </a:graphic>
+          </wp:inline>
+        </w:drawing>
+      </w:r>
+    </w:p>
+    <w:p>
+      <w:pPr>
+        <w:rPr>
+          <w:rFonts w:hint="eastAsia"/>
+        </w:rPr>
+      </w:pPr>
+      <w:r>
+        <w:rPr>
+          <w:noProof/>
+        </w:rPr>
+        <w:lastRenderedPageBreak/>
+        <w:drawing>
+          <wp:inline distT="0" distB="0" distL="0" distR="0" wp14:anchorId="0E2678A3" wp14:editId="5045BA1B">
+            <wp:extent cx="5274310" cy="429260"/>
+            <wp:effectExtent l="0" t="0" r="2540" b="8890"/>
+            <wp:docPr id="401349098" name="图片 1"/>
+            <wp:cNvGraphicFramePr>
+              <a:graphicFrameLocks xmlns:a="http://schemas.openxmlformats.org/drawingml/2006/main" noChangeAspect="1"/>
+            </wp:cNvGraphicFramePr>
+            <a:graphic xmlns:a="http://schemas.openxmlformats.org/drawingml/2006/main">
+              <a:graphicData uri="http://schemas.openxmlformats.org/drawingml/2006/picture">
+                <pic:pic xmlns:pic="http://schemas.openxmlformats.org/drawingml/2006/picture">
+                  <pic:nvPicPr>
+                    <pic:cNvPr id="401349098" name=""/>
+                    <pic:cNvPicPr/>
+                  </pic:nvPicPr>
+                  <pic:blipFill>
+                    <a:blip r:embed="rId175"/>
+                    <a:stretch>
+                      <a:fillRect/>
+                    </a:stretch>
+                  </pic:blipFill>
+                  <pic:spPr>
+                    <a:xfrm>
+                      <a:off x="0" y="0"/>
+                      <a:ext cx="5274310" cy="429260"/>
+                    </a:xfrm>
+                    <a:prstGeom prst="rect">
+                      <a:avLst/>
+                    </a:prstGeom>
+                  </pic:spPr>
+                </pic:pic>
+              </a:graphicData>
+            </a:graphic>
+          </wp:inline>
+        </w:drawing>
+      </w:r>
+    </w:p>
+    <w:p>
+      <w:pPr>
+        <w:pStyle w:val="3"/>
+        <w:rPr>
+          <w:rFonts w:hint="eastAsia"/>
+        </w:rPr>
+      </w:pPr>
+      <w:r>
+        <w:rPr>
+          <w:rFonts w:hint="eastAsia"/>
+        </w:rPr>
+        <w:t xml:space="preserve">1. </w:t>
+      </w:r>
+      <w:r>
+        <w:t>为什么光有投票不够？</w:t>
+      </w:r>
+    </w:p>
+    <w:p>
+      <w:pPr>
+        <w:rPr>
+          <w:rFonts w:hint="eastAsia"/>
+        </w:rPr>
+      </w:pPr>
+      <w:r>
+        <w:t xml:space="preserve">**A：**因为 LLM Agent 的「独⽴意⻅」往往 不独⽴（相似训练分布、相似 system 提示），且 缺少 真实世界证据 时，投票可能强化错误。更稳妥的是 证据⻔槛 + 优先级规则 + ⼈类在环。 </w:t>
+      </w:r>
+    </w:p>
+    <w:p>
+      <w:pPr>
+        <w:rPr>
+          <w:rFonts w:hint="eastAsia"/>
+        </w:rPr>
+      </w:pPr>
+      <w:r>
+        <w:t>**追问应对：**若问「Red Team 怎么⽤？」—— 答：专⻔ Agent 负责挑错、攻击假设、构造反 例，输出 必须回应的质疑清单。</w:t>
+      </w:r>
+    </w:p>
+    <w:p>
+      <w:pPr>
+        <w:pStyle w:val="2"/>
+        <w:rPr>
+          <w:rFonts w:hint="eastAsia"/>
+        </w:rPr>
+      </w:pPr>
+      <w:r>
+        <w:t>状态管理与同步</w:t>
+      </w:r>
+    </w:p>
+    <w:p>
+      <w:pPr>
+        <w:rPr>
+          <w:rFonts w:hint="eastAsia"/>
+        </w:rPr>
+      </w:pPr>
+      <w:r>
+        <w:rPr>
+          <w:noProof/>
+        </w:rPr>
+        <w:drawing>
+          <wp:inline distT="0" distB="0" distL="0" distR="0" wp14:anchorId="1089C41B" wp14:editId="05CB93C2">
+            <wp:extent cx="5274310" cy="1300480"/>
+            <wp:effectExtent l="0" t="0" r="2540" b="0"/>
+            <wp:docPr id="364170413" name="图片 1"/>
+            <wp:cNvGraphicFramePr>
+              <a:graphicFrameLocks xmlns:a="http://schemas.openxmlformats.org/drawingml/2006/main" noChangeAspect="1"/>
+            </wp:cNvGraphicFramePr>
+            <a:graphic xmlns:a="http://schemas.openxmlformats.org/drawingml/2006/main">
+              <a:graphicData uri="http://schemas.openxmlformats.org/drawingml/2006/picture">
+                <pic:pic xmlns:pic="http://schemas.openxmlformats.org/drawingml/2006/picture">
+                  <pic:nvPicPr>
+                    <pic:cNvPr id="364170413" name=""/>
+                    <pic:cNvPicPr/>
+                  </pic:nvPicPr>
+                  <pic:blipFill>
+                    <a:blip r:embed="rId176"/>
+                    <a:stretch>
+                      <a:fillRect/>
+                    </a:stretch>
+                  </pic:blipFill>
+                  <pic:spPr>
+                    <a:xfrm>
+                      <a:off x="0" y="0"/>
+                      <a:ext cx="5274310" cy="1300480"/>
+                    </a:xfrm>
+                    <a:prstGeom prst="rect">
+                      <a:avLst/>
+                    </a:prstGeom>
+                  </pic:spPr>
+                </pic:pic>
+              </a:graphicData>
+            </a:graphic>
+          </wp:inline>
+        </w:drawing>
+      </w:r>
+    </w:p>
+    <w:p>
+      <w:pPr>
+        <w:rPr>
+          <w:rFonts w:hint="eastAsia"/>
+        </w:rPr>
+      </w:pPr>
+      <w:r>
+        <w:rPr>
+          <w:noProof/>
+        </w:rPr>
+        <w:drawing>
+          <wp:inline distT="0" distB="0" distL="0" distR="0" wp14:anchorId="68A0DB07" wp14:editId="5207FAEE">
+            <wp:extent cx="5274310" cy="1326515"/>
+            <wp:effectExtent l="0" t="0" r="2540" b="6985"/>
+            <wp:docPr id="276094326" name="图片 1"/>
+            <wp:cNvGraphicFramePr>
+              <a:graphicFrameLocks xmlns:a="http://schemas.openxmlformats.org/drawingml/2006/main" noChangeAspect="1"/>
+            </wp:cNvGraphicFramePr>
+            <a:graphic xmlns:a="http://schemas.openxmlformats.org/drawingml/2006/main">
+              <a:graphicData uri="http://schemas.openxmlformats.org/drawingml/2006/picture">
+                <pic:pic xmlns:pic="http://schemas.openxmlformats.org/drawingml/2006/picture">
+                  <pic:nvPicPr>
+                    <pic:cNvPr id="276094326" name=""/>
+                    <pic:cNvPicPr/>
+                  </pic:nvPicPr>
+                  <pic:blipFill>
+                    <a:blip r:embed="rId177"/>
+                    <a:stretch>
+                      <a:fillRect/>
+                    </a:stretch>
+                  </pic:blipFill>
+                  <pic:spPr>
+                    <a:xfrm>
+                      <a:off x="0" y="0"/>
+                      <a:ext cx="5274310" cy="1326515"/>
+                    </a:xfrm>
+                    <a:prstGeom prst="rect">
+                      <a:avLst/>
+                    </a:prstGeom>
+                  </pic:spPr>
+                </pic:pic>
+              </a:graphicData>
+            </a:graphic>
+          </wp:inline>
+        </w:drawing>
+      </w:r>
+    </w:p>
+    <w:p>
+      <w:pPr>
+        <w:pStyle w:val="3"/>
+        <w:rPr>
+          <w:rFonts w:hint="eastAsia"/>
+        </w:rPr>
+      </w:pPr>
+      <w:r>
+        <w:rPr>
+          <w:rFonts w:hint="eastAsia"/>
+        </w:rPr>
+        <w:t xml:space="preserve">1. </w:t>
+      </w:r>
+      <w:r>
+        <w:t xml:space="preserve">多 Agent 系统为什么推荐状态机⽽不是纯⾃然语⾔传递⼀切？ </w:t>
+      </w:r>
+    </w:p>
+    <w:p>
+      <w:pPr>
+        <w:rPr>
+          <w:rFonts w:hint="eastAsia"/>
+        </w:rPr>
+      </w:pPr>
+      <w:r>
+        <w:t xml:space="preserve">**A：**⾃然语⾔灵活但 难校验、难回放、难测试。状态机提供 可验证迁移、清晰终⽌、可观测 指标（卡在何阶段多久）。⾃然语⾔可作为 附件说明，不应是唯⼀真相来源。 </w:t>
+      </w:r>
+    </w:p>
+    <w:p>
+      <w:pPr>
+        <w:rPr>
+          <w:rFonts w:hint="eastAsia"/>
+        </w:rPr>
+      </w:pPr>
+      <w:r>
+        <w:t>**追问应对：**若问「状态存在哪？」—— 答：进程内只适合 demo；⽣产⽤ Redis/DB 并加 乐 观锁。</w:t>
+      </w:r>
+    </w:p>
+    <w:p>
+      <w:pPr>
+        <w:pStyle w:val="2"/>
+        <w:rPr>
+          <w:rFonts w:hint="eastAsia"/>
+        </w:rPr>
+      </w:pPr>
+      <w:r>
+        <w:lastRenderedPageBreak/>
+        <w:t>主流多 Agent 框架</w:t>
+      </w:r>
+    </w:p>
+    <w:p>
+      <w:pPr>
+        <w:rPr>
+          <w:rFonts w:hint="eastAsia"/>
+        </w:rPr>
+      </w:pPr>
+      <w:r>
+        <w:rPr>
+          <w:noProof/>
+        </w:rPr>
+        <w:drawing>
+          <wp:inline distT="0" distB="0" distL="0" distR="0" wp14:anchorId="2B60DF1E" wp14:editId="0095428C">
+            <wp:extent cx="5274310" cy="988060"/>
+            <wp:effectExtent l="0" t="0" r="2540" b="2540"/>
+            <wp:docPr id="1838891030" name="图片 1"/>
+            <wp:cNvGraphicFramePr>
+              <a:graphicFrameLocks xmlns:a="http://schemas.openxmlformats.org/drawingml/2006/main" noChangeAspect="1"/>
+            </wp:cNvGraphicFramePr>
+            <a:graphic xmlns:a="http://schemas.openxmlformats.org/drawingml/2006/main">
+              <a:graphicData uri="http://schemas.openxmlformats.org/drawingml/2006/picture">
+                <pic:pic xmlns:pic="http://schemas.openxmlformats.org/drawingml/2006/picture">
+                  <pic:nvPicPr>
+                    <pic:cNvPr id="1838891030" name=""/>
+                    <pic:cNvPicPr/>
+                  </pic:nvPicPr>
+                  <pic:blipFill>
+                    <a:blip r:embed="rId178"/>
+                    <a:stretch>
+                      <a:fillRect/>
+                    </a:stretch>
+                  </pic:blipFill>
+                  <pic:spPr>
+                    <a:xfrm>
+                      <a:off x="0" y="0"/>
+                      <a:ext cx="5274310" cy="988060"/>
+                    </a:xfrm>
+                    <a:prstGeom prst="rect">
+                      <a:avLst/>
+                    </a:prstGeom>
+                  </pic:spPr>
+                </pic:pic>
+              </a:graphicData>
+            </a:graphic>
+          </wp:inline>
+        </w:drawing>
+      </w:r>
+    </w:p>
+    <w:p>
+      <w:pPr>
+        <w:rPr>
+          <w:rFonts w:hint="eastAsia"/>
+        </w:rPr>
+      </w:pPr>
+      <w:r>
+        <w:rPr>
+          <w:noProof/>
+        </w:rPr>
+        <w:drawing>
+          <wp:inline distT="0" distB="0" distL="0" distR="0" wp14:anchorId="55EC21FE" wp14:editId="672EA53F">
+            <wp:extent cx="5274310" cy="183515"/>
+            <wp:effectExtent l="0" t="0" r="2540" b="6985"/>
+            <wp:docPr id="2051723387" name="图片 1"/>
+            <wp:cNvGraphicFramePr>
+              <a:graphicFrameLocks xmlns:a="http://schemas.openxmlformats.org/drawingml/2006/main" noChangeAspect="1"/>
+            </wp:cNvGraphicFramePr>
+            <a:graphic xmlns:a="http://schemas.openxmlformats.org/drawingml/2006/main">
+              <a:graphicData uri="http://schemas.openxmlformats.org/drawingml/2006/picture">
+                <pic:pic xmlns:pic="http://schemas.openxmlformats.org/drawingml/2006/picture">
+                  <pic:nvPicPr>
+                    <pic:cNvPr id="2051723387" name=""/>
+                    <pic:cNvPicPr/>
+                  </pic:nvPicPr>
+                  <pic:blipFill>
+                    <a:blip r:embed="rId179"/>
+                    <a:stretch>
+                      <a:fillRect/>
+                    </a:stretch>
+                  </pic:blipFill>
+                  <pic:spPr>
+                    <a:xfrm>
+                      <a:off x="0" y="0"/>
+                      <a:ext cx="5274310" cy="183515"/>
+                    </a:xfrm>
+                    <a:prstGeom prst="rect">
+                      <a:avLst/>
+                    </a:prstGeom>
+                  </pic:spPr>
+                </pic:pic>
+              </a:graphicData>
+            </a:graphic>
+          </wp:inline>
+        </w:drawing>
+      </w:r>
+    </w:p>
+    <w:p>
+      <w:pPr>
+        <w:rPr>
+          <w:rFonts w:hint="eastAsia"/>
+        </w:rPr>
+      </w:pPr>
+      <w:r>
+        <w:rPr>
+          <w:noProof/>
+        </w:rPr>
+        <w:drawing>
+          <wp:inline distT="0" distB="0" distL="0" distR="0" wp14:anchorId="5D940FAF" wp14:editId="48BD1BDF">
+            <wp:extent cx="5274310" cy="3279775"/>
+            <wp:effectExtent l="0" t="0" r="2540" b="0"/>
+            <wp:docPr id="970383695" name="图片 1"/>
+            <wp:cNvGraphicFramePr>
+              <a:graphicFrameLocks xmlns:a="http://schemas.openxmlformats.org/drawingml/2006/main" noChangeAspect="1"/>
+            </wp:cNvGraphicFramePr>
+            <a:graphic xmlns:a="http://schemas.openxmlformats.org/drawingml/2006/main">
+              <a:graphicData uri="http://schemas.openxmlformats.org/drawingml/2006/picture">
+                <pic:pic xmlns:pic="http://schemas.openxmlformats.org/drawingml/2006/picture">
+                  <pic:nvPicPr>
+                    <pic:cNvPr id="970383695" name=""/>
+                    <pic:cNvPicPr/>
+                  </pic:nvPicPr>
+                  <pic:blipFill>
+                    <a:blip r:embed="rId180"/>
+                    <a:stretch>
+                      <a:fillRect/>
+                    </a:stretch>
+                  </pic:blipFill>
+                  <pic:spPr>
+                    <a:xfrm>
+                      <a:off x="0" y="0"/>
+                      <a:ext cx="5274310" cy="3279775"/>
+                    </a:xfrm>
+                    <a:prstGeom prst="rect">
+                      <a:avLst/>
+                    </a:prstGeom>
+                  </pic:spPr>
+                </pic:pic>
+              </a:graphicData>
+            </a:graphic>
+          </wp:inline>
+        </w:drawing>
+      </w:r>
+    </w:p>
+    <w:p>
+      <w:pPr>
+        <w:rPr>
+          <w:rFonts w:hint="eastAsia"/>
+        </w:rPr>
+      </w:pPr>
+      <w:r>
+        <w:rPr>
+          <w:noProof/>
+        </w:rPr>
+        <w:drawing>
+          <wp:inline distT="0" distB="0" distL="0" distR="0" wp14:anchorId="409410F3" wp14:editId="2CB8FC22">
+            <wp:extent cx="5274310" cy="351155"/>
+            <wp:effectExtent l="0" t="0" r="2540" b="0"/>
+            <wp:docPr id="1286665433" name="图片 1"/>
+            <wp:cNvGraphicFramePr>
+              <a:graphicFrameLocks xmlns:a="http://schemas.openxmlformats.org/drawingml/2006/main" noChangeAspect="1"/>
+            </wp:cNvGraphicFramePr>
+            <a:graphic xmlns:a="http://schemas.openxmlformats.org/drawingml/2006/main">
+              <a:graphicData uri="http://schemas.openxmlformats.org/drawingml/2006/picture">
+                <pic:pic xmlns:pic="http://schemas.openxmlformats.org/drawingml/2006/picture">
+                  <pic:nvPicPr>
+                    <pic:cNvPr id="1286665433" name=""/>
+                    <pic:cNvPicPr/>
+                  </pic:nvPicPr>
+                  <pic:blipFill>
+                    <a:blip r:embed="rId181"/>
+                    <a:stretch>
+                      <a:fillRect/>
+                    </a:stretch>
+                  </pic:blipFill>
+                  <pic:spPr>
+                    <a:xfrm>
+                      <a:off x="0" y="0"/>
+                      <a:ext cx="5274310" cy="351155"/>
+                    </a:xfrm>
+                    <a:prstGeom prst="rect">
+                      <a:avLst/>
+                    </a:prstGeom>
+                  </pic:spPr>
+                </pic:pic>
+              </a:graphicData>
+            </a:graphic>
+          </wp:inline>
+        </w:drawing>
+      </w:r>
+    </w:p>
+    <w:p>
+      <w:pPr>
+        <w:pStyle w:val="3"/>
+        <w:rPr>
+          <w:rFonts w:hint="eastAsia"/>
+        </w:rPr>
+      </w:pPr>
+      <w:r>
+        <w:rPr>
+          <w:rFonts w:hint="eastAsia"/>
+        </w:rPr>
+        <w:t xml:space="preserve">1. </w:t>
+      </w:r>
+      <w:r>
+        <w:t>AutoGen 和 LangGraph 多 Agent 有什么⽓质差异？</w:t>
+      </w:r>
+    </w:p>
+    <w:p>
+      <w:pPr>
+        <w:rPr>
+          <w:rFonts w:hint="eastAsia"/>
+        </w:rPr>
+      </w:pPr>
+      <w:r>
+        <w:t xml:space="preserve">**A：**AutoGen 偏 对话与多⻆⾊交互 的快速组合；LangGraph 偏 显式图状态机 与 检查点/分 ⽀。若强调 ⽣产可恢复与审计，LangGraph 往往更易 形式化；若强调 探索式对话与⼈机混合， AutoGen 叙事更⾃然。 </w:t>
+      </w:r>
+    </w:p>
+    <w:p>
+      <w:pPr>
+        <w:rPr>
+          <w:rFonts w:hint="eastAsia"/>
+        </w:rPr>
+      </w:pPr>
+      <w:r>
+        <w:t>**追问应对：**若问「能混⽤吗？」—— 答：可以，例如 LangGraph 节点内嵌 AutoGen 会话， 但要 统⼀ trace id 与成本核算。</w:t>
+      </w:r>
+    </w:p>
+    <w:p>
+      <w:pPr>
+        <w:pStyle w:val="3"/>
+        <w:rPr>
+          <w:rFonts w:hint="eastAsia"/>
+        </w:rPr>
+      </w:pPr>
+      <w:r>
+        <w:rPr>
+          <w:rFonts w:hint="eastAsia"/>
+        </w:rPr>
+        <w:t xml:space="preserve">2. </w:t>
+      </w:r>
+      <w:r>
+        <w:t xml:space="preserve">CrewAI 的「Crew」抽象解决什么问题？ </w:t>
+      </w:r>
+    </w:p>
+    <w:p>
+      <w:pPr>
+        <w:rPr>
+          <w:rFonts w:hint="eastAsia"/>
+        </w:rPr>
+      </w:pPr>
+      <w:r>
+        <w:t>**A：**把 ⻆⾊分⼯ + 任务依赖 + 执⾏顺序 从 prompt ⼯程⾥抽成⼀等公⺠，降低「写⼀⼤坨 system prompt」的⼼智负担，让 协作结构 可⻅、可复⽤。</w:t>
+      </w:r>
+    </w:p>
+    <w:p>
+      <w:pPr>
+        <w:rPr>
+          <w:rFonts w:hint="eastAsia"/>
+        </w:rPr>
+      </w:pPr>
+      <w:r>
+        <w:lastRenderedPageBreak/>
+        <w:t>**追问应对：**若问缺点？—— 答：抽象与真实权限/数据边界 仍需⾃⼰把控；复杂分⽀可能要 下沉到代码。</w:t>
+      </w:r>
+    </w:p>
+    <w:p>
+      <w:pPr>
+        <w:pStyle w:val="3"/>
+        <w:rPr>
+          <w:rFonts w:hint="eastAsia"/>
+        </w:rPr>
+      </w:pPr>
+      <w:r>
+        <w:rPr>
+          <w:rFonts w:hint="eastAsia"/>
+        </w:rPr>
+        <w:t xml:space="preserve">3. </w:t>
+      </w:r>
+      <w:r>
+        <w:t>MetaGPT 适合直接上⽣产吗？</w:t>
+      </w:r>
+    </w:p>
+    <w:p>
+      <w:pPr>
+        <w:rPr>
+          <w:rFonts w:hint="eastAsia"/>
+        </w:rPr>
+      </w:pPr>
+      <w:r>
+        <w:t xml:space="preserve"> **A：**视场景⽽定：它擅⻓ 结构化软件过程与多⻆⾊产出 的演示与研究；⽣产需补 强测试、强 权限、强监控、成本与延迟控制，框架本身不替你完成这些。 </w:t>
+      </w:r>
+    </w:p>
+    <w:p>
+      <w:pPr>
+        <w:rPr>
+          <w:rFonts w:hint="eastAsia"/>
+        </w:rPr>
+      </w:pPr>
+      <w:r>
+        <w:t>**追问应对：**若问「和 CrewAI 选哪个？」—— 答：先看团队熟悉度与 是否需要强图编排/检查 点（偏 LangGraph）或 快速⻆⾊任务叙事（偏 CrewAI）。</w:t>
+      </w:r>
+    </w:p>
+    <w:p>
+      <w:pPr>
+        <w:pStyle w:val="2"/>
+        <w:rPr>
+          <w:rFonts w:hint="eastAsia"/>
+        </w:rPr>
+      </w:pPr>
+      <w:r>
+        <w:t>多 Agent 在企业中的应⽤</w:t>
+      </w:r>
+    </w:p>
+    <w:p>
+      <w:pPr>
+        <w:rPr>
+          <w:rFonts w:hint="eastAsia"/>
+        </w:rPr>
+      </w:pPr>
+      <w:r>
+        <w:rPr>
+          <w:noProof/>
+        </w:rPr>
+        <w:drawing>
+          <wp:inline distT="0" distB="0" distL="0" distR="0" wp14:anchorId="1916E8B2" wp14:editId="295F08D5">
+            <wp:extent cx="5274310" cy="614045"/>
+            <wp:effectExtent l="0" t="0" r="2540" b="0"/>
+            <wp:docPr id="116984595" name="图片 1"/>
+            <wp:cNvGraphicFramePr>
+              <a:graphicFrameLocks xmlns:a="http://schemas.openxmlformats.org/drawingml/2006/main" noChangeAspect="1"/>
+            </wp:cNvGraphicFramePr>
+            <a:graphic xmlns:a="http://schemas.openxmlformats.org/drawingml/2006/main">
+              <a:graphicData uri="http://schemas.openxmlformats.org/drawingml/2006/picture">
+                <pic:pic xmlns:pic="http://schemas.openxmlformats.org/drawingml/2006/picture">
+                  <pic:nvPicPr>
+                    <pic:cNvPr id="116984595" name=""/>
+                    <pic:cNvPicPr/>
+                  </pic:nvPicPr>
+                  <pic:blipFill>
+                    <a:blip r:embed="rId182"/>
+                    <a:stretch>
+                      <a:fillRect/>
+                    </a:stretch>
+                  </pic:blipFill>
+                  <pic:spPr>
+                    <a:xfrm>
+                      <a:off x="0" y="0"/>
+                      <a:ext cx="5274310" cy="614045"/>
+                    </a:xfrm>
+                    <a:prstGeom prst="rect">
+                      <a:avLst/>
+                    </a:prstGeom>
+                  </pic:spPr>
+                </pic:pic>
+              </a:graphicData>
+            </a:graphic>
+          </wp:inline>
+        </w:drawing>
+      </w:r>
+    </w:p>
+    <w:p>
+      <w:pPr>
+        <w:rPr>
+          <w:rFonts w:hint="eastAsia"/>
+        </w:rPr>
+      </w:pPr>
+      <w:r>
+        <w:rPr>
+          <w:noProof/>
+        </w:rPr>
+        <w:drawing>
+          <wp:inline distT="0" distB="0" distL="0" distR="0" wp14:anchorId="32EC66B1" wp14:editId="25BBA01C">
+            <wp:extent cx="5274310" cy="3072130"/>
+            <wp:effectExtent l="0" t="0" r="2540" b="0"/>
+            <wp:docPr id="1958075529" name="图片 1"/>
+            <wp:cNvGraphicFramePr>
+              <a:graphicFrameLocks xmlns:a="http://schemas.openxmlformats.org/drawingml/2006/main" noChangeAspect="1"/>
+            </wp:cNvGraphicFramePr>
+            <a:graphic xmlns:a="http://schemas.openxmlformats.org/drawingml/2006/main">
+              <a:graphicData uri="http://schemas.openxmlformats.org/drawingml/2006/picture">
+                <pic:pic xmlns:pic="http://schemas.openxmlformats.org/drawingml/2006/picture">
+                  <pic:nvPicPr>
+                    <pic:cNvPr id="1958075529" name=""/>
+                    <pic:cNvPicPr/>
+                  </pic:nvPicPr>
+                  <pic:blipFill>
+                    <a:blip r:embed="rId183"/>
+                    <a:stretch>
+                      <a:fillRect/>
+                    </a:stretch>
+                  </pic:blipFill>
+                  <pic:spPr>
+                    <a:xfrm>
+                      <a:off x="0" y="0"/>
+                      <a:ext cx="5274310" cy="3072130"/>
+                    </a:xfrm>
+                    <a:prstGeom prst="rect">
+                      <a:avLst/>
+                    </a:prstGeom>
+                  </pic:spPr>
+                </pic:pic>
+              </a:graphicData>
+            </a:graphic>
+          </wp:inline>
+        </w:drawing>
+      </w:r>
+    </w:p>
+    <w:p>
+      <w:pPr>
+        <w:pStyle w:val="3"/>
+        <w:rPr>
+          <w:rFonts w:hint="eastAsia"/>
+        </w:rPr>
+      </w:pPr>
+      <w:r>
+        <w:rPr>
+          <w:rFonts w:hint="eastAsia"/>
+        </w:rPr>
+        <w:t xml:space="preserve">1. </w:t>
+      </w:r>
+      <w:r>
+        <w:t>企业⾥多 Agent 与「传统⼯作流引擎（BPM）」关系是什么？</w:t>
+      </w:r>
+    </w:p>
+    <w:p>
+      <w:pPr>
+        <w:rPr>
+          <w:rFonts w:hint="eastAsia"/>
+        </w:rPr>
+      </w:pPr>
+      <w:r>
+        <w:t xml:space="preserve">**A：**BPM 管 确定性流程与⼈⼯节点；多 Agent 管 需要语⾔推理与开放⼯具调⽤的步骤。常 ⻅架构：BPM 编排确定性 + LLM Agent 作为某⼀⼈⼯/⾃动活动；或 Agent 产出结构化决策， 由 BPM 落账。 </w:t>
+      </w:r>
+    </w:p>
+    <w:p>
+      <w:pPr>
+        <w:rPr>
+          <w:rFonts w:hint="eastAsia"/>
+        </w:rPr>
+      </w:pPr>
+      <w:r>
+        <w:t>**追问应对：**若问「谁主谁辅？」—— 答：强合规流程 BPM 主；强探索任务 Agent 主，但要 有 护栏。</w:t>
+      </w:r>
+    </w:p>
+    <w:p>
+      <w:pPr>
+        <w:pStyle w:val="2"/>
+        <w:rPr>
+          <w:rFonts w:hint="eastAsia"/>
+        </w:rPr>
+      </w:pPr>
+      <w:r>
+        <w:lastRenderedPageBreak/>
+        <w:t>⽣产挑战</w:t>
+      </w:r>
+    </w:p>
+    <w:p>
+      <w:pPr>
+        <w:rPr>
+          <w:rFonts w:hint="eastAsia"/>
+        </w:rPr>
+      </w:pPr>
+      <w:r>
+        <w:rPr>
+          <w:noProof/>
+        </w:rPr>
+        <w:drawing>
+          <wp:inline distT="0" distB="0" distL="0" distR="0" wp14:anchorId="34E89B49" wp14:editId="5A9A1D41">
+            <wp:extent cx="5161905" cy="1123810"/>
+            <wp:effectExtent l="0" t="0" r="1270" b="635"/>
+            <wp:docPr id="1513023173" name="图片 1"/>
+            <wp:cNvGraphicFramePr>
+              <a:graphicFrameLocks xmlns:a="http://schemas.openxmlformats.org/drawingml/2006/main" noChangeAspect="1"/>
+            </wp:cNvGraphicFramePr>
+            <a:graphic xmlns:a="http://schemas.openxmlformats.org/drawingml/2006/main">
+              <a:graphicData uri="http://schemas.openxmlformats.org/drawingml/2006/picture">
+                <pic:pic xmlns:pic="http://schemas.openxmlformats.org/drawingml/2006/picture">
+                  <pic:nvPicPr>
+                    <pic:cNvPr id="1513023173" name=""/>
+                    <pic:cNvPicPr/>
+                  </pic:nvPicPr>
+                  <pic:blipFill>
+                    <a:blip r:embed="rId184"/>
+                    <a:stretch>
+                      <a:fillRect/>
+                    </a:stretch>
+                  </pic:blipFill>
+                  <pic:spPr>
+                    <a:xfrm>
+                      <a:off x="0" y="0"/>
+                      <a:ext cx="5161905" cy="1123810"/>
+                    </a:xfrm>
+                    <a:prstGeom prst="rect">
+                      <a:avLst/>
+                    </a:prstGeom>
+                  </pic:spPr>
+                </pic:pic>
+              </a:graphicData>
+            </a:graphic>
+          </wp:inline>
+        </w:drawing>
+      </w:r>
+    </w:p>
+    <w:p>
+      <w:pPr>
+        <w:rPr>
+          <w:rFonts w:hint="eastAsia"/>
+        </w:rPr>
+      </w:pPr>
+      <w:r>
+        <w:rPr>
+          <w:noProof/>
+        </w:rPr>
+        <w:drawing>
+          <wp:inline distT="0" distB="0" distL="0" distR="0" wp14:anchorId="7C5E3EF8" wp14:editId="49F04FEC">
+            <wp:extent cx="5274310" cy="3089910"/>
+            <wp:effectExtent l="0" t="0" r="2540" b="0"/>
+            <wp:docPr id="2068849625" name="图片 1"/>
+            <wp:cNvGraphicFramePr>
+              <a:graphicFrameLocks xmlns:a="http://schemas.openxmlformats.org/drawingml/2006/main" noChangeAspect="1"/>
+            </wp:cNvGraphicFramePr>
+            <a:graphic xmlns:a="http://schemas.openxmlformats.org/drawingml/2006/main">
+              <a:graphicData uri="http://schemas.openxmlformats.org/drawingml/2006/picture">
+                <pic:pic xmlns:pic="http://schemas.openxmlformats.org/drawingml/2006/picture">
+                  <pic:nvPicPr>
+                    <pic:cNvPr id="2068849625" name=""/>
+                    <pic:cNvPicPr/>
+                  </pic:nvPicPr>
+                  <pic:blipFill>
+                    <a:blip r:embed="rId185"/>
+                    <a:stretch>
+                      <a:fillRect/>
+                    </a:stretch>
+                  </pic:blipFill>
+                  <pic:spPr>
+                    <a:xfrm>
+                      <a:off x="0" y="0"/>
+                      <a:ext cx="5274310" cy="3089910"/>
+                    </a:xfrm>
+                    <a:prstGeom prst="rect">
+                      <a:avLst/>
+                    </a:prstGeom>
+                  </pic:spPr>
+                </pic:pic>
+              </a:graphicData>
+            </a:graphic>
+          </wp:inline>
+        </w:drawing>
+      </w:r>
+    </w:p>
+    <w:p>
+      <w:pPr>
+        <w:pStyle w:val="3"/>
+        <w:rPr>
+          <w:rFonts w:hint="eastAsia"/>
+        </w:rPr>
+      </w:pPr>
+      <w:r>
+        <w:rPr>
+          <w:rFonts w:hint="eastAsia"/>
+        </w:rPr>
+        <w:t xml:space="preserve">1. </w:t>
+      </w:r>
+      <w:r>
+        <w:t xml:space="preserve">如何检测多 Agent 系统的「死循环」？ </w:t>
+      </w:r>
+    </w:p>
+    <w:p>
+      <w:pPr>
+        <w:rPr>
+          <w:rFonts w:hint="eastAsia"/>
+        </w:rPr>
+      </w:pPr>
+      <w:r>
+        <w:t xml:space="preserve">**A：**组合策略：（1）全局步数上限；（2）状态哈希去重（若连续重复同⼀计划/同⼀⼯具⼊参 则停）；（3）⽆进展检测（关键指标多轮不变，如 bug 数未降）；（4）预算熔断（Token/费⽤/时 间）。 </w:t>
+      </w:r>
+    </w:p>
+    <w:p>
+      <w:pPr>
+        <w:rPr>
+          <w:rFonts w:hint="eastAsia"/>
+        </w:rPr>
+      </w:pPr>
+      <w:r>
+        <w:t xml:space="preserve">**追问应对：**若问「误杀怎么办？」—— 答：提⾼ 进展定义粒度、允许 ⼈类确认继续。 </w:t>
+      </w:r>
+    </w:p>
+    <w:p>
+      <w:pPr>
+        <w:pStyle w:val="3"/>
+        <w:rPr>
+          <w:rFonts w:hint="eastAsia"/>
+        </w:rPr>
+      </w:pPr>
+      <w:r>
+        <w:rPr>
+          <w:rFonts w:hint="eastAsia"/>
+        </w:rPr>
+        <w:t xml:space="preserve">2. </w:t>
+      </w:r>
+      <w:r>
+        <w:t>错误隔离在多 Agent ⾥如何实现？</w:t>
+      </w:r>
+    </w:p>
+    <w:p>
+      <w:pPr>
+        <w:rPr>
+          <w:rFonts w:hint="eastAsia"/>
+        </w:rPr>
+      </w:pPr>
+      <w:r>
+        <w:t xml:space="preserve"> A：（1）沙箱执⾏ 与 最⼩权限⼯具；（2）校验 Agent 作为⻔禁；（3）检查点：通过后持久化，失 败从检查点重试；（4）不把未经校验的⾃然语⾔当 API 参数。 </w:t>
+      </w:r>
+    </w:p>
+    <w:p>
+      <w:pPr>
+        <w:rPr>
+          <w:rFonts w:hint="eastAsia"/>
+        </w:rPr>
+      </w:pPr>
+      <w:r>
+        <w:t>**追问应对：**若问「⼯具返回很⼤怎么办？」—— 答：存对象存储，传 句柄/摘要 进上下⽂。</w:t>
+      </w:r>
+    </w:p>
+    <w:p>
+      <w:pPr>
+        <w:pStyle w:val="2"/>
+        <w:rPr>
+          <w:rFonts w:hint="eastAsia"/>
+        </w:rPr>
+      </w:pPr>
+      <w:r>
+        <w:rPr>
+          <w:rFonts w:hint="eastAsia"/>
+        </w:rPr>
+        <w:lastRenderedPageBreak/>
+        <w:t>综合题</w:t>
+      </w:r>
+    </w:p>
+    <w:p>
+      <w:pPr>
+        <w:pStyle w:val="3"/>
+        <w:rPr>
+          <w:rFonts w:hint="eastAsia"/>
+        </w:rPr>
+      </w:pPr>
+      <w:r>
+        <w:rPr>
+          <w:rFonts w:hint="eastAsia"/>
+        </w:rPr>
+        <w:t xml:space="preserve">1. </w:t>
+      </w:r>
+      <w:r>
+        <w:t xml:space="preserve">多 Agent 会不会降低「⼀致性」（同⼀产品前后端接⼝对不上）？ </w:t>
+      </w:r>
+    </w:p>
+    <w:p>
+      <w:pPr>
+        <w:rPr>
+          <w:rFonts w:hint="eastAsia"/>
+        </w:rPr>
+      </w:pPr>
+      <w:r>
+        <w:t xml:space="preserve">**A：**会，所以需要 单⼀契约源（OpenAPI/JSON Schema）+ 契约测试 Agent 或静态检查 + 状态机⻔禁。 </w:t>
+      </w:r>
+    </w:p>
+    <w:p>
+      <w:pPr>
+        <w:pStyle w:val="3"/>
+        <w:rPr>
+          <w:rFonts w:hint="eastAsia"/>
+        </w:rPr>
+      </w:pPr>
+      <w:r>
+        <w:rPr>
+          <w:rFonts w:hint="eastAsia"/>
+        </w:rPr>
+        <w:t xml:space="preserve">2. </w:t>
+      </w:r>
+      <w:r>
+        <w:t xml:space="preserve">如何做跨 Agent 的权限隔离？ </w:t>
+      </w:r>
+    </w:p>
+    <w:p>
+      <w:pPr>
+        <w:rPr>
+          <w:rFonts w:hint="eastAsia"/>
+        </w:rPr>
+      </w:pPr>
+      <w:r>
+        <w:t xml:space="preserve">**A：**⼯具 分账户/分密钥；Agent 最⼩权限；敏感操作⾛ 审批⼯作流；审计⽇志 不可篡改存 储。 </w:t>
+      </w:r>
+    </w:p>
+    <w:p>
+      <w:pPr>
+        <w:pStyle w:val="3"/>
+        <w:rPr>
+          <w:rFonts w:hint="eastAsia"/>
+        </w:rPr>
+      </w:pPr>
+      <w:r>
+        <w:rPr>
+          <w:rFonts w:hint="eastAsia"/>
+        </w:rPr>
+        <w:t xml:space="preserve">3. </w:t>
+      </w:r>
+      <w:r>
+        <w:t>多 Agent 的评估怎么做？</w:t>
+      </w:r>
+    </w:p>
+    <w:p>
+      <w:pPr>
+        <w:rPr>
+          <w:rFonts w:hint="eastAsia"/>
+        </w:rPr>
+      </w:pPr>
+      <w:r>
+        <w:t xml:space="preserve"> **A：**分层：单元（单 Agent I/O）、集成（两两交互）、端到端（任务成功率）；辅以 LLM-as judge 需防偏，最好配 ⻩⾦集与⼈审。</w:t>
+      </w:r>
+    </w:p>
+    <w:p>
+      <w:pPr>
+        <w:pStyle w:val="3"/>
+      </w:pPr>
+      <w:r>
+        <w:rPr>
+          <w:rFonts w:hint="eastAsia"/>
+        </w:rPr>
+        <w:t xml:space="preserve">4. </w:t>
+      </w:r>
+      <w:r>
+        <w:t>为什么需要「⼈机在环」？</w:t>
+      </w:r>
+    </w:p>
+    <w:p>
+      <w:r>
+        <w:t xml:space="preserve"> **A：**⾼⻛险决策、未知法规、或 模型置信度低 时，⼈类是 最后防线；同时可 收集真实反馈 迭代提示与⼯具。 </w:t>
+      </w:r>
+    </w:p>
+    <w:p>
+      <w:pPr>
+        <w:pStyle w:val="3"/>
+      </w:pPr>
+      <w:r>
+        <w:rPr>
+          <w:rFonts w:hint="eastAsia"/>
+        </w:rPr>
+        <w:t xml:space="preserve">5. </w:t>
+      </w:r>
+      <w:r>
+        <w:t>多 Agent 与「单 Agent + 多个⼯具」取舍？</w:t>
+      </w:r>
+    </w:p>
+    <w:p>
+      <w:pPr>
+        <w:rPr>
+          <w:rFonts w:hint="eastAsia"/>
+        </w:rPr>
+      </w:pPr>
+      <w:r>
+        <w:t xml:space="preserve"> **A：**若只需 统⼀策略 调不同 API，单 Agent + ⼯具即可；若需要 ⻆⾊隔离、并⾏、对抗评 审、组织流程，多 Agent 更合适。</w:t>
+      </w:r>
+    </w:p>
+    <w:p>
+      <w:pPr>
+        <w:pStyle w:val="1"/>
+        <w:rPr>
+          <w:rFonts w:hint="eastAsia"/>
+        </w:rPr>
+      </w:pPr>
+      <w:r>
+        <w:rPr>
+          <w:rFonts w:hint="eastAsia"/>
+        </w:rPr>
+        <w:lastRenderedPageBreak/>
+        <w:t>大模型基础</w:t>
+      </w:r>
+    </w:p>
+    <w:p>
+      <w:pPr>
+        <w:pStyle w:val="2"/>
+        <w:rPr>
+          <w:rFonts w:hint="eastAsia"/>
+        </w:rPr>
+      </w:pPr>
+      <w:r>
+        <w:t>Transformer 架构</w:t>
+      </w:r>
+    </w:p>
+    <w:p>
+      <w:pPr>
+        <w:rPr>
+          <w:rFonts w:hint="eastAsia"/>
+        </w:rPr>
+      </w:pPr>
+      <w:r>
+        <w:rPr>
+          <w:noProof/>
+        </w:rPr>
+        <w:drawing>
+          <wp:inline distT="0" distB="0" distL="0" distR="0" wp14:anchorId="247E73D4" wp14:editId="36A852EA">
+            <wp:extent cx="5274310" cy="3470910"/>
+            <wp:effectExtent l="0" t="0" r="2540" b="0"/>
+            <wp:docPr id="175215703" name="图片 1"/>
+            <wp:cNvGraphicFramePr>
+              <a:graphicFrameLocks xmlns:a="http://schemas.openxmlformats.org/drawingml/2006/main" noChangeAspect="1"/>
+            </wp:cNvGraphicFramePr>
+            <a:graphic xmlns:a="http://schemas.openxmlformats.org/drawingml/2006/main">
+              <a:graphicData uri="http://schemas.openxmlformats.org/drawingml/2006/picture">
+                <pic:pic xmlns:pic="http://schemas.openxmlformats.org/drawingml/2006/picture">
+                  <pic:nvPicPr>
+                    <pic:cNvPr id="175215703" name=""/>
+                    <pic:cNvPicPr/>
+                  </pic:nvPicPr>
+                  <pic:blipFill>
+                    <a:blip r:embed="rId186"/>
+                    <a:stretch>
+                      <a:fillRect/>
+                    </a:stretch>
+                  </pic:blipFill>
+                  <pic:spPr>
+                    <a:xfrm>
+                      <a:off x="0" y="0"/>
+                      <a:ext cx="5274310" cy="3470910"/>
+                    </a:xfrm>
+                    <a:prstGeom prst="rect">
+                      <a:avLst/>
+                    </a:prstGeom>
+                  </pic:spPr>
+                </pic:pic>
+              </a:graphicData>
+            </a:graphic>
+          </wp:inline>
+        </w:drawing>
+      </w:r>
+    </w:p>
+    <w:p>
+      <w:pPr>
+        <w:pStyle w:val="3"/>
+        <w:rPr>
+          <w:rFonts w:hint="eastAsia"/>
+        </w:rPr>
+      </w:pPr>
+      <w:r>
+        <w:rPr>
+          <w:rFonts w:hint="eastAsia"/>
+        </w:rPr>
+        <w:t xml:space="preserve">1. </w:t>
+      </w:r>
+      <w:r>
+        <w:t>Encoder–Decoder 结构</w:t>
+      </w:r>
+    </w:p>
+    <w:p>
+      <w:pPr>
+        <w:rPr>
+          <w:rFonts w:hint="eastAsia"/>
+        </w:rPr>
+      </w:pPr>
+      <w:r>
+        <w:rPr>
+          <w:noProof/>
+        </w:rPr>
+        <w:drawing>
+          <wp:inline distT="0" distB="0" distL="0" distR="0" wp14:anchorId="4863A589" wp14:editId="4BE025A3">
+            <wp:extent cx="5274310" cy="1560830"/>
+            <wp:effectExtent l="0" t="0" r="2540" b="1270"/>
+            <wp:docPr id="1956328994" name="图片 1"/>
+            <wp:cNvGraphicFramePr>
+              <a:graphicFrameLocks xmlns:a="http://schemas.openxmlformats.org/drawingml/2006/main" noChangeAspect="1"/>
+            </wp:cNvGraphicFramePr>
+            <a:graphic xmlns:a="http://schemas.openxmlformats.org/drawingml/2006/main">
+              <a:graphicData uri="http://schemas.openxmlformats.org/drawingml/2006/picture">
+                <pic:pic xmlns:pic="http://schemas.openxmlformats.org/drawingml/2006/picture">
+                  <pic:nvPicPr>
+                    <pic:cNvPr id="1956328994" name=""/>
+                    <pic:cNvPicPr/>
+                  </pic:nvPicPr>
+                  <pic:blipFill>
+                    <a:blip r:embed="rId187"/>
+                    <a:stretch>
+                      <a:fillRect/>
+                    </a:stretch>
+                  </pic:blipFill>
+                  <pic:spPr>
+                    <a:xfrm>
+                      <a:off x="0" y="0"/>
+                      <a:ext cx="5274310" cy="1560830"/>
+                    </a:xfrm>
+                    <a:prstGeom prst="rect">
+                      <a:avLst/>
+                    </a:prstGeom>
+                  </pic:spPr>
+                </pic:pic>
+              </a:graphicData>
+            </a:graphic>
+          </wp:inline>
+        </w:drawing>
+      </w:r>
+    </w:p>
+    <w:p>
+      <w:pPr>
+        <w:pStyle w:val="3"/>
+      </w:pPr>
+      <w:r>
+        <w:rPr>
+          <w:rFonts w:hint="eastAsia"/>
+        </w:rPr>
+        <w:lastRenderedPageBreak/>
+        <w:t xml:space="preserve">2. </w:t>
+      </w:r>
+      <w:r>
+        <w:t>Self-Attention 的计算过程（Q、K、V 与缩放点积注意⼒）</w:t>
+      </w:r>
+    </w:p>
+    <w:p>
+      <w:r>
+        <w:rPr>
+          <w:noProof/>
+        </w:rPr>
+        <w:drawing>
+          <wp:inline distT="0" distB="0" distL="0" distR="0" wp14:anchorId="5BF1850C" wp14:editId="6D126985">
+            <wp:extent cx="5274310" cy="2043430"/>
+            <wp:effectExtent l="0" t="0" r="2540" b="0"/>
+            <wp:docPr id="1473751606" name="图片 1"/>
+            <wp:cNvGraphicFramePr>
+              <a:graphicFrameLocks xmlns:a="http://schemas.openxmlformats.org/drawingml/2006/main" noChangeAspect="1"/>
+            </wp:cNvGraphicFramePr>
+            <a:graphic xmlns:a="http://schemas.openxmlformats.org/drawingml/2006/main">
+              <a:graphicData uri="http://schemas.openxmlformats.org/drawingml/2006/picture">
+                <pic:pic xmlns:pic="http://schemas.openxmlformats.org/drawingml/2006/picture">
+                  <pic:nvPicPr>
+                    <pic:cNvPr id="1473751606" name=""/>
+                    <pic:cNvPicPr/>
+                  </pic:nvPicPr>
+                  <pic:blipFill>
+                    <a:blip r:embed="rId188"/>
+                    <a:stretch>
+                      <a:fillRect/>
+                    </a:stretch>
+                  </pic:blipFill>
+                  <pic:spPr>
+                    <a:xfrm>
+                      <a:off x="0" y="0"/>
+                      <a:ext cx="5274310" cy="2043430"/>
+                    </a:xfrm>
+                    <a:prstGeom prst="rect">
+                      <a:avLst/>
+                    </a:prstGeom>
+                  </pic:spPr>
+                </pic:pic>
+              </a:graphicData>
+            </a:graphic>
+          </wp:inline>
+        </w:drawing>
+      </w:r>
+    </w:p>
+    <w:p>
+      <w:r>
+        <w:rPr>
+          <w:noProof/>
+        </w:rPr>
+        <w:drawing>
+          <wp:inline distT="0" distB="0" distL="0" distR="0" wp14:anchorId="44DE97F4" wp14:editId="00B123FD">
+            <wp:extent cx="5274310" cy="1204595"/>
+            <wp:effectExtent l="0" t="0" r="2540" b="0"/>
+            <wp:docPr id="995550977" name="图片 1"/>
+            <wp:cNvGraphicFramePr>
+              <a:graphicFrameLocks xmlns:a="http://schemas.openxmlformats.org/drawingml/2006/main" noChangeAspect="1"/>
+            </wp:cNvGraphicFramePr>
+            <a:graphic xmlns:a="http://schemas.openxmlformats.org/drawingml/2006/main">
+              <a:graphicData uri="http://schemas.openxmlformats.org/drawingml/2006/picture">
+                <pic:pic xmlns:pic="http://schemas.openxmlformats.org/drawingml/2006/picture">
+                  <pic:nvPicPr>
+                    <pic:cNvPr id="995550977" name=""/>
+                    <pic:cNvPicPr/>
+                  </pic:nvPicPr>
+                  <pic:blipFill>
+                    <a:blip r:embed="rId189"/>
+                    <a:stretch>
+                      <a:fillRect/>
+                    </a:stretch>
+                  </pic:blipFill>
+                  <pic:spPr>
+                    <a:xfrm>
+                      <a:off x="0" y="0"/>
+                      <a:ext cx="5274310" cy="1204595"/>
+                    </a:xfrm>
+                    <a:prstGeom prst="rect">
+                      <a:avLst/>
+                    </a:prstGeom>
+                  </pic:spPr>
+                </pic:pic>
+              </a:graphicData>
+            </a:graphic>
+          </wp:inline>
+        </w:drawing>
+      </w:r>
+    </w:p>
+    <w:p>
+      <w:pPr>
+        <w:pStyle w:val="3"/>
+      </w:pPr>
+      <w:r>
+        <w:rPr>
+          <w:rFonts w:hint="eastAsia"/>
+        </w:rPr>
+        <w:t xml:space="preserve">3. </w:t>
+      </w:r>
+      <w:r>
+        <w:t xml:space="preserve">Multi-Head Attention（MHA） </w:t>
+      </w:r>
+    </w:p>
+    <w:p>
+      <w:r>
+        <w:t>将 (d_{model}) 拆成 (h) 个头，每个头在 (d_k = d_{model}/h) 维⼦空间上独⽴做注意⼒，最后 Concat 再乘 (W_O) 投回 (d_{model})。 直觉：不同头可以关注不同模式（语法、指代、局部搭配等），表达能⼒更强。</w:t>
+      </w:r>
+    </w:p>
+    <w:p>
+      <w:pPr>
+        <w:pStyle w:val="3"/>
+      </w:pPr>
+      <w:r>
+        <w:rPr>
+          <w:rFonts w:hint="eastAsia"/>
+        </w:rPr>
+        <w:lastRenderedPageBreak/>
+        <w:t xml:space="preserve">4. </w:t>
+      </w:r>
+      <w:r>
+        <w:t>Position Encoding</w:t>
+      </w:r>
+    </w:p>
+    <w:p>
+      <w:r>
+        <w:rPr>
+          <w:noProof/>
+        </w:rPr>
+        <w:drawing>
+          <wp:inline distT="0" distB="0" distL="0" distR="0" wp14:anchorId="51D2C94B" wp14:editId="06AC2A58">
+            <wp:extent cx="5274310" cy="2717800"/>
+            <wp:effectExtent l="0" t="0" r="2540" b="6350"/>
+            <wp:docPr id="633413739" name="图片 1"/>
+            <wp:cNvGraphicFramePr>
+              <a:graphicFrameLocks xmlns:a="http://schemas.openxmlformats.org/drawingml/2006/main" noChangeAspect="1"/>
+            </wp:cNvGraphicFramePr>
+            <a:graphic xmlns:a="http://schemas.openxmlformats.org/drawingml/2006/main">
+              <a:graphicData uri="http://schemas.openxmlformats.org/drawingml/2006/picture">
+                <pic:pic xmlns:pic="http://schemas.openxmlformats.org/drawingml/2006/picture">
+                  <pic:nvPicPr>
+                    <pic:cNvPr id="633413739" name=""/>
+                    <pic:cNvPicPr/>
+                  </pic:nvPicPr>
+                  <pic:blipFill>
+                    <a:blip r:embed="rId190"/>
+                    <a:stretch>
+                      <a:fillRect/>
+                    </a:stretch>
+                  </pic:blipFill>
+                  <pic:spPr>
+                    <a:xfrm>
+                      <a:off x="0" y="0"/>
+                      <a:ext cx="5274310" cy="2717800"/>
+                    </a:xfrm>
+                    <a:prstGeom prst="rect">
+                      <a:avLst/>
+                    </a:prstGeom>
+                  </pic:spPr>
+                </pic:pic>
+              </a:graphicData>
+            </a:graphic>
+          </wp:inline>
+        </w:drawing>
+      </w:r>
+    </w:p>
+    <w:p>
+      <w:pPr>
+        <w:pStyle w:val="3"/>
+      </w:pPr>
+      <w:r>
+        <w:rPr>
+          <w:rFonts w:hint="eastAsia"/>
+        </w:rPr>
+        <w:t xml:space="preserve">5. </w:t>
+      </w:r>
+      <w:r>
+        <w:t>Feed-Forward Network（FFN）</w:t>
+      </w:r>
+    </w:p>
+    <w:p>
+      <w:r>
+        <w:rPr>
+          <w:noProof/>
+        </w:rPr>
+        <w:drawing>
+          <wp:inline distT="0" distB="0" distL="0" distR="0" wp14:anchorId="341CCE50" wp14:editId="739E37C9">
+            <wp:extent cx="5274310" cy="974725"/>
+            <wp:effectExtent l="0" t="0" r="2540" b="0"/>
+            <wp:docPr id="1418791779" name="图片 1"/>
+            <wp:cNvGraphicFramePr>
+              <a:graphicFrameLocks xmlns:a="http://schemas.openxmlformats.org/drawingml/2006/main" noChangeAspect="1"/>
+            </wp:cNvGraphicFramePr>
+            <a:graphic xmlns:a="http://schemas.openxmlformats.org/drawingml/2006/main">
+              <a:graphicData uri="http://schemas.openxmlformats.org/drawingml/2006/picture">
+                <pic:pic xmlns:pic="http://schemas.openxmlformats.org/drawingml/2006/picture">
+                  <pic:nvPicPr>
+                    <pic:cNvPr id="1418791779" name=""/>
+                    <pic:cNvPicPr/>
+                  </pic:nvPicPr>
+                  <pic:blipFill>
+                    <a:blip r:embed="rId191"/>
+                    <a:stretch>
+                      <a:fillRect/>
+                    </a:stretch>
+                  </pic:blipFill>
+                  <pic:spPr>
+                    <a:xfrm>
+                      <a:off x="0" y="0"/>
+                      <a:ext cx="5274310" cy="974725"/>
+                    </a:xfrm>
+                    <a:prstGeom prst="rect">
+                      <a:avLst/>
+                    </a:prstGeom>
+                  </pic:spPr>
+                </pic:pic>
+              </a:graphicData>
+            </a:graphic>
+          </wp:inline>
+        </w:drawing>
+      </w:r>
+    </w:p>
+    <w:p>
+      <w:pPr>
+        <w:pStyle w:val="3"/>
+      </w:pPr>
+      <w:r>
+        <w:rPr>
+          <w:rFonts w:hint="eastAsia"/>
+        </w:rPr>
+        <w:t xml:space="preserve">6. </w:t>
+      </w:r>
+      <w:r>
+        <w:t>Layer Normalization：Pre-Norm vs Post-Norm</w:t>
+      </w:r>
+    </w:p>
+    <w:p>
+      <w:r>
+        <w:rPr>
+          <w:noProof/>
+        </w:rPr>
+        <w:drawing>
+          <wp:inline distT="0" distB="0" distL="0" distR="0" wp14:anchorId="67F6FD9D" wp14:editId="47526350">
+            <wp:extent cx="5274310" cy="629920"/>
+            <wp:effectExtent l="0" t="0" r="2540" b="0"/>
+            <wp:docPr id="772977779" name="图片 1"/>
+            <wp:cNvGraphicFramePr>
+              <a:graphicFrameLocks xmlns:a="http://schemas.openxmlformats.org/drawingml/2006/main" noChangeAspect="1"/>
+            </wp:cNvGraphicFramePr>
+            <a:graphic xmlns:a="http://schemas.openxmlformats.org/drawingml/2006/main">
+              <a:graphicData uri="http://schemas.openxmlformats.org/drawingml/2006/picture">
+                <pic:pic xmlns:pic="http://schemas.openxmlformats.org/drawingml/2006/picture">
+                  <pic:nvPicPr>
+                    <pic:cNvPr id="772977779" name=""/>
+                    <pic:cNvPicPr/>
+                  </pic:nvPicPr>
+                  <pic:blipFill>
+                    <a:blip r:embed="rId192"/>
+                    <a:stretch>
+                      <a:fillRect/>
+                    </a:stretch>
+                  </pic:blipFill>
+                  <pic:spPr>
+                    <a:xfrm>
+                      <a:off x="0" y="0"/>
+                      <a:ext cx="5274310" cy="629920"/>
+                    </a:xfrm>
+                    <a:prstGeom prst="rect">
+                      <a:avLst/>
+                    </a:prstGeom>
+                  </pic:spPr>
+                </pic:pic>
+              </a:graphicData>
+            </a:graphic>
+          </wp:inline>
+        </w:drawing>
+      </w:r>
+    </w:p>
+    <w:p>
+      <w:pPr>
+        <w:pStyle w:val="3"/>
+      </w:pPr>
+      <w:r>
+        <w:rPr>
+          <w:rFonts w:hint="eastAsia"/>
+        </w:rPr>
+        <w:t xml:space="preserve">7. </w:t>
+      </w:r>
+      <w:r>
+        <w:t>Residual Connection（残差连接）</w:t>
+      </w:r>
+    </w:p>
+    <w:p>
+      <w:r>
+        <w:rPr>
+          <w:noProof/>
+        </w:rPr>
+        <w:drawing>
+          <wp:inline distT="0" distB="0" distL="0" distR="0" wp14:anchorId="48ECAD54" wp14:editId="755468ED">
+            <wp:extent cx="5274310" cy="877570"/>
+            <wp:effectExtent l="0" t="0" r="2540" b="0"/>
+            <wp:docPr id="1238258584" name="图片 1"/>
+            <wp:cNvGraphicFramePr>
+              <a:graphicFrameLocks xmlns:a="http://schemas.openxmlformats.org/drawingml/2006/main" noChangeAspect="1"/>
+            </wp:cNvGraphicFramePr>
+            <a:graphic xmlns:a="http://schemas.openxmlformats.org/drawingml/2006/main">
+              <a:graphicData uri="http://schemas.openxmlformats.org/drawingml/2006/picture">
+                <pic:pic xmlns:pic="http://schemas.openxmlformats.org/drawingml/2006/picture">
+                  <pic:nvPicPr>
+                    <pic:cNvPr id="1238258584" name=""/>
+                    <pic:cNvPicPr/>
+                  </pic:nvPicPr>
+                  <pic:blipFill>
+                    <a:blip r:embed="rId193"/>
+                    <a:stretch>
+                      <a:fillRect/>
+                    </a:stretch>
+                  </pic:blipFill>
+                  <pic:spPr>
+                    <a:xfrm>
+                      <a:off x="0" y="0"/>
+                      <a:ext cx="5274310" cy="877570"/>
+                    </a:xfrm>
+                    <a:prstGeom prst="rect">
+                      <a:avLst/>
+                    </a:prstGeom>
+                  </pic:spPr>
+                </pic:pic>
+              </a:graphicData>
+            </a:graphic>
+          </wp:inline>
+        </w:drawing>
+      </w:r>
+    </w:p>
+    <w:p>
+      <w:pPr>
+        <w:pStyle w:val="3"/>
+      </w:pPr>
+      <w:r>
+        <w:rPr>
+          <w:rFonts w:hint="eastAsia"/>
+        </w:rPr>
+        <w:t xml:space="preserve">8. </w:t>
+      </w:r>
+      <w:r>
+        <w:t>Transformer 和 RNN 相⽐，核⼼优势是什么？</w:t>
+      </w:r>
+    </w:p>
+    <w:p>
+      <w:r>
+        <w:t xml:space="preserve"> A： ⾃注意⼒在单步内连接任意两位置，并⾏计算好、⻓距离依赖路径短（常数层数内）；RNN 顺 序计算且⻓序列梯度路径⻓。代价是 (O(n^2)) 注意⼒内存与时间（相对序列⻓度）。</w:t>
+      </w:r>
+    </w:p>
+    <w:p>
+      <w:pPr>
+        <w:pStyle w:val="3"/>
+      </w:pPr>
+      <w:r>
+        <w:rPr>
+          <w:rFonts w:hint="eastAsia"/>
+        </w:rPr>
+        <w:lastRenderedPageBreak/>
+        <w:t xml:space="preserve">9. </w:t>
+      </w:r>
+      <w:r>
+        <w:t xml:space="preserve">Decoder ⾥的 Masked Self-Attention 为什么要 mask？ </w:t>
+      </w:r>
+    </w:p>
+    <w:p>
+      <w:r>
+        <w:t>A： 训练时⼀次看到整句，若不 mask，位置 (i) 会看到「未来」token，造成信息泄漏；mask 保 证训练和推理（⾃回归）⼀致。</w:t>
+      </w:r>
+    </w:p>
+    <w:p>
+      <w:pPr>
+        <w:pStyle w:val="3"/>
+      </w:pPr>
+      <w:r>
+        <w:rPr>
+          <w:rFonts w:hint="eastAsia"/>
+        </w:rPr>
+        <w:t xml:space="preserve">10. </w:t>
+      </w:r>
+      <w:r>
+        <w:t xml:space="preserve">为什么⼤模型多是 Decoder-only？ </w:t>
+      </w:r>
+    </w:p>
+    <w:p>
+      <w:r>
+        <w:t>应对： ⽣成式预训练⽬标（下⼀词预测）与架构⼀致；⼯程上堆叠简单、扩展性好；Encoder only（如 BERT）更偏理解，需另做⽣成适配。</w:t>
+      </w:r>
+    </w:p>
+    <w:p>
+      <w:pPr>
+        <w:pStyle w:val="3"/>
+      </w:pPr>
+      <w:r>
+        <w:rPr>
+          <w:rFonts w:hint="eastAsia"/>
+        </w:rPr>
+        <w:t xml:space="preserve">11. </w:t>
+      </w:r>
+      <w:r>
+        <w:t>Pre-Norm 和 Post-Norm 训练稳定性差异原因？</w:t>
+      </w:r>
+    </w:p>
+    <w:p>
+      <w:r>
+        <w:t xml:space="preserve"> 应对： Pre-Norm 让⼦层输⼊分布更稳定，梯度在残差路径上更平滑；可提⼀嘴深层 Transformer 实践中 Pre-Norm 更常⻅。</w:t>
+      </w:r>
+    </w:p>
+    <w:p>
+      <w:pPr>
+        <w:pStyle w:val="2"/>
+      </w:pPr>
+      <w:r>
+        <w:t>注意⼒机制详解</w:t>
+      </w:r>
+    </w:p>
+    <w:p>
+      <w:r>
+        <w:rPr>
+          <w:noProof/>
+        </w:rPr>
+        <w:drawing>
+          <wp:inline distT="0" distB="0" distL="0" distR="0" wp14:anchorId="186DDCC1" wp14:editId="282AA560">
+            <wp:extent cx="5274310" cy="884555"/>
+            <wp:effectExtent l="0" t="0" r="2540" b="0"/>
+            <wp:docPr id="122378187" name="图片 1"/>
+            <wp:cNvGraphicFramePr>
+              <a:graphicFrameLocks xmlns:a="http://schemas.openxmlformats.org/drawingml/2006/main" noChangeAspect="1"/>
+            </wp:cNvGraphicFramePr>
+            <a:graphic xmlns:a="http://schemas.openxmlformats.org/drawingml/2006/main">
+              <a:graphicData uri="http://schemas.openxmlformats.org/drawingml/2006/picture">
+                <pic:pic xmlns:pic="http://schemas.openxmlformats.org/drawingml/2006/picture">
+                  <pic:nvPicPr>
+                    <pic:cNvPr id="122378187" name=""/>
+                    <pic:cNvPicPr/>
+                  </pic:nvPicPr>
+                  <pic:blipFill>
+                    <a:blip r:embed="rId194"/>
+                    <a:stretch>
+                      <a:fillRect/>
+                    </a:stretch>
+                  </pic:blipFill>
+                  <pic:spPr>
+                    <a:xfrm>
+                      <a:off x="0" y="0"/>
+                      <a:ext cx="5274310" cy="884555"/>
+                    </a:xfrm>
+                    <a:prstGeom prst="rect">
+                      <a:avLst/>
+                    </a:prstGeom>
+                  </pic:spPr>
+                </pic:pic>
+              </a:graphicData>
+            </a:graphic>
+          </wp:inline>
+        </w:drawing>
+      </w:r>
+    </w:p>
+    <w:p>
+      <w:pPr>
+        <w:pStyle w:val="3"/>
+        <w:rPr>
+          <w:rFonts w:hint="eastAsia"/>
+        </w:rPr>
+      </w:pPr>
+      <w:r>
+        <w:rPr>
+          <w:rFonts w:hint="eastAsia"/>
+        </w:rPr>
+        <w:t>1.</w:t>
+      </w:r>
+      <w:r>
+        <w:t xml:space="preserve"> </w:t>
+      </w:r>
+      <w:r>
+        <w:t>数学公式</w:t>
+      </w:r>
+    </w:p>
+    <w:p>
+      <w:r>
+        <w:rPr>
+          <w:noProof/>
+        </w:rPr>
+        <w:drawing>
+          <wp:inline distT="0" distB="0" distL="0" distR="0" wp14:anchorId="3AFAF5D7" wp14:editId="21B4AFF2">
+            <wp:extent cx="5274310" cy="1106170"/>
+            <wp:effectExtent l="0" t="0" r="2540" b="0"/>
+            <wp:docPr id="1089713717" name="图片 1"/>
+            <wp:cNvGraphicFramePr>
+              <a:graphicFrameLocks xmlns:a="http://schemas.openxmlformats.org/drawingml/2006/main" noChangeAspect="1"/>
+            </wp:cNvGraphicFramePr>
+            <a:graphic xmlns:a="http://schemas.openxmlformats.org/drawingml/2006/main">
+              <a:graphicData uri="http://schemas.openxmlformats.org/drawingml/2006/picture">
+                <pic:pic xmlns:pic="http://schemas.openxmlformats.org/drawingml/2006/picture">
+                  <pic:nvPicPr>
+                    <pic:cNvPr id="1089713717" name=""/>
+                    <pic:cNvPicPr/>
+                  </pic:nvPicPr>
+                  <pic:blipFill>
+                    <a:blip r:embed="rId195"/>
+                    <a:stretch>
+                      <a:fillRect/>
+                    </a:stretch>
+                  </pic:blipFill>
+                  <pic:spPr>
+                    <a:xfrm>
+                      <a:off x="0" y="0"/>
+                      <a:ext cx="5274310" cy="1106170"/>
+                    </a:xfrm>
+                    <a:prstGeom prst="rect">
+                      <a:avLst/>
+                    </a:prstGeom>
+                  </pic:spPr>
+                </pic:pic>
+              </a:graphicData>
+            </a:graphic>
+          </wp:inline>
+        </w:drawing>
+      </w:r>
+    </w:p>
+    <w:p>
+      <w:pPr>
+        <w:pStyle w:val="3"/>
+      </w:pPr>
+      <w:r>
+        <w:rPr>
+          <w:rFonts w:hint="eastAsia"/>
+        </w:rPr>
+        <w:t xml:space="preserve">2. </w:t>
+      </w:r>
+      <w:r>
+        <w:t>为什么要除以 </w:t>
+      </w:r>
+      <m:oMath>
+        <m:rad>
+          <m:radPr>
+            <m:degHide m:val="1"/>
+            <m:ctrlPr>
+              <w:rPr>
+                <w:rFonts w:ascii="Cambria Math" w:hAnsi="Cambria Math"/>
+              </w:rPr>
+            </m:ctrlPr>
+          </m:radPr>
+          <m:deg/>
+          <m:e>
+            <m:sSub>
+              <m:sSubPr>
+                <m:ctrlPr>
+                  <w:rPr>
+                    <w:rFonts w:ascii="Cambria Math" w:hAnsi="Cambria Math"/>
+                  </w:rPr>
+                </m:ctrlPr>
+              </m:sSubPr>
+              <m:e>
+                <m:r>
+                  <w:rPr>
+                    <w:rFonts w:ascii="Cambria Math" w:hAnsi="Cambria Math"/>
+                  </w:rPr>
+                  <m:t>d</m:t>
+                </m:r>
+              </m:e>
+              <m:sub>
+                <m:r>
+                  <w:rPr>
+                    <w:rFonts w:ascii="Cambria Math" w:hAnsi="Cambria Math"/>
+                  </w:rPr>
+                  <m:t>k</m:t>
+                </m:r>
+              </m:sub>
+            </m:sSub>
+          </m:e>
+        </m:rad>
+      </m:oMath>
+    </w:p>
+    <w:p>
+      <w:r>
+        <w:rPr>
+          <w:noProof/>
+        </w:rPr>
+        <w:drawing>
+          <wp:inline distT="0" distB="0" distL="0" distR="0" wp14:anchorId="2BD78FF8" wp14:editId="3A663CC9">
+            <wp:extent cx="5274310" cy="365125"/>
+            <wp:effectExtent l="0" t="0" r="2540" b="0"/>
+            <wp:docPr id="1090026364" name="图片 1"/>
+            <wp:cNvGraphicFramePr>
+              <a:graphicFrameLocks xmlns:a="http://schemas.openxmlformats.org/drawingml/2006/main" noChangeAspect="1"/>
+            </wp:cNvGraphicFramePr>
+            <a:graphic xmlns:a="http://schemas.openxmlformats.org/drawingml/2006/main">
+              <a:graphicData uri="http://schemas.openxmlformats.org/drawingml/2006/picture">
+                <pic:pic xmlns:pic="http://schemas.openxmlformats.org/drawingml/2006/picture">
+                  <pic:nvPicPr>
+                    <pic:cNvPr id="1090026364" name=""/>
+                    <pic:cNvPicPr/>
+                  </pic:nvPicPr>
+                  <pic:blipFill>
+                    <a:blip r:embed="rId196"/>
+                    <a:stretch>
+                      <a:fillRect/>
+                    </a:stretch>
+                  </pic:blipFill>
+                  <pic:spPr>
+                    <a:xfrm>
+                      <a:off x="0" y="0"/>
+                      <a:ext cx="5274310" cy="365125"/>
+                    </a:xfrm>
+                    <a:prstGeom prst="rect">
+                      <a:avLst/>
+                    </a:prstGeom>
+                  </pic:spPr>
+                </pic:pic>
+              </a:graphicData>
+            </a:graphic>
+          </wp:inline>
+        </w:drawing>
+      </w:r>
+    </w:p>
+    <w:p>
+      <w:pPr>
+        <w:pStyle w:val="3"/>
+      </w:pPr>
+      <w:r>
+        <w:rPr>
+          <w:rFonts w:hint="eastAsia"/>
+        </w:rPr>
+        <w:t xml:space="preserve">3. </w:t>
+      </w:r>
+      <w:r>
+        <w:t xml:space="preserve">Multi-Head 的作⽤ </w:t>
+      </w:r>
+    </w:p>
+    <w:p>
+      <w:r>
+        <w:t>多头 = 多个并⾏⼦空间的注意⼒，每头可学习不同关系。 单头表达能⼒有限；多头类似 CNN 多通道，提⾼表示丰富度。</w:t>
+      </w:r>
+    </w:p>
+    <w:p>
+      <w:pPr>
+        <w:pStyle w:val="3"/>
+      </w:pPr>
+      <w:r>
+        <w:rPr>
+          <w:rFonts w:hint="eastAsia"/>
+        </w:rPr>
+        <w:lastRenderedPageBreak/>
+        <w:t xml:space="preserve">4. </w:t>
+      </w:r>
+      <w:r>
+        <w:t xml:space="preserve">Grouped Query Attention（GQA） </w:t>
+      </w:r>
+      <w:r>
+        <w:rPr>
+          <w:rFonts w:hint="eastAsia"/>
+        </w:rPr>
+        <w:t>分组查询注意力</w:t>
+      </w:r>
+    </w:p>
+    <w:p>
+      <w:r>
+        <w:t>在 MHA 中，每头有独⽴ K、V。在 MQA 中，所有头共享⼀套 K、V。 GQA 介于两者之间：多组 Query 共享同⼀组 K、V（例如 8 个 Q 组对应 2 组 KV），在推理显存 与带宽（KV Cache 更⼩）和质量之间折中。Llama 3、Mistral 等采⽤ GQA。</w:t>
+      </w:r>
+    </w:p>
+    <w:p>
+      <w:pPr>
+        <w:pStyle w:val="3"/>
+      </w:pPr>
+      <w:r>
+        <w:rPr>
+          <w:rFonts w:hint="eastAsia"/>
+        </w:rPr>
+        <w:t xml:space="preserve">5. </w:t>
+      </w:r>
+      <w:r>
+        <w:t>Multi-Query Attention（MQA）</w:t>
+      </w:r>
+      <w:r>
+        <w:rPr>
+          <w:rFonts w:hint="eastAsia"/>
+        </w:rPr>
+        <w:t>多查询注意力</w:t>
+      </w:r>
+    </w:p>
+    <w:p>
+      <w:r>
+        <w:t>所有注意⼒头共享同⼀份 K、V，⼤幅减少 KV Cache 体积与内存带宽需求，推理加速明显；但可 能略损质量，故后来流⾏ GQA 折中。</w:t>
+      </w:r>
+    </w:p>
+    <w:p>
+      <w:pPr>
+        <w:pStyle w:val="3"/>
+      </w:pPr>
+      <w:r>
+        <w:rPr>
+          <w:rFonts w:hint="eastAsia"/>
+        </w:rPr>
+        <w:t xml:space="preserve">6. </w:t>
+      </w:r>
+      <w:r>
+        <w:t xml:space="preserve">Flash Attention 原理（核⼼思想） </w:t>
+      </w:r>
+    </w:p>
+    <w:p>
+      <w:r>
+        <w:t>标准实现需物化完整 (n \times n) 注意⼒矩阵，显存占⽤⼤。 Flash Attention 利⽤ GPU SRAM 快、HBM 慢 的层次结构，把 Q、K、V 分块（tiling），在块 上融合矩阵乘、softmax 与对 V 的加权，避免或减少完整 (n \times n) 矩阵写回 HBM；并可配 合 recomputation 在反向时重算以省显存。 要点：IO-aware / 分块 softmax 数值稳定实现、减少 HBM 读写。后续 FlashAttention-2 等进 ⼀步优化并⾏与⼯作划分。</w:t>
+      </w:r>
+    </w:p>
+    <w:p>
+      <w:pPr>
+        <w:pStyle w:val="3"/>
+      </w:pPr>
+      <w:r>
+        <w:rPr>
+          <w:rFonts w:hint="eastAsia"/>
+        </w:rPr>
+        <w:t xml:space="preserve">7. </w:t>
+      </w:r>
+      <w:r>
+        <w:t xml:space="preserve">简述 Flash Attention 为什么能快和省显存？ </w:t>
+      </w:r>
+    </w:p>
+    <w:p>
+      <w:r>
+        <w:t xml:space="preserve">A： 通过分块在⽚上完成注意⼒计算，减少对慢速全局显存的读写；避免存储完整⼤注意⼒矩阵 （或显著降低峰值），并融合算⼦提⾼吞吐。 </w:t>
+      </w:r>
+    </w:p>
+    <w:p>
+      <w:pPr>
+        <w:pStyle w:val="3"/>
+      </w:pPr>
+      <w:r>
+        <w:rPr>
+          <w:rFonts w:hint="eastAsia"/>
+        </w:rPr>
+        <w:t xml:space="preserve">8. </w:t>
+      </w:r>
+      <w:r>
+        <w:t>GQA 相对 MHA 推理上主要省在哪⾥？</w:t>
+      </w:r>
+    </w:p>
+    <w:p>
+      <w:r>
+        <w:t xml:space="preserve"> A： KV Cache 随层缓存的 K、V 体积减⼩（多组 Query 共享 KV），内存带宽与显存占⽤下降， decode 阶段受益明显。</w:t>
+      </w:r>
+    </w:p>
+    <w:p>
+      <w:pPr>
+        <w:pStyle w:val="3"/>
+      </w:pPr>
+      <w:r>
+        <w:rPr>
+          <w:rFonts w:hint="eastAsia"/>
+        </w:rPr>
+        <w:t xml:space="preserve">9. </w:t>
+      </w:r>
+      <w:r>
+        <w:t xml:space="preserve">不⽤ softmax 可以吗？ </w:t>
+      </w:r>
+    </w:p>
+    <w:p>
+      <w:r>
+        <w:t>应对： 注意⼒需⾮负且归⼀的权重；softmax 是最常⻅选择，也有线性注意⼒、核⽅法等变体 ⽤于线性复杂度，但各有近似与实现代价。</w:t>
+      </w:r>
+    </w:p>
+    <w:p>
+      <w:pPr>
+        <w:pStyle w:val="2"/>
+      </w:pPr>
+      <w:r>
+        <w:t>Tokenization</w:t>
+      </w:r>
+    </w:p>
+    <w:p>
+      <w:r>
+        <w:rPr>
+          <w:noProof/>
+        </w:rPr>
+        <w:drawing>
+          <wp:inline distT="0" distB="0" distL="0" distR="0" wp14:anchorId="0401D57C" wp14:editId="4DBA793D">
+            <wp:extent cx="5274310" cy="1010920"/>
+            <wp:effectExtent l="0" t="0" r="2540" b="0"/>
+            <wp:docPr id="799955157" name="图片 1"/>
+            <wp:cNvGraphicFramePr>
+              <a:graphicFrameLocks xmlns:a="http://schemas.openxmlformats.org/drawingml/2006/main" noChangeAspect="1"/>
+            </wp:cNvGraphicFramePr>
+            <a:graphic xmlns:a="http://schemas.openxmlformats.org/drawingml/2006/main">
+              <a:graphicData uri="http://schemas.openxmlformats.org/drawingml/2006/picture">
+                <pic:pic xmlns:pic="http://schemas.openxmlformats.org/drawingml/2006/picture">
+                  <pic:nvPicPr>
+                    <pic:cNvPr id="799955157" name=""/>
+                    <pic:cNvPicPr/>
+                  </pic:nvPicPr>
+                  <pic:blipFill>
+                    <a:blip r:embed="rId197"/>
+                    <a:stretch>
+                      <a:fillRect/>
+                    </a:stretch>
+                  </pic:blipFill>
+                  <pic:spPr>
+                    <a:xfrm>
+                      <a:off x="0" y="0"/>
+                      <a:ext cx="5274310" cy="1010920"/>
+                    </a:xfrm>
+                    <a:prstGeom prst="rect">
+                      <a:avLst/>
+                    </a:prstGeom>
+                  </pic:spPr>
+                </pic:pic>
+              </a:graphicData>
+            </a:graphic>
+          </wp:inline>
+        </w:drawing>
+      </w:r>
+    </w:p>
+    <w:p>
+      <w:pPr>
+        <w:pStyle w:val="3"/>
+      </w:pPr>
+      <w:r>
+        <w:rPr>
+          <w:rFonts w:hint="eastAsia"/>
+        </w:rPr>
+        <w:lastRenderedPageBreak/>
+        <w:t xml:space="preserve">1. </w:t>
+      </w:r>
+      <w:r>
+        <w:t xml:space="preserve">BPE（Byte Pair Encoding） </w:t>
+      </w:r>
+    </w:p>
+    <w:p>
+      <w:r>
+        <w:t xml:space="preserve">从字符或字节开始，统计相邻符号对频率，合并最⾼频对为新符号，迭代直到词表达⽬标规模。 特点：平衡词级与字符级，可表示未登录词（由⼦词拼出）；⼴泛⽤于 GPT-2、RoBERTa 等。 </w:t>
+      </w:r>
+    </w:p>
+    <w:p>
+      <w:pPr>
+        <w:pStyle w:val="3"/>
+      </w:pPr>
+      <w:r>
+        <w:rPr>
+          <w:rFonts w:hint="eastAsia"/>
+        </w:rPr>
+        <w:t xml:space="preserve">2. </w:t>
+      </w:r>
+      <w:r>
+        <w:t xml:space="preserve"> WordPiece（BERT） </w:t>
+      </w:r>
+    </w:p>
+    <w:p>
+      <w:r>
+        <w:t xml:space="preserve">与 BPE 类似，但合并准则常基于最⼤化语⾔模型似然（选择使训练数据概率提升最⼤的合并）， ⽽⾮单纯最⾼频。 </w:t>
+      </w:r>
+    </w:p>
+    <w:p>
+      <w:pPr>
+        <w:pStyle w:val="3"/>
+      </w:pPr>
+      <w:r>
+        <w:rPr>
+          <w:rFonts w:hint="eastAsia"/>
+        </w:rPr>
+        <w:t xml:space="preserve">3. </w:t>
+      </w:r>
+      <w:r>
+        <w:t xml:space="preserve">SentencePiece </w:t>
+      </w:r>
+    </w:p>
+    <w:p>
+      <w:r>
+        <w:t>把整句当作输⼊，不依赖预分词空格；在原始字符串上学习⼦词（可处理⽆空格语⾔如⽇⽂）。⽀ 持 BPE 与 Unigram 等算法。Unigram 从⼤批⼦词出发，迭代删除使损失最⼩的词表，适合多语 ⾔。</w:t>
+      </w:r>
+    </w:p>
+    <w:p>
+      <w:pPr>
+        <w:pStyle w:val="3"/>
+      </w:pPr>
+      <w:r>
+        <w:rPr>
+          <w:rFonts w:hint="eastAsia"/>
+        </w:rPr>
+        <w:t xml:space="preserve">4. </w:t>
+      </w:r>
+      <w:r>
+        <w:t>中⽂ Tokenization 的特殊处理</w:t>
+      </w:r>
+    </w:p>
+    <w:p>
+      <w:r>
+        <w:rPr>
+          <w:noProof/>
+        </w:rPr>
+        <w:drawing>
+          <wp:inline distT="0" distB="0" distL="0" distR="0" wp14:anchorId="0AD5EEDE" wp14:editId="2B2072AC">
+            <wp:extent cx="5274310" cy="1273810"/>
+            <wp:effectExtent l="0" t="0" r="2540" b="2540"/>
+            <wp:docPr id="1391775905" name="图片 1"/>
+            <wp:cNvGraphicFramePr>
+              <a:graphicFrameLocks xmlns:a="http://schemas.openxmlformats.org/drawingml/2006/main" noChangeAspect="1"/>
+            </wp:cNvGraphicFramePr>
+            <a:graphic xmlns:a="http://schemas.openxmlformats.org/drawingml/2006/main">
+              <a:graphicData uri="http://schemas.openxmlformats.org/drawingml/2006/picture">
+                <pic:pic xmlns:pic="http://schemas.openxmlformats.org/drawingml/2006/picture">
+                  <pic:nvPicPr>
+                    <pic:cNvPr id="1391775905" name=""/>
+                    <pic:cNvPicPr/>
+                  </pic:nvPicPr>
+                  <pic:blipFill>
+                    <a:blip r:embed="rId198"/>
+                    <a:stretch>
+                      <a:fillRect/>
+                    </a:stretch>
+                  </pic:blipFill>
+                  <pic:spPr>
+                    <a:xfrm>
+                      <a:off x="0" y="0"/>
+                      <a:ext cx="5274310" cy="1273810"/>
+                    </a:xfrm>
+                    <a:prstGeom prst="rect">
+                      <a:avLst/>
+                    </a:prstGeom>
+                  </pic:spPr>
+                </pic:pic>
+              </a:graphicData>
+            </a:graphic>
+          </wp:inline>
+        </w:drawing>
+      </w:r>
+    </w:p>
+    <w:p>
+      <w:pPr>
+        <w:pStyle w:val="3"/>
+      </w:pPr>
+      <w:r>
+        <w:rPr>
+          <w:rFonts w:hint="eastAsia"/>
+        </w:rPr>
+        <w:t xml:space="preserve">5. </w:t>
+      </w:r>
+      <w:r>
+        <w:t>Tokenizer 对模型效果的影响</w:t>
+      </w:r>
+    </w:p>
+    <w:p>
+      <w:r>
+        <w:rPr>
+          <w:noProof/>
+        </w:rPr>
+        <w:drawing>
+          <wp:inline distT="0" distB="0" distL="0" distR="0" wp14:anchorId="1A459FBB" wp14:editId="7C0D76F0">
+            <wp:extent cx="4276190" cy="1114286"/>
+            <wp:effectExtent l="0" t="0" r="0" b="0"/>
+            <wp:docPr id="1944059673" name="图片 1"/>
+            <wp:cNvGraphicFramePr>
+              <a:graphicFrameLocks xmlns:a="http://schemas.openxmlformats.org/drawingml/2006/main" noChangeAspect="1"/>
+            </wp:cNvGraphicFramePr>
+            <a:graphic xmlns:a="http://schemas.openxmlformats.org/drawingml/2006/main">
+              <a:graphicData uri="http://schemas.openxmlformats.org/drawingml/2006/picture">
+                <pic:pic xmlns:pic="http://schemas.openxmlformats.org/drawingml/2006/picture">
+                  <pic:nvPicPr>
+                    <pic:cNvPr id="1944059673" name=""/>
+                    <pic:cNvPicPr/>
+                  </pic:nvPicPr>
+                  <pic:blipFill>
+                    <a:blip r:embed="rId199"/>
+                    <a:stretch>
+                      <a:fillRect/>
+                    </a:stretch>
+                  </pic:blipFill>
+                  <pic:spPr>
+                    <a:xfrm>
+                      <a:off x="0" y="0"/>
+                      <a:ext cx="4276190" cy="1114286"/>
+                    </a:xfrm>
+                    <a:prstGeom prst="rect">
+                      <a:avLst/>
+                    </a:prstGeom>
+                  </pic:spPr>
+                </pic:pic>
+              </a:graphicData>
+            </a:graphic>
+          </wp:inline>
+        </w:drawing>
+      </w:r>
+    </w:p>
+    <w:p>
+      <w:pPr>
+        <w:pStyle w:val="3"/>
+      </w:pPr>
+      <w:r>
+        <w:rPr>
+          <w:rFonts w:hint="eastAsia"/>
+        </w:rPr>
+        <w:t xml:space="preserve">6. </w:t>
+      </w:r>
+      <w:r>
+        <w:t xml:space="preserve">BPE 和 WordPiece 主要区别？ </w:t>
+      </w:r>
+    </w:p>
+    <w:p>
+      <w:r>
+        <w:t>A： 都是⼦词合并思路；BPE 常⽤⾼频合并，WordPiece 更强调似然提升；具体实现因库⽽异， ⾯试答「合并准则不同」即可。</w:t>
+      </w:r>
+    </w:p>
+    <w:p>
+      <w:pPr>
+        <w:pStyle w:val="3"/>
+      </w:pPr>
+      <w:r>
+        <w:rPr>
+          <w:rFonts w:hint="eastAsia"/>
+        </w:rPr>
+        <w:t xml:space="preserve">7. </w:t>
+      </w:r>
+      <w:r>
+        <w:t>为什么 LLM 常⽤⼦词⽽不是纯词？</w:t>
+      </w:r>
+    </w:p>
+    <w:p>
+      <w:r>
+        <w:t xml:space="preserve"> A： 控制词表规模、处理 OOV、开放集词汇；纯词级词表巨⼤且稀疏。</w:t>
+      </w:r>
+    </w:p>
+    <w:p>
+      <w:r>
+        <w:rPr>
+          <w:rFonts w:hint="eastAsia"/>
+        </w:rPr>
+        <w:lastRenderedPageBreak/>
+        <w:t xml:space="preserve">8. </w:t>
+      </w:r>
+      <w:r>
+        <w:t xml:space="preserve">字节级 BPE 优缺点？ </w:t>
+      </w:r>
+    </w:p>
+    <w:p>
+      <w:r>
+        <w:t>应对： 词表⼩、任意字符可表示；缺点是同样⽂本 token 变⻓，算⼒与上下⽂窗⼝压⼒增⼤</w:t>
+      </w:r>
+    </w:p>
+    <w:p>
+      <w:pPr>
+        <w:pStyle w:val="2"/>
+      </w:pPr>
+      <w:r>
+        <w:t>⼤模型推理</w:t>
+      </w:r>
+    </w:p>
+    <w:p>
+      <w:pPr>
+        <w:rPr>
+          <w:rFonts w:hint="eastAsia"/>
+        </w:rPr>
+      </w:pPr>
+      <w:r>
+        <w:rPr>
+          <w:noProof/>
+        </w:rPr>
+        <w:drawing>
+          <wp:inline distT="0" distB="0" distL="0" distR="0" wp14:anchorId="07103CAD" wp14:editId="08D3006F">
+            <wp:extent cx="5274310" cy="1036320"/>
+            <wp:effectExtent l="0" t="0" r="2540" b="0"/>
+            <wp:docPr id="2141128142" name="图片 1"/>
+            <wp:cNvGraphicFramePr>
+              <a:graphicFrameLocks xmlns:a="http://schemas.openxmlformats.org/drawingml/2006/main" noChangeAspect="1"/>
+            </wp:cNvGraphicFramePr>
+            <a:graphic xmlns:a="http://schemas.openxmlformats.org/drawingml/2006/main">
+              <a:graphicData uri="http://schemas.openxmlformats.org/drawingml/2006/picture">
+                <pic:pic xmlns:pic="http://schemas.openxmlformats.org/drawingml/2006/picture">
+                  <pic:nvPicPr>
+                    <pic:cNvPr id="2141128142" name=""/>
+                    <pic:cNvPicPr/>
+                  </pic:nvPicPr>
+                  <pic:blipFill>
+                    <a:blip r:embed="rId200"/>
+                    <a:stretch>
+                      <a:fillRect/>
+                    </a:stretch>
+                  </pic:blipFill>
+                  <pic:spPr>
+                    <a:xfrm>
+                      <a:off x="0" y="0"/>
+                      <a:ext cx="5274310" cy="1036320"/>
+                    </a:xfrm>
+                    <a:prstGeom prst="rect">
+                      <a:avLst/>
+                    </a:prstGeom>
+                  </pic:spPr>
+                </pic:pic>
+              </a:graphicData>
+            </a:graphic>
+          </wp:inline>
+        </w:drawing>
+      </w:r>
+    </w:p>
+    <w:p>
+      <w:pPr>
+        <w:pStyle w:val="3"/>
+      </w:pPr>
+      <w:r>
+        <w:rPr>
+          <w:rFonts w:hint="eastAsia"/>
+        </w:rPr>
+        <w:t xml:space="preserve">1. </w:t>
+      </w:r>
+      <w:r>
+        <w:t xml:space="preserve">Prefill vs Decode </w:t>
+      </w:r>
+    </w:p>
+    <w:p>
+      <w:r>
+        <w:t>Prefill：⼀次性并⾏计算 prompt 各 token 的表示，得到第⼀个⽣成位置的 logits；计算形态 类似「整段并⾏注意⼒」。 Decode：每步只新增⼀个 token，但需⽤历史 KV Cache 避免重复计算过去 token 的 K、 V；算⼒⼩、内存带宽敏感。</w:t>
+      </w:r>
+    </w:p>
+    <w:p>
+      <w:pPr>
+        <w:pStyle w:val="3"/>
+      </w:pPr>
+      <w:r>
+        <w:rPr>
+          <w:rFonts w:hint="eastAsia"/>
+        </w:rPr>
+        <w:t xml:space="preserve">2. </w:t>
+      </w:r>
+      <w:r>
+        <w:t xml:space="preserve">KV Cache 原理与实现 </w:t>
+      </w:r>
+    </w:p>
+    <w:p>
+      <w:r>
+        <w:t>对每⼀层、每个注意⼒头，对已⽣成（及 prompt）位置缓存 Key 和 Value。 新⼀步只计算当前 token 的 Q，与缓存的 K、V 做注意⼒，⽆需再算历史位置的 K、V。 代价：序列越⻓、层数越多、模型越⼤，KV Cache 显存线性增⻓，是⻓上下⽂推理的主要瓶颈之 ⼀。</w:t>
+      </w:r>
+    </w:p>
+    <w:p>
+      <w:pPr>
+        <w:pStyle w:val="3"/>
+      </w:pPr>
+      <w:r>
+        <w:rPr>
+          <w:rFonts w:hint="eastAsia"/>
+        </w:rPr>
+        <w:t xml:space="preserve">3. </w:t>
+      </w:r>
+      <w:r>
+        <w:t>采样策略</w:t>
+      </w:r>
+    </w:p>
+    <w:p>
+      <w:r>
+        <w:rPr>
+          <w:noProof/>
+        </w:rPr>
+        <w:drawing>
+          <wp:inline distT="0" distB="0" distL="0" distR="0" wp14:anchorId="5E379C2D" wp14:editId="2BC3D310">
+            <wp:extent cx="5274310" cy="1166495"/>
+            <wp:effectExtent l="0" t="0" r="2540" b="0"/>
+            <wp:docPr id="284424417" name="图片 1"/>
+            <wp:cNvGraphicFramePr>
+              <a:graphicFrameLocks xmlns:a="http://schemas.openxmlformats.org/drawingml/2006/main" noChangeAspect="1"/>
+            </wp:cNvGraphicFramePr>
+            <a:graphic xmlns:a="http://schemas.openxmlformats.org/drawingml/2006/main">
+              <a:graphicData uri="http://schemas.openxmlformats.org/drawingml/2006/picture">
+                <pic:pic xmlns:pic="http://schemas.openxmlformats.org/drawingml/2006/picture">
+                  <pic:nvPicPr>
+                    <pic:cNvPr id="284424417" name=""/>
+                    <pic:cNvPicPr/>
+                  </pic:nvPicPr>
+                  <pic:blipFill>
+                    <a:blip r:embed="rId201"/>
+                    <a:stretch>
+                      <a:fillRect/>
+                    </a:stretch>
+                  </pic:blipFill>
+                  <pic:spPr>
+                    <a:xfrm>
+                      <a:off x="0" y="0"/>
+                      <a:ext cx="5274310" cy="1166495"/>
+                    </a:xfrm>
+                    <a:prstGeom prst="rect">
+                      <a:avLst/>
+                    </a:prstGeom>
+                  </pic:spPr>
+                </pic:pic>
+              </a:graphicData>
+            </a:graphic>
+          </wp:inline>
+        </w:drawing>
+      </w:r>
+    </w:p>
+    <w:p>
+      <w:pPr>
+        <w:pStyle w:val="3"/>
+      </w:pPr>
+      <w:r>
+        <w:rPr>
+          <w:rFonts w:hint="eastAsia"/>
+        </w:rPr>
+        <w:t xml:space="preserve">4. </w:t>
+      </w:r>
+      <w:r>
+        <w:t>Beam Search vs Greedy</w:t>
+      </w:r>
+    </w:p>
+    <w:p>
+      <w:r>
+        <w:rPr>
+          <w:noProof/>
+        </w:rPr>
+        <w:drawing>
+          <wp:inline distT="0" distB="0" distL="0" distR="0" wp14:anchorId="1E02DCAA" wp14:editId="0D44E6E5">
+            <wp:extent cx="5274310" cy="721360"/>
+            <wp:effectExtent l="0" t="0" r="2540" b="2540"/>
+            <wp:docPr id="840088078" name="图片 1"/>
+            <wp:cNvGraphicFramePr>
+              <a:graphicFrameLocks xmlns:a="http://schemas.openxmlformats.org/drawingml/2006/main" noChangeAspect="1"/>
+            </wp:cNvGraphicFramePr>
+            <a:graphic xmlns:a="http://schemas.openxmlformats.org/drawingml/2006/main">
+              <a:graphicData uri="http://schemas.openxmlformats.org/drawingml/2006/picture">
+                <pic:pic xmlns:pic="http://schemas.openxmlformats.org/drawingml/2006/picture">
+                  <pic:nvPicPr>
+                    <pic:cNvPr id="840088078" name=""/>
+                    <pic:cNvPicPr/>
+                  </pic:nvPicPr>
+                  <pic:blipFill>
+                    <a:blip r:embed="rId202"/>
+                    <a:stretch>
+                      <a:fillRect/>
+                    </a:stretch>
+                  </pic:blipFill>
+                  <pic:spPr>
+                    <a:xfrm>
+                      <a:off x="0" y="0"/>
+                      <a:ext cx="5274310" cy="721360"/>
+                    </a:xfrm>
+                    <a:prstGeom prst="rect">
+                      <a:avLst/>
+                    </a:prstGeom>
+                  </pic:spPr>
+                </pic:pic>
+              </a:graphicData>
+            </a:graphic>
+          </wp:inline>
+        </w:drawing>
+      </w:r>
+    </w:p>
+    <w:p>
+      <w:pPr>
+        <w:pStyle w:val="3"/>
+      </w:pPr>
+      <w:r>
+        <w:rPr>
+          <w:rFonts w:hint="eastAsia"/>
+        </w:rPr>
+        <w:lastRenderedPageBreak/>
+        <w:t xml:space="preserve">5. </w:t>
+      </w:r>
+      <w:r>
+        <w:t>推理延迟优化（概览）</w:t>
+      </w:r>
+    </w:p>
+    <w:p>
+      <w:r>
+        <w:t>量化、算⼦融合、批处理、KV Cache 压缩/分⻚、投机解码、模型并⾏、更好的注意⼒实现 （FlashAttention）等</w:t>
+      </w:r>
+    </w:p>
+    <w:p>
+      <w:pPr>
+        <w:pStyle w:val="3"/>
+      </w:pPr>
+      <w:r>
+        <w:rPr>
+          <w:rFonts w:hint="eastAsia"/>
+        </w:rPr>
+        <w:t xml:space="preserve">6. </w:t>
+      </w:r>
+      <w:r>
+        <w:t>Prefill 和 Decode 哪个更吃算⼒？哪个更吃带宽？</w:t>
+      </w:r>
+    </w:p>
+    <w:p>
+      <w:r>
+        <w:t xml:space="preserve"> A： Prefill 并⾏度⾼，计算密集；Decode 每步批量⼩，常内存带宽受限（读⼤权重与 KV Cache）。实际与 batch、实现有关。</w:t>
+      </w:r>
+    </w:p>
+    <w:p>
+      <w:pPr>
+        <w:pStyle w:val="3"/>
+      </w:pPr>
+      <w:r>
+        <w:rPr>
+          <w:rFonts w:hint="eastAsia"/>
+        </w:rPr>
+        <w:t xml:space="preserve">7. </w:t>
+      </w:r>
+      <w:r>
+        <w:t xml:space="preserve">KV Cache 为什么能加速？ </w:t>
+      </w:r>
+    </w:p>
+    <w:p>
+      <w:r>
+        <w:t>A： 避免对历史 token 重复计算各层 K、V，以空间换时间。</w:t>
+      </w:r>
+    </w:p>
+    <w:p>
+      <w:pPr>
+        <w:pStyle w:val="3"/>
+      </w:pPr>
+      <w:r>
+        <w:rPr>
+          <w:rFonts w:hint="eastAsia"/>
+        </w:rPr>
+        <w:t xml:space="preserve">8. </w:t>
+      </w:r>
+      <w:r>
+        <w:t xml:space="preserve">KV Cache 显存如何估算？ </w:t>
+      </w:r>
+    </w:p>
+    <w:p>
+      <w:r>
+        <w:t>应对： 与层数、头数、每头维度、batch、序列⻓度、精度（FP16/BF16/INT8）成正⽐；可答 「每层每 token 存 K、V 两份向量，总显存随⻓度线性增」</w:t>
+      </w:r>
+    </w:p>
+    <w:p>
+      <w:pPr>
+        <w:pStyle w:val="2"/>
+      </w:pPr>
+      <w:r>
+        <w:t>模型微调</w:t>
+      </w:r>
+    </w:p>
+    <w:p>
+      <w:r>
+        <w:rPr>
+          <w:noProof/>
+        </w:rPr>
+        <w:drawing>
+          <wp:inline distT="0" distB="0" distL="0" distR="0" wp14:anchorId="3C94175E" wp14:editId="1BE7B579">
+            <wp:extent cx="5274310" cy="951230"/>
+            <wp:effectExtent l="0" t="0" r="2540" b="1270"/>
+            <wp:docPr id="588679704" name="图片 1"/>
+            <wp:cNvGraphicFramePr>
+              <a:graphicFrameLocks xmlns:a="http://schemas.openxmlformats.org/drawingml/2006/main" noChangeAspect="1"/>
+            </wp:cNvGraphicFramePr>
+            <a:graphic xmlns:a="http://schemas.openxmlformats.org/drawingml/2006/main">
+              <a:graphicData uri="http://schemas.openxmlformats.org/drawingml/2006/picture">
+                <pic:pic xmlns:pic="http://schemas.openxmlformats.org/drawingml/2006/picture">
+                  <pic:nvPicPr>
+                    <pic:cNvPr id="588679704" name=""/>
+                    <pic:cNvPicPr/>
+                  </pic:nvPicPr>
+                  <pic:blipFill>
+                    <a:blip r:embed="rId203"/>
+                    <a:stretch>
+                      <a:fillRect/>
+                    </a:stretch>
+                  </pic:blipFill>
+                  <pic:spPr>
+                    <a:xfrm>
+                      <a:off x="0" y="0"/>
+                      <a:ext cx="5274310" cy="951230"/>
+                    </a:xfrm>
+                    <a:prstGeom prst="rect">
+                      <a:avLst/>
+                    </a:prstGeom>
+                  </pic:spPr>
+                </pic:pic>
+              </a:graphicData>
+            </a:graphic>
+          </wp:inline>
+        </w:drawing>
+      </w:r>
+    </w:p>
+    <w:p>
+      <w:pPr>
+        <w:pStyle w:val="3"/>
+      </w:pPr>
+      <w:r>
+        <w:rPr>
+          <w:rFonts w:hint="eastAsia"/>
+        </w:rPr>
+        <w:t xml:space="preserve">1. </w:t>
+      </w:r>
+      <w:r>
+        <w:t>全量微调（Full Fine-tuning）</w:t>
+      </w:r>
+    </w:p>
+    <w:p>
+      <w:r>
+        <w:t>更新 (\theta) 的全部分量。效果最好潜⼒⼤，但需要⼤显存、易过拟合⼩数据，部署时每任务⼀ 份完整权重。</w:t>
+      </w:r>
+    </w:p>
+    <w:p>
+      <w:pPr>
+        <w:pStyle w:val="3"/>
+      </w:pPr>
+      <w:r>
+        <w:rPr>
+          <w:rFonts w:hint="eastAsia"/>
+        </w:rPr>
+        <w:t xml:space="preserve">2. </w:t>
+      </w:r>
+      <w:r>
+        <w:t>LoRA（Low-Rank Adaptation）</w:t>
+      </w:r>
+    </w:p>
+    <w:p>
+      <w:pPr>
+        <w:rPr>
+          <w:rFonts w:hint="eastAsia"/>
+        </w:rPr>
+      </w:pPr>
+      <w:r>
+        <w:rPr>
+          <w:noProof/>
+        </w:rPr>
+        <w:drawing>
+          <wp:inline distT="0" distB="0" distL="0" distR="0" wp14:anchorId="47679E23" wp14:editId="412B7049">
+            <wp:extent cx="5274310" cy="1012190"/>
+            <wp:effectExtent l="0" t="0" r="2540" b="0"/>
+            <wp:docPr id="1958199501" name="图片 1"/>
+            <wp:cNvGraphicFramePr>
+              <a:graphicFrameLocks xmlns:a="http://schemas.openxmlformats.org/drawingml/2006/main" noChangeAspect="1"/>
+            </wp:cNvGraphicFramePr>
+            <a:graphic xmlns:a="http://schemas.openxmlformats.org/drawingml/2006/main">
+              <a:graphicData uri="http://schemas.openxmlformats.org/drawingml/2006/picture">
+                <pic:pic xmlns:pic="http://schemas.openxmlformats.org/drawingml/2006/picture">
+                  <pic:nvPicPr>
+                    <pic:cNvPr id="1958199501" name=""/>
+                    <pic:cNvPicPr/>
+                  </pic:nvPicPr>
+                  <pic:blipFill>
+                    <a:blip r:embed="rId204"/>
+                    <a:stretch>
+                      <a:fillRect/>
+                    </a:stretch>
+                  </pic:blipFill>
+                  <pic:spPr>
+                    <a:xfrm>
+                      <a:off x="0" y="0"/>
+                      <a:ext cx="5274310" cy="1012190"/>
+                    </a:xfrm>
+                    <a:prstGeom prst="rect">
+                      <a:avLst/>
+                    </a:prstGeom>
+                  </pic:spPr>
+                </pic:pic>
+              </a:graphicData>
+            </a:graphic>
+          </wp:inline>
+        </w:drawing>
+      </w:r>
+    </w:p>
+    <w:p>
+      <w:pPr>
+        <w:pStyle w:val="3"/>
+      </w:pPr>
+      <w:r>
+        <w:rPr>
+          <w:rFonts w:hint="eastAsia"/>
+        </w:rPr>
+        <w:t xml:space="preserve">3. </w:t>
+      </w:r>
+      <w:r>
+        <w:t>Q</w:t>
+      </w:r>
+      <w:r>
+        <w:rPr>
+          <w:rFonts w:hint="eastAsia"/>
+        </w:rPr>
+        <w:t>l</w:t>
+      </w:r>
+      <w:r>
+        <w:t>oRA</w:t>
+      </w:r>
+    </w:p>
+    <w:p>
+      <w:r>
+        <w:t xml:space="preserve"> 在 4-bit 量化的基座权重（如 NF4）上叠加 LoRA，⽤ paged optimizer 等技巧减少</w:t>
+      </w:r>
+      <w:r>
+        <w:lastRenderedPageBreak/>
+        <w:t>显存峰值。 使单卡微调⼤模型成为可能。</w:t>
+      </w:r>
+    </w:p>
+    <w:p>
+      <w:pPr>
+        <w:pStyle w:val="3"/>
+      </w:pPr>
+      <w:r>
+        <w:rPr>
+          <w:rFonts w:hint="eastAsia"/>
+        </w:rPr>
+        <w:t xml:space="preserve">4. </w:t>
+      </w:r>
+      <w:r>
+        <w:t xml:space="preserve">Adapter Tuning </w:t>
+      </w:r>
+    </w:p>
+    <w:p>
+      <w:r>
+        <w:t>在 Transformer 层中插⼊⼩瓶颈层（如 down-project → 激活 → up-project），只训练 adapter 参数。</w:t>
+      </w:r>
+    </w:p>
+    <w:p>
+      <w:pPr>
+        <w:pStyle w:val="3"/>
+      </w:pPr>
+      <w:r>
+        <w:rPr>
+          <w:rFonts w:hint="eastAsia"/>
+        </w:rPr>
+        <w:t xml:space="preserve">5. </w:t>
+      </w:r>
+      <w:r>
+        <w:t xml:space="preserve">Prefix Tuning </w:t>
+      </w:r>
+    </w:p>
+    <w:p>
+      <w:r>
+        <w:t xml:space="preserve">在输⼊前可学习的前缀向量（虚拟 token），不改变原词表 embedding，通过前缀影响注意⼒。 </w:t>
+      </w:r>
+    </w:p>
+    <w:p>
+      <w:pPr>
+        <w:pStyle w:val="3"/>
+      </w:pPr>
+      <w:r>
+        <w:rPr>
+          <w:rFonts w:hint="eastAsia"/>
+        </w:rPr>
+        <w:t xml:space="preserve">6. </w:t>
+      </w:r>
+      <w:r>
+        <w:t xml:space="preserve">P-Tuning v2 </w:t>
+      </w:r>
+    </w:p>
+    <w:p>
+      <w:r>
+        <w:t>将 prompt tokens 扩展到每⼀层的可学习前缀，⽽不仅是输⼊层，提升⼩模型与难任务表现。</w:t>
+      </w:r>
+    </w:p>
+    <w:p>
+      <w:pPr>
+        <w:pStyle w:val="3"/>
+      </w:pPr>
+      <w:r>
+        <w:rPr>
+          <w:rFonts w:hint="eastAsia"/>
+        </w:rPr>
+        <w:t xml:space="preserve">7. </w:t>
+      </w:r>
+      <w:r>
+        <w:t>SFT（Supervised Fine-Tuning）流程（典型）</w:t>
+      </w:r>
+    </w:p>
+    <w:p>
+      <w:r>
+        <w:rPr>
+          <w:noProof/>
+        </w:rPr>
+        <w:drawing>
+          <wp:inline distT="0" distB="0" distL="0" distR="0" wp14:anchorId="5A081E27" wp14:editId="0479B648">
+            <wp:extent cx="3942857" cy="1380952"/>
+            <wp:effectExtent l="0" t="0" r="635" b="0"/>
+            <wp:docPr id="277859139" name="图片 1"/>
+            <wp:cNvGraphicFramePr>
+              <a:graphicFrameLocks xmlns:a="http://schemas.openxmlformats.org/drawingml/2006/main" noChangeAspect="1"/>
+            </wp:cNvGraphicFramePr>
+            <a:graphic xmlns:a="http://schemas.openxmlformats.org/drawingml/2006/main">
+              <a:graphicData uri="http://schemas.openxmlformats.org/drawingml/2006/picture">
+                <pic:pic xmlns:pic="http://schemas.openxmlformats.org/drawingml/2006/picture">
+                  <pic:nvPicPr>
+                    <pic:cNvPr id="277859139" name=""/>
+                    <pic:cNvPicPr/>
+                  </pic:nvPicPr>
+                  <pic:blipFill>
+                    <a:blip r:embed="rId205"/>
+                    <a:stretch>
+                      <a:fillRect/>
+                    </a:stretch>
+                  </pic:blipFill>
+                  <pic:spPr>
+                    <a:xfrm>
+                      <a:off x="0" y="0"/>
+                      <a:ext cx="3942857" cy="1380952"/>
+                    </a:xfrm>
+                    <a:prstGeom prst="rect">
+                      <a:avLst/>
+                    </a:prstGeom>
+                  </pic:spPr>
+                </pic:pic>
+              </a:graphicData>
+            </a:graphic>
+          </wp:inline>
+        </w:drawing>
+      </w:r>
+    </w:p>
+    <w:p>
+      <w:pPr>
+        <w:pStyle w:val="3"/>
+      </w:pPr>
+      <w:r>
+        <w:rPr>
+          <w:rFonts w:hint="eastAsia"/>
+        </w:rPr>
+        <w:t xml:space="preserve">8. </w:t>
+      </w:r>
+      <w:r>
+        <w:t xml:space="preserve">LoRA 秩 r 怎么选？ </w:t>
+      </w:r>
+    </w:p>
+    <w:p>
+      <w:r>
+        <w:t>A： 经验值 8–64 常⻅；越⼤容量越⼤但易过拟合、显存略增；需验证集折中。</w:t>
+      </w:r>
+    </w:p>
+    <w:p>
+      <w:pPr>
+        <w:pStyle w:val="3"/>
+      </w:pPr>
+      <w:r>
+        <w:rPr>
+          <w:rFonts w:hint="eastAsia"/>
+        </w:rPr>
+        <w:t xml:space="preserve">9. </w:t>
+      </w:r>
+      <w:r>
+        <w:t xml:space="preserve">QLoRA 和 LoRA 主要差在哪？ </w:t>
+      </w:r>
+    </w:p>
+    <w:p>
+      <w:r>
+        <w:t>A： 基座权重 4-bit 量化 + LoRA；⼤幅降低显存，略有精度损失⻛险，需配合 NF4 与调参。</w:t>
+      </w:r>
+    </w:p>
+    <w:p>
+      <w:pPr>
+        <w:pStyle w:val="3"/>
+      </w:pPr>
+      <w:r>
+        <w:rPr>
+          <w:rFonts w:hint="eastAsia"/>
+        </w:rPr>
+        <w:t xml:space="preserve">10. </w:t>
+      </w:r>
+      <w:r>
+        <w:t xml:space="preserve">LoRA ⼀般接在哪些层？ </w:t>
+      </w:r>
+    </w:p>
+    <w:p>
+      <w:r>
+        <w:t>应对： 常对 Attention 的 q,v（及有时 k,o）和/或 FFN 注⼊；实践有默认配置（如 r、 alpha、target_modules）。</w:t>
+      </w:r>
+    </w:p>
+    <w:p>
+      <w:pPr>
+        <w:pStyle w:val="2"/>
+      </w:pPr>
+      <w:r>
+        <w:lastRenderedPageBreak/>
+        <w:t>对齐技术</w:t>
+      </w:r>
+    </w:p>
+    <w:p>
+      <w:r>
+        <w:rPr>
+          <w:noProof/>
+        </w:rPr>
+        <w:drawing>
+          <wp:inline distT="0" distB="0" distL="0" distR="0" wp14:anchorId="443F3BB8" wp14:editId="48E2DA55">
+            <wp:extent cx="5247619" cy="961905"/>
+            <wp:effectExtent l="0" t="0" r="0" b="0"/>
+            <wp:docPr id="1570465895" name="图片 1"/>
+            <wp:cNvGraphicFramePr>
+              <a:graphicFrameLocks xmlns:a="http://schemas.openxmlformats.org/drawingml/2006/main" noChangeAspect="1"/>
+            </wp:cNvGraphicFramePr>
+            <a:graphic xmlns:a="http://schemas.openxmlformats.org/drawingml/2006/main">
+              <a:graphicData uri="http://schemas.openxmlformats.org/drawingml/2006/picture">
+                <pic:pic xmlns:pic="http://schemas.openxmlformats.org/drawingml/2006/picture">
+                  <pic:nvPicPr>
+                    <pic:cNvPr id="1570465895" name=""/>
+                    <pic:cNvPicPr/>
+                  </pic:nvPicPr>
+                  <pic:blipFill>
+                    <a:blip r:embed="rId206"/>
+                    <a:stretch>
+                      <a:fillRect/>
+                    </a:stretch>
+                  </pic:blipFill>
+                  <pic:spPr>
+                    <a:xfrm>
+                      <a:off x="0" y="0"/>
+                      <a:ext cx="5247619" cy="961905"/>
+                    </a:xfrm>
+                    <a:prstGeom prst="rect">
+                      <a:avLst/>
+                    </a:prstGeom>
+                  </pic:spPr>
+                </pic:pic>
+              </a:graphicData>
+            </a:graphic>
+          </wp:inline>
+        </w:drawing>
+      </w:r>
+    </w:p>
+    <w:p>
+      <w:pPr>
+        <w:pStyle w:val="3"/>
+      </w:pPr>
+      <w:r>
+        <w:rPr>
+          <w:rFonts w:hint="eastAsia"/>
+        </w:rPr>
+        <w:t xml:space="preserve">1. </w:t>
+      </w:r>
+      <w:r>
+        <w:t xml:space="preserve">RLHF 完整流程（经典三阶段） </w:t>
+      </w:r>
+    </w:p>
+    <w:p>
+      <w:r>
+        <w:rPr>
+          <w:noProof/>
+        </w:rPr>
+        <w:drawing>
+          <wp:inline distT="0" distB="0" distL="0" distR="0" wp14:anchorId="49858F53" wp14:editId="0E7CB96F">
+            <wp:extent cx="5274310" cy="2056765"/>
+            <wp:effectExtent l="0" t="0" r="2540" b="635"/>
+            <wp:docPr id="827945953" name="图片 1"/>
+            <wp:cNvGraphicFramePr>
+              <a:graphicFrameLocks xmlns:a="http://schemas.openxmlformats.org/drawingml/2006/main" noChangeAspect="1"/>
+            </wp:cNvGraphicFramePr>
+            <a:graphic xmlns:a="http://schemas.openxmlformats.org/drawingml/2006/main">
+              <a:graphicData uri="http://schemas.openxmlformats.org/drawingml/2006/picture">
+                <pic:pic xmlns:pic="http://schemas.openxmlformats.org/drawingml/2006/picture">
+                  <pic:nvPicPr>
+                    <pic:cNvPr id="827945953" name=""/>
+                    <pic:cNvPicPr/>
+                  </pic:nvPicPr>
+                  <pic:blipFill>
+                    <a:blip r:embed="rId207"/>
+                    <a:stretch>
+                      <a:fillRect/>
+                    </a:stretch>
+                  </pic:blipFill>
+                  <pic:spPr>
+                    <a:xfrm>
+                      <a:off x="0" y="0"/>
+                      <a:ext cx="5274310" cy="2056765"/>
+                    </a:xfrm>
+                    <a:prstGeom prst="rect">
+                      <a:avLst/>
+                    </a:prstGeom>
+                  </pic:spPr>
+                </pic:pic>
+              </a:graphicData>
+            </a:graphic>
+          </wp:inline>
+        </w:drawing>
+      </w:r>
+    </w:p>
+    <w:p>
+      <w:pPr>
+        <w:pStyle w:val="3"/>
+      </w:pPr>
+      <w:r>
+        <w:rPr>
+          <w:rFonts w:hint="eastAsia"/>
+        </w:rPr>
+        <w:t xml:space="preserve">2. </w:t>
+      </w:r>
+      <w:r>
+        <w:t>PPO 在 RLHF 中的应⽤</w:t>
+      </w:r>
+    </w:p>
+    <w:p>
+      <w:r>
+        <w:rPr>
+          <w:noProof/>
+        </w:rPr>
+        <w:drawing>
+          <wp:inline distT="0" distB="0" distL="0" distR="0" wp14:anchorId="4DB23870" wp14:editId="3AC647F9">
+            <wp:extent cx="5274310" cy="1764030"/>
+            <wp:effectExtent l="0" t="0" r="2540" b="7620"/>
+            <wp:docPr id="2044430503" name="图片 1"/>
+            <wp:cNvGraphicFramePr>
+              <a:graphicFrameLocks xmlns:a="http://schemas.openxmlformats.org/drawingml/2006/main" noChangeAspect="1"/>
+            </wp:cNvGraphicFramePr>
+            <a:graphic xmlns:a="http://schemas.openxmlformats.org/drawingml/2006/main">
+              <a:graphicData uri="http://schemas.openxmlformats.org/drawingml/2006/picture">
+                <pic:pic xmlns:pic="http://schemas.openxmlformats.org/drawingml/2006/picture">
+                  <pic:nvPicPr>
+                    <pic:cNvPr id="2044430503" name=""/>
+                    <pic:cNvPicPr/>
+                  </pic:nvPicPr>
+                  <pic:blipFill>
+                    <a:blip r:embed="rId208"/>
+                    <a:stretch>
+                      <a:fillRect/>
+                    </a:stretch>
+                  </pic:blipFill>
+                  <pic:spPr>
+                    <a:xfrm>
+                      <a:off x="0" y="0"/>
+                      <a:ext cx="5274310" cy="1764030"/>
+                    </a:xfrm>
+                    <a:prstGeom prst="rect">
+                      <a:avLst/>
+                    </a:prstGeom>
+                  </pic:spPr>
+                </pic:pic>
+              </a:graphicData>
+            </a:graphic>
+          </wp:inline>
+        </w:drawing>
+      </w:r>
+    </w:p>
+    <w:p>
+      <w:pPr>
+        <w:pStyle w:val="3"/>
+      </w:pPr>
+      <w:r>
+        <w:rPr>
+          <w:rFonts w:hint="eastAsia"/>
+        </w:rPr>
+        <w:t xml:space="preserve">3. </w:t>
+      </w:r>
+      <w:r>
+        <w:t xml:space="preserve">DPO（Direct Preference Optimization） </w:t>
+      </w:r>
+    </w:p>
+    <w:p>
+      <w:r>
+        <w:t xml:space="preserve">从偏好对 ((y_w, y_l)) 出发，推导出仅⽤策略与参考模型、⽆需显式 RM 的分类式损失，直接优化 策略满⾜偏好。简化⼯程、去掉 RL 采样环，但数据质量要求⾼。 </w:t>
+      </w:r>
+    </w:p>
+    <w:p>
+      <w:r>
+        <w:rPr>
+          <w:rStyle w:val="30"/>
+        </w:rPr>
+        <w:t xml:space="preserve">4. </w:t>
+      </w:r>
+      <w:r>
+        <w:rPr>
+          <w:rStyle w:val="30"/>
+        </w:rPr>
+        <w:t xml:space="preserve">GRPO（Group Relative Policy Optimization） </w:t>
+      </w:r>
+    </w:p>
+    <w:p>
+      <w:r>
+        <w:t>DeepSeek 等⼯作中强调：对同⼀ prompt ⼀组输出内做相对奖励归⼀化，减 critic、适应组内⽐ 较，适合特定训练基础设施与算法设计。</w:t>
+      </w:r>
+    </w:p>
+    <w:p>
+      <w:pPr>
+        <w:pStyle w:val="3"/>
+      </w:pPr>
+      <w:r>
+        <w:rPr>
+          <w:rFonts w:hint="eastAsia"/>
+        </w:rPr>
+        <w:lastRenderedPageBreak/>
+        <w:t xml:space="preserve">5. </w:t>
+      </w:r>
+      <w:r>
+        <w:t xml:space="preserve">KTO（Kahneman-Tversky Optimization） </w:t>
+      </w:r>
+    </w:p>
+    <w:p>
+      <w:r>
+        <w:t>从⼆元反馈（好/坏）出发，⽤前景理论⻛格损失做对⻬，不必成对偏好，数据收集更灵活。</w:t>
+      </w:r>
+    </w:p>
+    <w:p>
+      <w:pPr>
+        <w:pStyle w:val="3"/>
+      </w:pPr>
+      <w:r>
+        <w:rPr>
+          <w:rFonts w:hint="eastAsia"/>
+        </w:rPr>
+        <w:t xml:space="preserve">6. </w:t>
+      </w:r>
+      <w:r>
+        <w:t>RLHF vs DPO 对⽐</w:t>
+      </w:r>
+    </w:p>
+    <w:p>
+      <w:r>
+        <w:rPr>
+          <w:noProof/>
+        </w:rPr>
+        <w:drawing>
+          <wp:inline distT="0" distB="0" distL="0" distR="0" wp14:anchorId="24744B17" wp14:editId="5D55DF0E">
+            <wp:extent cx="5274310" cy="1894840"/>
+            <wp:effectExtent l="0" t="0" r="2540" b="0"/>
+            <wp:docPr id="1691503496" name="图片 1"/>
+            <wp:cNvGraphicFramePr>
+              <a:graphicFrameLocks xmlns:a="http://schemas.openxmlformats.org/drawingml/2006/main" noChangeAspect="1"/>
+            </wp:cNvGraphicFramePr>
+            <a:graphic xmlns:a="http://schemas.openxmlformats.org/drawingml/2006/main">
+              <a:graphicData uri="http://schemas.openxmlformats.org/drawingml/2006/picture">
+                <pic:pic xmlns:pic="http://schemas.openxmlformats.org/drawingml/2006/picture">
+                  <pic:nvPicPr>
+                    <pic:cNvPr id="1691503496" name=""/>
+                    <pic:cNvPicPr/>
+                  </pic:nvPicPr>
+                  <pic:blipFill>
+                    <a:blip r:embed="rId209"/>
+                    <a:stretch>
+                      <a:fillRect/>
+                    </a:stretch>
+                  </pic:blipFill>
+                  <pic:spPr>
+                    <a:xfrm>
+                      <a:off x="0" y="0"/>
+                      <a:ext cx="5274310" cy="1894840"/>
+                    </a:xfrm>
+                    <a:prstGeom prst="rect">
+                      <a:avLst/>
+                    </a:prstGeom>
+                  </pic:spPr>
+                </pic:pic>
+              </a:graphicData>
+            </a:graphic>
+          </wp:inline>
+        </w:drawing>
+      </w:r>
+    </w:p>
+    <w:p>
+      <w:pPr>
+        <w:pStyle w:val="3"/>
+      </w:pPr>
+      <w:r>
+        <w:rPr>
+          <w:rFonts w:hint="eastAsia"/>
+        </w:rPr>
+        <w:t xml:space="preserve">7. </w:t>
+      </w:r>
+      <w:r>
+        <w:t xml:space="preserve">RLHF 为什么要 KL 惩罚？ </w:t>
+      </w:r>
+    </w:p>
+    <w:p>
+      <w:r>
+        <w:t>A： 防⽌策略为刷⾼ RM 分数⽽产⽣分布外投机⾏为（reward hacking），保持语⾔质量与多样 性。</w:t>
+      </w:r>
+    </w:p>
+    <w:p>
+      <w:pPr>
+        <w:pStyle w:val="3"/>
+      </w:pPr>
+      <w:r>
+        <w:rPr>
+          <w:rFonts w:hint="eastAsia"/>
+        </w:rPr>
+        <w:t xml:space="preserve">8. </w:t>
+      </w:r>
+      <w:r>
+        <w:t>DPO 相对 RLHF 的主要⼯程优势？</w:t>
+      </w:r>
+    </w:p>
+    <w:p>
+      <w:r>
+        <w:t xml:space="preserve"> A： ⽆需单独训练 RM 与 RL 采样循环，静态数据上直接优化，pipeline 更简单。</w:t>
+      </w:r>
+    </w:p>
+    <w:p>
+      <w:pPr>
+        <w:pStyle w:val="3"/>
+      </w:pPr>
+      <w:r>
+        <w:rPr>
+          <w:rFonts w:hint="eastAsia"/>
+        </w:rPr>
+        <w:t xml:space="preserve">9. </w:t>
+      </w:r>
+      <w:r>
+        <w:t xml:space="preserve">偏好数据噪声⼤怎么办？ </w:t>
+      </w:r>
+    </w:p>
+    <w:p>
+      <w:r>
+        <w:t>应对： 数据清洗、多裁判⼀致性、对⽐学习过滤、鲁棒损失与正则；⼯业界常强调标注指南与 质检。</w:t>
+      </w:r>
+    </w:p>
+    <w:p>
+      <w:pPr>
+        <w:pStyle w:val="2"/>
+      </w:pPr>
+      <w:r>
+        <w:t>模型量化</w:t>
+      </w:r>
+    </w:p>
+    <w:p>
+      <w:r>
+        <w:rPr>
+          <w:noProof/>
+        </w:rPr>
+        <w:drawing>
+          <wp:inline distT="0" distB="0" distL="0" distR="0" wp14:anchorId="71BDE69A" wp14:editId="142F5943">
+            <wp:extent cx="5274310" cy="1003935"/>
+            <wp:effectExtent l="0" t="0" r="2540" b="5715"/>
+            <wp:docPr id="1835333280" name="图片 1"/>
+            <wp:cNvGraphicFramePr>
+              <a:graphicFrameLocks xmlns:a="http://schemas.openxmlformats.org/drawingml/2006/main" noChangeAspect="1"/>
+            </wp:cNvGraphicFramePr>
+            <a:graphic xmlns:a="http://schemas.openxmlformats.org/drawingml/2006/main">
+              <a:graphicData uri="http://schemas.openxmlformats.org/drawingml/2006/picture">
+                <pic:pic xmlns:pic="http://schemas.openxmlformats.org/drawingml/2006/picture">
+                  <pic:nvPicPr>
+                    <pic:cNvPr id="1835333280" name=""/>
+                    <pic:cNvPicPr/>
+                  </pic:nvPicPr>
+                  <pic:blipFill>
+                    <a:blip r:embed="rId210"/>
+                    <a:stretch>
+                      <a:fillRect/>
+                    </a:stretch>
+                  </pic:blipFill>
+                  <pic:spPr>
+                    <a:xfrm>
+                      <a:off x="0" y="0"/>
+                      <a:ext cx="5274310" cy="1003935"/>
+                    </a:xfrm>
+                    <a:prstGeom prst="rect">
+                      <a:avLst/>
+                    </a:prstGeom>
+                  </pic:spPr>
+                </pic:pic>
+              </a:graphicData>
+            </a:graphic>
+          </wp:inline>
+        </w:drawing>
       </w:r>
     </w:p>
     <w:p/>
@@ -27439,6 +31736,21 @@
     <w:p/>
     <w:p/>
     <w:p/>
+    <w:p>
+      <w:pPr>
+        <w:rPr>
+          <w:rFonts w:hint="eastAsia"/>
+        </w:rPr>
+      </w:pPr>
+    </w:p>
+    <w:p/>
+    <w:p>
+      <w:pPr>
+        <w:rPr>
+          <w:rFonts w:hint="eastAsia"/>
+        </w:rPr>
+      </w:pPr>
+    </w:p>
     <w:p/>
     <w:p/>
     <w:p>
@@ -27448,10 +31760,863 @@
         </w:rPr>
       </w:pPr>
     </w:p>
-    <w:p/>
-    <w:p/>
-    <w:p/>
-    <w:p/>
+    <w:p>
+      <w:pPr>
+        <w:rPr>
+          <w:rFonts w:hint="eastAsia"/>
+        </w:rPr>
+      </w:pPr>
+    </w:p>
+    <w:p>
+      <w:pPr>
+        <w:pStyle w:val="1"/>
+        <w:rPr>
+          <w:rFonts w:hint="eastAsia"/>
+        </w:rPr>
+      </w:pPr>
+      <w:r>
+        <w:t>⼯程化实践</w:t>
+      </w:r>
+    </w:p>
+    <w:p>
+      <w:pPr>
+        <w:pStyle w:val="2"/>
+        <w:rPr>
+          <w:rFonts w:hint="eastAsia"/>
+        </w:rPr>
+      </w:pPr>
+      <w:r>
+        <w:t>模型路由与容错</w:t>
+      </w:r>
+    </w:p>
+    <w:p>
+      <w:pPr>
+        <w:rPr>
+          <w:rFonts w:hint="eastAsia"/>
+        </w:rPr>
+      </w:pPr>
+      <w:r>
+        <w:rPr>
+          <w:noProof/>
+        </w:rPr>
+        <w:drawing>
+          <wp:inline distT="0" distB="0" distL="0" distR="0" wp14:anchorId="5A32AA46" wp14:editId="4FDE5A69">
+            <wp:extent cx="5274310" cy="1412875"/>
+            <wp:effectExtent l="0" t="0" r="2540" b="0"/>
+            <wp:docPr id="1853698239" name="图片 1"/>
+            <wp:cNvGraphicFramePr>
+              <a:graphicFrameLocks xmlns:a="http://schemas.openxmlformats.org/drawingml/2006/main" noChangeAspect="1"/>
+            </wp:cNvGraphicFramePr>
+            <a:graphic xmlns:a="http://schemas.openxmlformats.org/drawingml/2006/main">
+              <a:graphicData uri="http://schemas.openxmlformats.org/drawingml/2006/picture">
+                <pic:pic xmlns:pic="http://schemas.openxmlformats.org/drawingml/2006/picture">
+                  <pic:nvPicPr>
+                    <pic:cNvPr id="1853698239" name=""/>
+                    <pic:cNvPicPr/>
+                  </pic:nvPicPr>
+                  <pic:blipFill>
+                    <a:blip r:embed="rId211"/>
+                    <a:stretch>
+                      <a:fillRect/>
+                    </a:stretch>
+                  </pic:blipFill>
+                  <pic:spPr>
+                    <a:xfrm>
+                      <a:off x="0" y="0"/>
+                      <a:ext cx="5274310" cy="1412875"/>
+                    </a:xfrm>
+                    <a:prstGeom prst="rect">
+                      <a:avLst/>
+                    </a:prstGeom>
+                  </pic:spPr>
+                </pic:pic>
+              </a:graphicData>
+            </a:graphic>
+          </wp:inline>
+        </w:drawing>
+      </w:r>
+    </w:p>
+    <w:p>
+      <w:pPr>
+        <w:tabs>
+          <w:tab w:val="left" w:pos="662"/>
+        </w:tabs>
+        <w:rPr>
+          <w:rFonts w:hint="eastAsia"/>
+        </w:rPr>
+      </w:pPr>
+      <w:r>
+        <w:rPr>
+          <w:rFonts w:hint="eastAsia"/>
+        </w:rPr>
+        <w:tab/>
+      </w:r>
+      <w:r>
+        <w:rPr>
+          <w:noProof/>
+        </w:rPr>
+        <w:drawing>
+          <wp:inline distT="0" distB="0" distL="0" distR="0" wp14:anchorId="4A4CDFD4" wp14:editId="1C384EC3">
+            <wp:extent cx="5274310" cy="623570"/>
+            <wp:effectExtent l="0" t="0" r="2540" b="5080"/>
+            <wp:docPr id="1834732763" name="图片 1"/>
+            <wp:cNvGraphicFramePr>
+              <a:graphicFrameLocks xmlns:a="http://schemas.openxmlformats.org/drawingml/2006/main" noChangeAspect="1"/>
+            </wp:cNvGraphicFramePr>
+            <a:graphic xmlns:a="http://schemas.openxmlformats.org/drawingml/2006/main">
+              <a:graphicData uri="http://schemas.openxmlformats.org/drawingml/2006/picture">
+                <pic:pic xmlns:pic="http://schemas.openxmlformats.org/drawingml/2006/picture">
+                  <pic:nvPicPr>
+                    <pic:cNvPr id="1834732763" name=""/>
+                    <pic:cNvPicPr/>
+                  </pic:nvPicPr>
+                  <pic:blipFill>
+                    <a:blip r:embed="rId212"/>
+                    <a:stretch>
+                      <a:fillRect/>
+                    </a:stretch>
+                  </pic:blipFill>
+                  <pic:spPr>
+                    <a:xfrm>
+                      <a:off x="0" y="0"/>
+                      <a:ext cx="5274310" cy="623570"/>
+                    </a:xfrm>
+                    <a:prstGeom prst="rect">
+                      <a:avLst/>
+                    </a:prstGeom>
+                  </pic:spPr>
+                </pic:pic>
+              </a:graphicData>
+            </a:graphic>
+          </wp:inline>
+        </w:drawing>
+      </w:r>
+    </w:p>
+    <w:p>
+      <w:pPr>
+        <w:pStyle w:val="3"/>
+        <w:rPr>
+          <w:rFonts w:hint="eastAsia"/>
+        </w:rPr>
+      </w:pPr>
+      <w:r>
+        <w:rPr>
+          <w:rFonts w:hint="eastAsia"/>
+        </w:rPr>
+        <w:lastRenderedPageBreak/>
+        <w:t xml:space="preserve">1. </w:t>
+      </w:r>
+      <w:r>
+        <w:t>多模型管理（统⼀抽象）</w:t>
+      </w:r>
+    </w:p>
+    <w:p>
+      <w:pPr>
+        <w:rPr>
+          <w:rFonts w:hint="eastAsia"/>
+        </w:rPr>
+      </w:pPr>
+      <w:r>
+        <w:rPr>
+          <w:noProof/>
+        </w:rPr>
+        <w:drawing>
+          <wp:inline distT="0" distB="0" distL="0" distR="0" wp14:anchorId="042F595E" wp14:editId="39C525C6">
+            <wp:extent cx="5274310" cy="2039620"/>
+            <wp:effectExtent l="0" t="0" r="2540" b="0"/>
+            <wp:docPr id="366147659" name="图片 1"/>
+            <wp:cNvGraphicFramePr>
+              <a:graphicFrameLocks xmlns:a="http://schemas.openxmlformats.org/drawingml/2006/main" noChangeAspect="1"/>
+            </wp:cNvGraphicFramePr>
+            <a:graphic xmlns:a="http://schemas.openxmlformats.org/drawingml/2006/main">
+              <a:graphicData uri="http://schemas.openxmlformats.org/drawingml/2006/picture">
+                <pic:pic xmlns:pic="http://schemas.openxmlformats.org/drawingml/2006/picture">
+                  <pic:nvPicPr>
+                    <pic:cNvPr id="366147659" name=""/>
+                    <pic:cNvPicPr/>
+                  </pic:nvPicPr>
+                  <pic:blipFill>
+                    <a:blip r:embed="rId213"/>
+                    <a:stretch>
+                      <a:fillRect/>
+                    </a:stretch>
+                  </pic:blipFill>
+                  <pic:spPr>
+                    <a:xfrm>
+                      <a:off x="0" y="0"/>
+                      <a:ext cx="5274310" cy="2039620"/>
+                    </a:xfrm>
+                    <a:prstGeom prst="rect">
+                      <a:avLst/>
+                    </a:prstGeom>
+                  </pic:spPr>
+                </pic:pic>
+              </a:graphicData>
+            </a:graphic>
+          </wp:inline>
+        </w:drawing>
+      </w:r>
+    </w:p>
+    <w:p>
+      <w:pPr>
+        <w:pStyle w:val="3"/>
+        <w:rPr>
+          <w:rFonts w:hint="eastAsia"/>
+        </w:rPr>
+      </w:pPr>
+      <w:r>
+        <w:rPr>
+          <w:rFonts w:hint="eastAsia"/>
+        </w:rPr>
+        <w:t xml:space="preserve">2. </w:t>
+      </w:r>
+      <w:r>
+        <w:t>优先级调度策略</w:t>
+      </w:r>
+    </w:p>
+    <w:p>
+      <w:pPr>
+        <w:rPr>
+          <w:rFonts w:hint="eastAsia"/>
+        </w:rPr>
+      </w:pPr>
+      <w:r>
+        <w:rPr>
+          <w:noProof/>
+        </w:rPr>
+        <w:drawing>
+          <wp:inline distT="0" distB="0" distL="0" distR="0" wp14:anchorId="67776CAE" wp14:editId="2AEC205A">
+            <wp:extent cx="5274310" cy="2844800"/>
+            <wp:effectExtent l="0" t="0" r="2540" b="0"/>
+            <wp:docPr id="206299675" name="图片 1"/>
+            <wp:cNvGraphicFramePr>
+              <a:graphicFrameLocks xmlns:a="http://schemas.openxmlformats.org/drawingml/2006/main" noChangeAspect="1"/>
+            </wp:cNvGraphicFramePr>
+            <a:graphic xmlns:a="http://schemas.openxmlformats.org/drawingml/2006/main">
+              <a:graphicData uri="http://schemas.openxmlformats.org/drawingml/2006/picture">
+                <pic:pic xmlns:pic="http://schemas.openxmlformats.org/drawingml/2006/picture">
+                  <pic:nvPicPr>
+                    <pic:cNvPr id="206299675" name=""/>
+                    <pic:cNvPicPr/>
+                  </pic:nvPicPr>
+                  <pic:blipFill>
+                    <a:blip r:embed="rId214"/>
+                    <a:stretch>
+                      <a:fillRect/>
+                    </a:stretch>
+                  </pic:blipFill>
+                  <pic:spPr>
+                    <a:xfrm>
+                      <a:off x="0" y="0"/>
+                      <a:ext cx="5274310" cy="2844800"/>
+                    </a:xfrm>
+                    <a:prstGeom prst="rect">
+                      <a:avLst/>
+                    </a:prstGeom>
+                  </pic:spPr>
+                </pic:pic>
+              </a:graphicData>
+            </a:graphic>
+          </wp:inline>
+        </w:drawing>
+      </w:r>
+    </w:p>
+    <w:p>
+      <w:pPr>
+        <w:pStyle w:val="3"/>
+        <w:rPr>
+          <w:rFonts w:hint="eastAsia"/>
+        </w:rPr>
+      </w:pPr>
+      <w:r>
+        <w:rPr>
+          <w:rFonts w:hint="eastAsia"/>
+        </w:rPr>
+        <w:lastRenderedPageBreak/>
+        <w:t xml:space="preserve">3. </w:t>
+      </w:r>
+      <w:r>
+        <w:t>三态熔断器（Circuit Breaker）</w:t>
+      </w:r>
+    </w:p>
+    <w:p>
+      <w:pPr>
+        <w:rPr>
+          <w:rFonts w:hint="eastAsia"/>
+        </w:rPr>
+      </w:pPr>
+      <w:r>
+        <w:rPr>
+          <w:noProof/>
+        </w:rPr>
+        <w:drawing>
+          <wp:inline distT="0" distB="0" distL="0" distR="0" wp14:anchorId="46D23002" wp14:editId="229CCBB3">
+            <wp:extent cx="5274310" cy="2253615"/>
+            <wp:effectExtent l="0" t="0" r="2540" b="0"/>
+            <wp:docPr id="838277394" name="图片 1"/>
+            <wp:cNvGraphicFramePr>
+              <a:graphicFrameLocks xmlns:a="http://schemas.openxmlformats.org/drawingml/2006/main" noChangeAspect="1"/>
+            </wp:cNvGraphicFramePr>
+            <a:graphic xmlns:a="http://schemas.openxmlformats.org/drawingml/2006/main">
+              <a:graphicData uri="http://schemas.openxmlformats.org/drawingml/2006/picture">
+                <pic:pic xmlns:pic="http://schemas.openxmlformats.org/drawingml/2006/picture">
+                  <pic:nvPicPr>
+                    <pic:cNvPr id="838277394" name=""/>
+                    <pic:cNvPicPr/>
+                  </pic:nvPicPr>
+                  <pic:blipFill>
+                    <a:blip r:embed="rId215"/>
+                    <a:stretch>
+                      <a:fillRect/>
+                    </a:stretch>
+                  </pic:blipFill>
+                  <pic:spPr>
+                    <a:xfrm>
+                      <a:off x="0" y="0"/>
+                      <a:ext cx="5274310" cy="2253615"/>
+                    </a:xfrm>
+                    <a:prstGeom prst="rect">
+                      <a:avLst/>
+                    </a:prstGeom>
+                  </pic:spPr>
+                </pic:pic>
+              </a:graphicData>
+            </a:graphic>
+          </wp:inline>
+        </w:drawing>
+      </w:r>
+    </w:p>
+    <w:p>
+      <w:pPr>
+        <w:pStyle w:val="3"/>
+        <w:rPr>
+          <w:rFonts w:hint="eastAsia"/>
+        </w:rPr>
+      </w:pPr>
+      <w:r>
+        <w:rPr>
+          <w:rFonts w:hint="eastAsia"/>
+        </w:rPr>
+        <w:t xml:space="preserve">4. </w:t>
+      </w:r>
+      <w:r>
+        <w:t>⾃动降级（例：GPT-4 → GPT-3.5）</w:t>
+      </w:r>
+    </w:p>
+    <w:p>
+      <w:pPr>
+        <w:rPr>
+          <w:rFonts w:hint="eastAsia"/>
+        </w:rPr>
+      </w:pPr>
+      <w:r>
+        <w:rPr>
+          <w:noProof/>
+        </w:rPr>
+        <w:drawing>
+          <wp:inline distT="0" distB="0" distL="0" distR="0" wp14:anchorId="3D79472F" wp14:editId="7A59E03F">
+            <wp:extent cx="5274310" cy="1832610"/>
+            <wp:effectExtent l="0" t="0" r="2540" b="0"/>
+            <wp:docPr id="13478390" name="图片 1"/>
+            <wp:cNvGraphicFramePr>
+              <a:graphicFrameLocks xmlns:a="http://schemas.openxmlformats.org/drawingml/2006/main" noChangeAspect="1"/>
+            </wp:cNvGraphicFramePr>
+            <a:graphic xmlns:a="http://schemas.openxmlformats.org/drawingml/2006/main">
+              <a:graphicData uri="http://schemas.openxmlformats.org/drawingml/2006/picture">
+                <pic:pic xmlns:pic="http://schemas.openxmlformats.org/drawingml/2006/picture">
+                  <pic:nvPicPr>
+                    <pic:cNvPr id="13478390" name=""/>
+                    <pic:cNvPicPr/>
+                  </pic:nvPicPr>
+                  <pic:blipFill>
+                    <a:blip r:embed="rId216"/>
+                    <a:stretch>
+                      <a:fillRect/>
+                    </a:stretch>
+                  </pic:blipFill>
+                  <pic:spPr>
+                    <a:xfrm>
+                      <a:off x="0" y="0"/>
+                      <a:ext cx="5274310" cy="1832610"/>
+                    </a:xfrm>
+                    <a:prstGeom prst="rect">
+                      <a:avLst/>
+                    </a:prstGeom>
+                  </pic:spPr>
+                </pic:pic>
+              </a:graphicData>
+            </a:graphic>
+          </wp:inline>
+        </w:drawing>
+      </w:r>
+    </w:p>
+    <w:p>
+      <w:pPr>
+        <w:pStyle w:val="3"/>
+        <w:rPr>
+          <w:rFonts w:hint="eastAsia"/>
+        </w:rPr>
+      </w:pPr>
+      <w:r>
+        <w:rPr>
+          <w:rFonts w:hint="eastAsia"/>
+        </w:rPr>
+        <w:t xml:space="preserve">5. </w:t>
+      </w:r>
+      <w:r>
+        <w:t>重试与指数退避（Exponential Backoff）</w:t>
+      </w:r>
+    </w:p>
+    <w:p>
+      <w:pPr>
+        <w:rPr>
+          <w:rFonts w:hint="eastAsia"/>
+        </w:rPr>
+      </w:pPr>
+      <w:r>
+        <w:rPr>
+          <w:noProof/>
+        </w:rPr>
+        <w:drawing>
+          <wp:inline distT="0" distB="0" distL="0" distR="0" wp14:anchorId="3F9BAF73" wp14:editId="045DACB3">
+            <wp:extent cx="5274310" cy="1991360"/>
+            <wp:effectExtent l="0" t="0" r="2540" b="8890"/>
+            <wp:docPr id="719584653" name="图片 1"/>
+            <wp:cNvGraphicFramePr>
+              <a:graphicFrameLocks xmlns:a="http://schemas.openxmlformats.org/drawingml/2006/main" noChangeAspect="1"/>
+            </wp:cNvGraphicFramePr>
+            <a:graphic xmlns:a="http://schemas.openxmlformats.org/drawingml/2006/main">
+              <a:graphicData uri="http://schemas.openxmlformats.org/drawingml/2006/picture">
+                <pic:pic xmlns:pic="http://schemas.openxmlformats.org/drawingml/2006/picture">
+                  <pic:nvPicPr>
+                    <pic:cNvPr id="719584653" name=""/>
+                    <pic:cNvPicPr/>
+                  </pic:nvPicPr>
+                  <pic:blipFill>
+                    <a:blip r:embed="rId217"/>
+                    <a:stretch>
+                      <a:fillRect/>
+                    </a:stretch>
+                  </pic:blipFill>
+                  <pic:spPr>
+                    <a:xfrm>
+                      <a:off x="0" y="0"/>
+                      <a:ext cx="5274310" cy="1991360"/>
+                    </a:xfrm>
+                    <a:prstGeom prst="rect">
+                      <a:avLst/>
+                    </a:prstGeom>
+                  </pic:spPr>
+                </pic:pic>
+              </a:graphicData>
+            </a:graphic>
+          </wp:inline>
+        </w:drawing>
+      </w:r>
+    </w:p>
+    <w:p>
+      <w:pPr>
+        <w:pStyle w:val="3"/>
+      </w:pPr>
+      <w:r>
+        <w:rPr>
+          <w:rFonts w:hint="eastAsia"/>
+        </w:rPr>
+        <w:t xml:space="preserve">6. </w:t>
+      </w:r>
+      <w:r>
+        <w:t xml:space="preserve">为什么要做模型路由，⽽不是全量⽤⼀个最强模型？ </w:t>
+      </w:r>
+    </w:p>
+    <w:p>
+      <w:r>
+        <w:t>A： 最强模型往往更贵、更慢，且并⾮所有⼦任务都需要。路由能在质量、成本、延</w:t>
+      </w:r>
+      <w:r>
+        <w:lastRenderedPageBreak/>
+        <w:t>迟、可⽤性、 合规之间做权衡；同时多供应商提⾼容灾能⼒，避免单点故障。</w:t>
+      </w:r>
+    </w:p>
+    <w:p>
+      <w:pPr>
+        <w:pStyle w:val="3"/>
+      </w:pPr>
+      <w:r>
+        <w:rPr>
+          <w:rFonts w:hint="eastAsia"/>
+        </w:rPr>
+        <w:t xml:space="preserve">7. </w:t>
+      </w:r>
+      <w:r>
+        <w:t>熔断器和重试分别解决什么问题？⼀起⽤时要注意什么？</w:t>
+      </w:r>
+    </w:p>
+    <w:p>
+      <w:pPr>
+        <w:rPr>
+          <w:rFonts w:hint="eastAsia"/>
+        </w:rPr>
+      </w:pPr>
+      <w:r>
+        <w:t xml:space="preserve"> A： 熔断防⽌故障扩散和雪崩；重试提⾼偶发失败的成功率。⼀起⽤时应在熔断 Open 阶段停⽌ 对同⼀下游的盲⽬重试，改为降级或切换供应商；并对 429 使⽤限流 + 退避，避免放⼤拥堵。</w:t>
+      </w:r>
+    </w:p>
+    <w:p>
+      <w:pPr>
+        <w:pStyle w:val="3"/>
+      </w:pPr>
+      <w:r>
+        <w:rPr>
+          <w:rFonts w:hint="eastAsia"/>
+        </w:rPr>
+        <w:t xml:space="preserve">8. </w:t>
+      </w:r>
+      <w:r>
+        <w:t xml:space="preserve">Half-Open 放多少流量探测合适？ </w:t>
+      </w:r>
+    </w:p>
+    <w:p>
+      <w:r>
+        <w:t>应对： ⽤令牌桶或固定并发 1～N 条探测，观察错误率；也可结合滑动窗⼝统计半开阶段成功 率，避免⼀开就灌满。</w:t>
+      </w:r>
+    </w:p>
+    <w:p>
+      <w:pPr>
+        <w:pStyle w:val="3"/>
+      </w:pPr>
+      <w:r>
+        <w:rPr>
+          <w:rFonts w:hint="eastAsia"/>
+        </w:rPr>
+        <w:t xml:space="preserve">9. </w:t>
+      </w:r>
+      <w:r>
+        <w:t xml:space="preserve">降级后如何保证体验？ </w:t>
+      </w:r>
+    </w:p>
+    <w:p>
+      <w:pPr>
+        <w:rPr>
+          <w:rFonts w:hint="eastAsia"/>
+        </w:rPr>
+      </w:pPr>
+      <w:r>
+        <w:t>应对： 产品侧提示、缩短输出、启⽤缓存结果；技术上对关键路径保留同步强模型，⾮关键⽤ 弱模型。</w:t>
+      </w:r>
+    </w:p>
+    <w:p>
+      <w:pPr>
+        <w:pStyle w:val="2"/>
+        <w:rPr>
+          <w:rFonts w:hint="eastAsia"/>
+        </w:rPr>
+      </w:pPr>
+      <w:r>
+        <w:t>Token 成本控制</w:t>
+      </w:r>
+    </w:p>
+    <w:p>
+      <w:pPr>
+        <w:rPr>
+          <w:rFonts w:hint="eastAsia"/>
+        </w:rPr>
+      </w:pPr>
+      <w:r>
+        <w:rPr>
+          <w:noProof/>
+        </w:rPr>
+        <w:drawing>
+          <wp:inline distT="0" distB="0" distL="0" distR="0" wp14:anchorId="64286BDA" wp14:editId="737BB418">
+            <wp:extent cx="5274310" cy="863600"/>
+            <wp:effectExtent l="0" t="0" r="2540" b="0"/>
+            <wp:docPr id="1621293804" name="图片 1"/>
+            <wp:cNvGraphicFramePr>
+              <a:graphicFrameLocks xmlns:a="http://schemas.openxmlformats.org/drawingml/2006/main" noChangeAspect="1"/>
+            </wp:cNvGraphicFramePr>
+            <a:graphic xmlns:a="http://schemas.openxmlformats.org/drawingml/2006/main">
+              <a:graphicData uri="http://schemas.openxmlformats.org/drawingml/2006/picture">
+                <pic:pic xmlns:pic="http://schemas.openxmlformats.org/drawingml/2006/picture">
+                  <pic:nvPicPr>
+                    <pic:cNvPr id="1621293804" name=""/>
+                    <pic:cNvPicPr/>
+                  </pic:nvPicPr>
+                  <pic:blipFill>
+                    <a:blip r:embed="rId218"/>
+                    <a:stretch>
+                      <a:fillRect/>
+                    </a:stretch>
+                  </pic:blipFill>
+                  <pic:spPr>
+                    <a:xfrm>
+                      <a:off x="0" y="0"/>
+                      <a:ext cx="5274310" cy="863600"/>
+                    </a:xfrm>
+                    <a:prstGeom prst="rect">
+                      <a:avLst/>
+                    </a:prstGeom>
+                  </pic:spPr>
+                </pic:pic>
+              </a:graphicData>
+            </a:graphic>
+          </wp:inline>
+        </w:drawing>
+      </w:r>
+    </w:p>
+    <w:p>
+      <w:pPr>
+        <w:pStyle w:val="3"/>
+        <w:rPr>
+          <w:rFonts w:hint="eastAsia"/>
+        </w:rPr>
+      </w:pPr>
+      <w:r>
+        <w:rPr>
+          <w:rFonts w:hint="eastAsia"/>
+        </w:rPr>
+        <w:t xml:space="preserve">1. </w:t>
+      </w:r>
+      <w:r>
+        <w:t>Token 计数⽅法（tiktoken 等）</w:t>
+      </w:r>
+    </w:p>
+    <w:p>
+      <w:pPr>
+        <w:rPr>
+          <w:rFonts w:hint="eastAsia"/>
+        </w:rPr>
+      </w:pPr>
+    </w:p>
+    <w:p>
+      <w:pPr>
+        <w:rPr>
+          <w:rFonts w:hint="eastAsia"/>
+        </w:rPr>
+      </w:pPr>
+    </w:p>
+    <w:p>
+      <w:pPr>
+        <w:rPr>
+          <w:rFonts w:hint="eastAsia"/>
+        </w:rPr>
+      </w:pPr>
+    </w:p>
+    <w:p>
+      <w:pPr>
+        <w:rPr>
+          <w:rFonts w:hint="eastAsia"/>
+        </w:rPr>
+      </w:pPr>
+    </w:p>
+    <w:p>
+      <w:pPr>
+        <w:rPr>
+          <w:rFonts w:hint="eastAsia"/>
+        </w:rPr>
+      </w:pPr>
+    </w:p>
+    <w:p>
+      <w:pPr>
+        <w:rPr>
+          <w:rFonts w:hint="eastAsia"/>
+        </w:rPr>
+      </w:pPr>
+    </w:p>
+    <w:p>
+      <w:pPr>
+        <w:rPr>
+          <w:rFonts w:hint="eastAsia"/>
+        </w:rPr>
+      </w:pPr>
+    </w:p>
+    <w:p>
+      <w:pPr>
+        <w:rPr>
+          <w:rFonts w:hint="eastAsia"/>
+        </w:rPr>
+      </w:pPr>
+    </w:p>
+    <w:p>
+      <w:pPr>
+        <w:rPr>
+          <w:rFonts w:hint="eastAsia"/>
+        </w:rPr>
+      </w:pPr>
+    </w:p>
+    <w:p>
+      <w:pPr>
+        <w:rPr>
+          <w:rFonts w:hint="eastAsia"/>
+        </w:rPr>
+      </w:pPr>
+    </w:p>
+    <w:p>
+      <w:pPr>
+        <w:rPr>
+          <w:rFonts w:hint="eastAsia"/>
+        </w:rPr>
+      </w:pPr>
+    </w:p>
+    <w:p>
+      <w:pPr>
+        <w:rPr>
+          <w:rFonts w:hint="eastAsia"/>
+        </w:rPr>
+      </w:pPr>
+    </w:p>
+    <w:p>
+      <w:pPr>
+        <w:rPr>
+          <w:rFonts w:hint="eastAsia"/>
+        </w:rPr>
+      </w:pPr>
+    </w:p>
+    <w:p>
+      <w:pPr>
+        <w:rPr>
+          <w:rFonts w:hint="eastAsia"/>
+        </w:rPr>
+      </w:pPr>
+    </w:p>
+    <w:p>
+      <w:pPr>
+        <w:rPr>
+          <w:rFonts w:hint="eastAsia"/>
+        </w:rPr>
+      </w:pPr>
+    </w:p>
+    <w:p>
+      <w:pPr>
+        <w:rPr>
+          <w:rFonts w:hint="eastAsia"/>
+        </w:rPr>
+      </w:pPr>
+    </w:p>
+    <w:p>
+      <w:pPr>
+        <w:rPr>
+          <w:rFonts w:hint="eastAsia"/>
+        </w:rPr>
+      </w:pPr>
+    </w:p>
+    <w:p>
+      <w:pPr>
+        <w:rPr>
+          <w:rFonts w:hint="eastAsia"/>
+        </w:rPr>
+      </w:pPr>
+    </w:p>
+    <w:p>
+      <w:pPr>
+        <w:rPr>
+          <w:rFonts w:hint="eastAsia"/>
+        </w:rPr>
+      </w:pPr>
+    </w:p>
+    <w:p>
+      <w:pPr>
+        <w:rPr>
+          <w:rFonts w:hint="eastAsia"/>
+        </w:rPr>
+      </w:pPr>
+    </w:p>
+    <w:p>
+      <w:pPr>
+        <w:rPr>
+          <w:rFonts w:hint="eastAsia"/>
+        </w:rPr>
+      </w:pPr>
+    </w:p>
+    <w:p>
+      <w:pPr>
+        <w:rPr>
+          <w:rFonts w:hint="eastAsia"/>
+        </w:rPr>
+      </w:pPr>
+    </w:p>
+    <w:p>
+      <w:pPr>
+        <w:rPr>
+          <w:rFonts w:hint="eastAsia"/>
+        </w:rPr>
+      </w:pPr>
+    </w:p>
+    <w:p>
+      <w:pPr>
+        <w:rPr>
+          <w:rFonts w:hint="eastAsia"/>
+        </w:rPr>
+      </w:pPr>
+    </w:p>
+    <w:p>
+      <w:pPr>
+        <w:rPr>
+          <w:rFonts w:hint="eastAsia"/>
+        </w:rPr>
+      </w:pPr>
+    </w:p>
+    <w:p>
+      <w:pPr>
+        <w:rPr>
+          <w:rFonts w:hint="eastAsia"/>
+        </w:rPr>
+      </w:pPr>
+    </w:p>
+    <w:p>
+      <w:pPr>
+        <w:rPr>
+          <w:rFonts w:hint="eastAsia"/>
+        </w:rPr>
+      </w:pPr>
+    </w:p>
+    <w:p>
+      <w:pPr>
+        <w:rPr>
+          <w:rFonts w:hint="eastAsia"/>
+        </w:rPr>
+      </w:pPr>
+    </w:p>
+    <w:p>
+      <w:pPr>
+        <w:rPr>
+          <w:rFonts w:hint="eastAsia"/>
+        </w:rPr>
+      </w:pPr>
+    </w:p>
+    <w:p>
+      <w:pPr>
+        <w:rPr>
+          <w:rFonts w:hint="eastAsia"/>
+        </w:rPr>
+      </w:pPr>
+    </w:p>
+    <w:p>
+      <w:pPr>
+        <w:rPr>
+          <w:rFonts w:hint="eastAsia"/>
+        </w:rPr>
+      </w:pPr>
+    </w:p>
+    <w:p>
+      <w:pPr>
+        <w:rPr>
+          <w:rFonts w:hint="eastAsia"/>
+        </w:rPr>
+      </w:pPr>
+    </w:p>
+    <w:p>
+      <w:pPr>
+        <w:rPr>
+          <w:rFonts w:hint="eastAsia"/>
+        </w:rPr>
+      </w:pPr>
+    </w:p>
+    <w:p>
+      <w:pPr>
+        <w:rPr>
+          <w:rFonts w:hint="eastAsia"/>
+        </w:rPr>
+      </w:pPr>
+    </w:p>
     <w:p>
       <w:pPr>
         <w:rPr>
@@ -27590,7 +32755,7 @@
 </file>
 
 <file path=word/endnotes.xml><?xml version="1.0" encoding="utf-8"?>
-<w:endnotes xmlns:wpc="http://schemas.microsoft.com/office/word/2010/wordprocessingCanvas" xmlns:cx="http://schemas.microsoft.com/office/drawing/2014/chartex" xmlns:cx1="http://schemas.microsoft.com/office/drawing/2015/9/8/chartex" xmlns:cx2="http://schemas.microsoft.com/office/drawing/2015/10/21/chartex" xmlns:cx3="http://schemas.microsoft.com/office/drawing/2016/5/9/chartex" xmlns:cx4="http://schemas.microsoft.com/office/drawing/2016/5/10/chartex" xmlns:cx5="http://schemas.microsoft.com/office/drawing/2016/5/11/chartex" xmlns:cx6="http://schemas.microsoft.com/office/drawing/2016/5/12/chartex" xmlns:cx7="http://schemas.microsoft.com/office/drawing/2016/5/13/chartex" xmlns:cx8="http://schemas.microsoft.com/office/drawing/2016/5/14/chartex" xmlns:mc="http://schemas.openxmlformats.org/markup-compatibility/2006" xmlns:aink="http://schemas.microsoft.com/office/drawing/2016/ink" xmlns:am3d="http://schemas.microsoft.com/office/drawing/2017/model3d" xmlns:o="urn:schemas-microsoft-com:office:office" xmlns:oel="http://schemas.microsoft.com/office/2019/extlst" xmlns:r="http://schemas.openxmlformats.org/officeDocument/2006/relationships" xmlns:m="http://schemas.openxmlformats.org/officeDocument/2006/math" xmlns:v="urn:schemas-microsoft-com:vml" xmlns:wp14="http://schemas.microsoft.com/office/word/2010/wordprocessingDrawing" xmlns:wp="http://schemas.openxmlformats.org/drawingml/2006/wordprocessingDrawing" xmlns:w10="urn:schemas-microsoft-com:office:word" xmlns:w="http://schemas.openxmlformats.org/wordprocessingml/2006/main" xmlns:w14="http://schemas.microsoft.com/office/word/2010/wordml" xmlns:w15="http://schemas.microsoft.com/office/word/2012/wordml" xmlns:w16cei="http://schemas.microsoft.com/office/word/2026/wordml/cei" xmlns:w16cex="http://schemas.microsoft.com/office/word/2018/wordml/cex" xmlns:w16cid="http://schemas.microsoft.com/office/word/2016/wordml/cid" xmlns:w16="http://schemas.microsoft.com/office/word/2018/wordml" xmlns:w16du="http://schemas.microsoft.com/office/word/2023/wordml/word16du" xmlns:w16sdtdh="http://schemas.microsoft.com/office/word/2020/wordml/sdtdatahash" xmlns:w16sdtfl="http://schemas.microsoft.com/office/word/2024/wordml/sdtformatlock" xmlns:w16se="http://schemas.microsoft.com/office/word/2015/wordml/symex" xmlns:wpg="http://schemas.microsoft.com/office/word/2010/wordprocessingGroup" xmlns:wpi="http://schemas.microsoft.com/office/word/2010/wordprocessingInk" xmlns:wne="http://schemas.microsoft.com/office/word/2006/wordml" xmlns:wps="http://schemas.microsoft.com/office/word/2010/wordprocessingShape" mc:Ignorable="w14 w15 w16se w16cid w16 w16cex w16sdtdh w16sdtfl w16du wp14">
+<w:endnotes xmlns:wpc="http://schemas.microsoft.com/office/word/2010/wordprocessingCanvas" xmlns:cx="http://schemas.microsoft.com/office/drawing/2014/chartex" xmlns:cx1="http://schemas.microsoft.com/office/drawing/2015/9/8/chartex" xmlns:cx2="http://schemas.microsoft.com/office/drawing/2015/10/21/chartex" xmlns:cx3="http://schemas.microsoft.com/office/drawing/2016/5/9/chartex" xmlns:cx4="http://schemas.microsoft.com/office/drawing/2016/5/10/chartex" xmlns:cx5="http://schemas.microsoft.com/office/drawing/2016/5/11/chartex" xmlns:cx6="http://schemas.microsoft.com/office/drawing/2016/5/12/chartex" xmlns:cx7="http://schemas.microsoft.com/office/drawing/2016/5/13/chartex" xmlns:cx8="http://schemas.microsoft.com/office/drawing/2016/5/14/chartex" xmlns:mc="http://schemas.openxmlformats.org/markup-compatibility/2006" xmlns:aink="http://schemas.microsoft.com/office/drawing/2016/ink" xmlns:am3d="http://schemas.microsoft.com/office/drawing/2017/model3d" xmlns:o="urn:schemas-microsoft-com:office:office" xmlns:oel="http://schemas.microsoft.com/office/2019/extlst" xmlns:r="http://schemas.openxmlformats.org/officeDocument/2006/relationships" xmlns:m="http://schemas.openxmlformats.org/officeDocument/2006/math" xmlns:v="urn:schemas-microsoft-com:vml" xmlns:wp14="http://schemas.microsoft.com/office/word/2010/wordprocessingDrawing" xmlns:wp="http://schemas.openxmlformats.org/drawingml/2006/wordprocessingDrawing" xmlns:w10="urn:schemas-microsoft-com:office:word" xmlns:w="http://schemas.openxmlformats.org/wordprocessingml/2006/main" xmlns:w14="http://schemas.microsoft.com/office/word/2010/wordml" xmlns:w15="http://schemas.microsoft.com/office/word/2012/wordml" xmlns:w16cex="http://schemas.microsoft.com/office/word/2018/wordml/cex" xmlns:w16cid="http://schemas.microsoft.com/office/word/2016/wordml/cid" xmlns:w16="http://schemas.microsoft.com/office/word/2018/wordml" xmlns:w16du="http://schemas.microsoft.com/office/word/2023/wordml/word16du" xmlns:w16sdtdh="http://schemas.microsoft.com/office/word/2020/wordml/sdtdatahash" xmlns:w16sdtfl="http://schemas.microsoft.com/office/word/2024/wordml/sdtformatlock" xmlns:w16se="http://schemas.microsoft.com/office/word/2015/wordml/symex" xmlns:wpg="http://schemas.microsoft.com/office/word/2010/wordprocessingGroup" xmlns:wpi="http://schemas.microsoft.com/office/word/2010/wordprocessingInk" xmlns:wne="http://schemas.microsoft.com/office/word/2006/wordml" xmlns:wps="http://schemas.microsoft.com/office/word/2010/wordprocessingShape" mc:Ignorable="w14 w15 w16se w16cid w16 w16cex w16sdtdh w16sdtfl w16du wp14">
   <w:endnote w:type="separator" w:id="-1">
     <w:p>
       <w:pPr>
@@ -27621,7 +32786,7 @@
 </file>
 
 <file path=word/footnotes.xml><?xml version="1.0" encoding="utf-8"?>
-<w:footnotes xmlns:wpc="http://schemas.microsoft.com/office/word/2010/wordprocessingCanvas" xmlns:cx="http://schemas.microsoft.com/office/drawing/2014/chartex" xmlns:cx1="http://schemas.microsoft.com/office/drawing/2015/9/8/chartex" xmlns:cx2="http://schemas.microsoft.com/office/drawing/2015/10/21/chartex" xmlns:cx3="http://schemas.microsoft.com/office/drawing/2016/5/9/chartex" xmlns:cx4="http://schemas.microsoft.com/office/drawing/2016/5/10/chartex" xmlns:cx5="http://schemas.microsoft.com/office/drawing/2016/5/11/chartex" xmlns:cx6="http://schemas.microsoft.com/office/drawing/2016/5/12/chartex" xmlns:cx7="http://schemas.microsoft.com/office/drawing/2016/5/13/chartex" xmlns:cx8="http://schemas.microsoft.com/office/drawing/2016/5/14/chartex" xmlns:mc="http://schemas.openxmlformats.org/markup-compatibility/2006" xmlns:aink="http://schemas.microsoft.com/office/drawing/2016/ink" xmlns:am3d="http://schemas.microsoft.com/office/drawing/2017/model3d" xmlns:o="urn:schemas-microsoft-com:office:office" xmlns:oel="http://schemas.microsoft.com/office/2019/extlst" xmlns:r="http://schemas.openxmlformats.org/officeDocument/2006/relationships" xmlns:m="http://schemas.openxmlformats.org/officeDocument/2006/math" xmlns:v="urn:schemas-microsoft-com:vml" xmlns:wp14="http://schemas.microsoft.com/office/word/2010/wordprocessingDrawing" xmlns:wp="http://schemas.openxmlformats.org/drawingml/2006/wordprocessingDrawing" xmlns:w10="urn:schemas-microsoft-com:office:word" xmlns:w="http://schemas.openxmlformats.org/wordprocessingml/2006/main" xmlns:w14="http://schemas.microsoft.com/office/word/2010/wordml" xmlns:w15="http://schemas.microsoft.com/office/word/2012/wordml" xmlns:w16cei="http://schemas.microsoft.com/office/word/2026/wordml/cei" xmlns:w16cex="http://schemas.microsoft.com/office/word/2018/wordml/cex" xmlns:w16cid="http://schemas.microsoft.com/office/word/2016/wordml/cid" xmlns:w16="http://schemas.microsoft.com/office/word/2018/wordml" xmlns:w16du="http://schemas.microsoft.com/office/word/2023/wordml/word16du" xmlns:w16sdtdh="http://schemas.microsoft.com/office/word/2020/wordml/sdtdatahash" xmlns:w16sdtfl="http://schemas.microsoft.com/office/word/2024/wordml/sdtformatlock" xmlns:w16se="http://schemas.microsoft.com/office/word/2015/wordml/symex" xmlns:wpg="http://schemas.microsoft.com/office/word/2010/wordprocessingGroup" xmlns:wpi="http://schemas.microsoft.com/office/word/2010/wordprocessingInk" xmlns:wne="http://schemas.microsoft.com/office/word/2006/wordml" xmlns:wps="http://schemas.microsoft.com/office/word/2010/wordprocessingShape" mc:Ignorable="w14 w15 w16se w16cid w16 w16cex w16sdtdh w16sdtfl w16du wp14">
+<w:footnotes xmlns:wpc="http://schemas.microsoft.com/office/word/2010/wordprocessingCanvas" xmlns:cx="http://schemas.microsoft.com/office/drawing/2014/chartex" xmlns:cx1="http://schemas.microsoft.com/office/drawing/2015/9/8/chartex" xmlns:cx2="http://schemas.microsoft.com/office/drawing/2015/10/21/chartex" xmlns:cx3="http://schemas.microsoft.com/office/drawing/2016/5/9/chartex" xmlns:cx4="http://schemas.microsoft.com/office/drawing/2016/5/10/chartex" xmlns:cx5="http://schemas.microsoft.com/office/drawing/2016/5/11/chartex" xmlns:cx6="http://schemas.microsoft.com/office/drawing/2016/5/12/chartex" xmlns:cx7="http://schemas.microsoft.com/office/drawing/2016/5/13/chartex" xmlns:cx8="http://schemas.microsoft.com/office/drawing/2016/5/14/chartex" xmlns:mc="http://schemas.openxmlformats.org/markup-compatibility/2006" xmlns:aink="http://schemas.microsoft.com/office/drawing/2016/ink" xmlns:am3d="http://schemas.microsoft.com/office/drawing/2017/model3d" xmlns:o="urn:schemas-microsoft-com:office:office" xmlns:oel="http://schemas.microsoft.com/office/2019/extlst" xmlns:r="http://schemas.openxmlformats.org/officeDocument/2006/relationships" xmlns:m="http://schemas.openxmlformats.org/officeDocument/2006/math" xmlns:v="urn:schemas-microsoft-com:vml" xmlns:wp14="http://schemas.microsoft.com/office/word/2010/wordprocessingDrawing" xmlns:wp="http://schemas.openxmlformats.org/drawingml/2006/wordprocessingDrawing" xmlns:w10="urn:schemas-microsoft-com:office:word" xmlns:w="http://schemas.openxmlformats.org/wordprocessingml/2006/main" xmlns:w14="http://schemas.microsoft.com/office/word/2010/wordml" xmlns:w15="http://schemas.microsoft.com/office/word/2012/wordml" xmlns:w16cex="http://schemas.microsoft.com/office/word/2018/wordml/cex" xmlns:w16cid="http://schemas.microsoft.com/office/word/2016/wordml/cid" xmlns:w16="http://schemas.microsoft.com/office/word/2018/wordml" xmlns:w16du="http://schemas.microsoft.com/office/word/2023/wordml/word16du" xmlns:w16sdtdh="http://schemas.microsoft.com/office/word/2020/wordml/sdtdatahash" xmlns:w16sdtfl="http://schemas.microsoft.com/office/word/2024/wordml/sdtformatlock" xmlns:w16se="http://schemas.microsoft.com/office/word/2015/wordml/symex" xmlns:wpg="http://schemas.microsoft.com/office/word/2010/wordprocessingGroup" xmlns:wpi="http://schemas.microsoft.com/office/word/2010/wordprocessingInk" xmlns:wne="http://schemas.microsoft.com/office/word/2006/wordml" xmlns:wps="http://schemas.microsoft.com/office/word/2010/wordprocessingShape" mc:Ignorable="w14 w15 w16se w16cid w16 w16cex w16sdtdh w16sdtfl w16du wp14">
   <w:footnote w:type="separator" w:id="-1">
     <w:p>
       <w:pPr>
@@ -27652,7 +32817,7 @@
 </file>
 
 <file path=word/numbering.xml><?xml version="1.0" encoding="utf-8"?>
-<w:numbering xmlns:wpc="http://schemas.microsoft.com/office/word/2010/wordprocessingCanvas" xmlns:cx="http://schemas.microsoft.com/office/drawing/2014/chartex" xmlns:cx1="http://schemas.microsoft.com/office/drawing/2015/9/8/chartex" xmlns:cx2="http://schemas.microsoft.com/office/drawing/2015/10/21/chartex" xmlns:cx3="http://schemas.microsoft.com/office/drawing/2016/5/9/chartex" xmlns:cx4="http://schemas.microsoft.com/office/drawing/2016/5/10/chartex" xmlns:cx5="http://schemas.microsoft.com/office/drawing/2016/5/11/chartex" xmlns:cx6="http://schemas.microsoft.com/office/drawing/2016/5/12/chartex" xmlns:cx7="http://schemas.microsoft.com/office/drawing/2016/5/13/chartex" xmlns:cx8="http://schemas.microsoft.com/office/drawing/2016/5/14/chartex" xmlns:mc="http://schemas.openxmlformats.org/markup-compatibility/2006" xmlns:aink="http://schemas.microsoft.com/office/drawing/2016/ink" xmlns:am3d="http://schemas.microsoft.com/office/drawing/2017/model3d" xmlns:o="urn:schemas-microsoft-com:office:office" xmlns:oel="http://schemas.microsoft.com/office/2019/extlst" xmlns:r="http://schemas.openxmlformats.org/officeDocument/2006/relationships" xmlns:m="http://schemas.openxmlformats.org/officeDocument/2006/math" xmlns:v="urn:schemas-microsoft-com:vml" xmlns:wp14="http://schemas.microsoft.com/office/word/2010/wordprocessingDrawing" xmlns:wp="http://schemas.openxmlformats.org/drawingml/2006/wordprocessingDrawing" xmlns:w10="urn:schemas-microsoft-com:office:word" xmlns:w="http://schemas.openxmlformats.org/wordprocessingml/2006/main" xmlns:w14="http://schemas.microsoft.com/office/word/2010/wordml" xmlns:w15="http://schemas.microsoft.com/office/word/2012/wordml" xmlns:w16cei="http://schemas.microsoft.com/office/word/2026/wordml/cei" xmlns:w16cex="http://schemas.microsoft.com/office/word/2018/wordml/cex" xmlns:w16cid="http://schemas.microsoft.com/office/word/2016/wordml/cid" xmlns:w16="http://schemas.microsoft.com/office/word/2018/wordml" xmlns:w16du="http://schemas.microsoft.com/office/word/2023/wordml/word16du" xmlns:w16sdtdh="http://schemas.microsoft.com/office/word/2020/wordml/sdtdatahash" xmlns:w16sdtfl="http://schemas.microsoft.com/office/word/2024/wordml/sdtformatlock" xmlns:w16se="http://schemas.microsoft.com/office/word/2015/wordml/symex" xmlns:wpg="http://schemas.microsoft.com/office/word/2010/wordprocessingGroup" xmlns:wpi="http://schemas.microsoft.com/office/word/2010/wordprocessingInk" xmlns:wne="http://schemas.microsoft.com/office/word/2006/wordml" xmlns:wps="http://schemas.microsoft.com/office/word/2010/wordprocessingShape" mc:Ignorable="w14 w15 w16se w16cid w16 w16cex w16sdtdh w16sdtfl w16du wp14">
+<w:numbering xmlns:wpc="http://schemas.microsoft.com/office/word/2010/wordprocessingCanvas" xmlns:cx="http://schemas.microsoft.com/office/drawing/2014/chartex" xmlns:cx1="http://schemas.microsoft.com/office/drawing/2015/9/8/chartex" xmlns:cx2="http://schemas.microsoft.com/office/drawing/2015/10/21/chartex" xmlns:cx3="http://schemas.microsoft.com/office/drawing/2016/5/9/chartex" xmlns:cx4="http://schemas.microsoft.com/office/drawing/2016/5/10/chartex" xmlns:cx5="http://schemas.microsoft.com/office/drawing/2016/5/11/chartex" xmlns:cx6="http://schemas.microsoft.com/office/drawing/2016/5/12/chartex" xmlns:cx7="http://schemas.microsoft.com/office/drawing/2016/5/13/chartex" xmlns:cx8="http://schemas.microsoft.com/office/drawing/2016/5/14/chartex" xmlns:mc="http://schemas.openxmlformats.org/markup-compatibility/2006" xmlns:aink="http://schemas.microsoft.com/office/drawing/2016/ink" xmlns:am3d="http://schemas.microsoft.com/office/drawing/2017/model3d" xmlns:o="urn:schemas-microsoft-com:office:office" xmlns:oel="http://schemas.microsoft.com/office/2019/extlst" xmlns:r="http://schemas.openxmlformats.org/officeDocument/2006/relationships" xmlns:m="http://schemas.openxmlformats.org/officeDocument/2006/math" xmlns:v="urn:schemas-microsoft-com:vml" xmlns:wp14="http://schemas.microsoft.com/office/word/2010/wordprocessingDrawing" xmlns:wp="http://schemas.openxmlformats.org/drawingml/2006/wordprocessingDrawing" xmlns:w10="urn:schemas-microsoft-com:office:word" xmlns:w="http://schemas.openxmlformats.org/wordprocessingml/2006/main" xmlns:w14="http://schemas.microsoft.com/office/word/2010/wordml" xmlns:w15="http://schemas.microsoft.com/office/word/2012/wordml" xmlns:w16cex="http://schemas.microsoft.com/office/word/2018/wordml/cex" xmlns:w16cid="http://schemas.microsoft.com/office/word/2016/wordml/cid" xmlns:w16="http://schemas.microsoft.com/office/word/2018/wordml" xmlns:w16du="http://schemas.microsoft.com/office/word/2023/wordml/word16du" xmlns:w16sdtdh="http://schemas.microsoft.com/office/word/2020/wordml/sdtdatahash" xmlns:w16sdtfl="http://schemas.microsoft.com/office/word/2024/wordml/sdtformatlock" xmlns:w16se="http://schemas.microsoft.com/office/word/2015/wordml/symex" xmlns:wpg="http://schemas.microsoft.com/office/word/2010/wordprocessingGroup" xmlns:wpi="http://schemas.microsoft.com/office/word/2010/wordprocessingInk" xmlns:wne="http://schemas.microsoft.com/office/word/2006/wordml" xmlns:wps="http://schemas.microsoft.com/office/word/2010/wordprocessingShape" mc:Ignorable="w14 w15 w16se w16cid w16 w16cex w16sdtdh w16sdtfl w16du wp14">
   <w:abstractNum w:abstractNumId="0" w15:restartNumberingAfterBreak="0">
     <w:nsid w:val="032375AF"/>
     <w:multiLevelType w:val="multilevel"/>
@@ -28457,7 +33622,7 @@
 </file>
 
 <file path=word/people.xml><?xml version="1.0" encoding="utf-8"?>
-<w15:people xmlns:wpc="http://schemas.microsoft.com/office/word/2010/wordprocessingCanvas" xmlns:cx="http://schemas.microsoft.com/office/drawing/2014/chartex" xmlns:cx1="http://schemas.microsoft.com/office/drawing/2015/9/8/chartex" xmlns:cx2="http://schemas.microsoft.com/office/drawing/2015/10/21/chartex" xmlns:cx3="http://schemas.microsoft.com/office/drawing/2016/5/9/chartex" xmlns:cx4="http://schemas.microsoft.com/office/drawing/2016/5/10/chartex" xmlns:cx5="http://schemas.microsoft.com/office/drawing/2016/5/11/chartex" xmlns:cx6="http://schemas.microsoft.com/office/drawing/2016/5/12/chartex" xmlns:cx7="http://schemas.microsoft.com/office/drawing/2016/5/13/chartex" xmlns:cx8="http://schemas.microsoft.com/office/drawing/2016/5/14/chartex" xmlns:mc="http://schemas.openxmlformats.org/markup-compatibility/2006" xmlns:aink="http://schemas.microsoft.com/office/drawing/2016/ink" xmlns:am3d="http://schemas.microsoft.com/office/drawing/2017/model3d" xmlns:o="urn:schemas-microsoft-com:office:office" xmlns:oel="http://schemas.microsoft.com/office/2019/extlst" xmlns:r="http://schemas.openxmlformats.org/officeDocument/2006/relationships" xmlns:m="http://schemas.openxmlformats.org/officeDocument/2006/math" xmlns:v="urn:schemas-microsoft-com:vml" xmlns:wp14="http://schemas.microsoft.com/office/word/2010/wordprocessingDrawing" xmlns:wp="http://schemas.openxmlformats.org/drawingml/2006/wordprocessingDrawing" xmlns:w10="urn:schemas-microsoft-com:office:word" xmlns:w="http://schemas.openxmlformats.org/wordprocessingml/2006/main" xmlns:w14="http://schemas.microsoft.com/office/word/2010/wordml" xmlns:w15="http://schemas.microsoft.com/office/word/2012/wordml" xmlns:w16cei="http://schemas.microsoft.com/office/word/2026/wordml/cei" xmlns:w16cex="http://schemas.microsoft.com/office/word/2018/wordml/cex" xmlns:w16cid="http://schemas.microsoft.com/office/word/2016/wordml/cid" xmlns:w16="http://schemas.microsoft.com/office/word/2018/wordml" xmlns:w16du="http://schemas.microsoft.com/office/word/2023/wordml/word16du" xmlns:w16sdtdh="http://schemas.microsoft.com/office/word/2020/wordml/sdtdatahash" xmlns:w16sdtfl="http://schemas.microsoft.com/office/word/2024/wordml/sdtformatlock" xmlns:w16se="http://schemas.microsoft.com/office/word/2015/wordml/symex" xmlns:wpg="http://schemas.microsoft.com/office/word/2010/wordprocessingGroup" xmlns:wpi="http://schemas.microsoft.com/office/word/2010/wordprocessingInk" xmlns:wne="http://schemas.microsoft.com/office/word/2006/wordml" xmlns:wps="http://schemas.microsoft.com/office/word/2010/wordprocessingShape" mc:Ignorable="w14 w15 w16se w16cid w16 w16cex w16sdtdh w16sdtfl w16du wp14">
+<w15:people xmlns:wpc="http://schemas.microsoft.com/office/word/2010/wordprocessingCanvas" xmlns:cx="http://schemas.microsoft.com/office/drawing/2014/chartex" xmlns:cx1="http://schemas.microsoft.com/office/drawing/2015/9/8/chartex" xmlns:cx2="http://schemas.microsoft.com/office/drawing/2015/10/21/chartex" xmlns:cx3="http://schemas.microsoft.com/office/drawing/2016/5/9/chartex" xmlns:cx4="http://schemas.microsoft.com/office/drawing/2016/5/10/chartex" xmlns:cx5="http://schemas.microsoft.com/office/drawing/2016/5/11/chartex" xmlns:cx6="http://schemas.microsoft.com/office/drawing/2016/5/12/chartex" xmlns:cx7="http://schemas.microsoft.com/office/drawing/2016/5/13/chartex" xmlns:cx8="http://schemas.microsoft.com/office/drawing/2016/5/14/chartex" xmlns:mc="http://schemas.openxmlformats.org/markup-compatibility/2006" xmlns:aink="http://schemas.microsoft.com/office/drawing/2016/ink" xmlns:am3d="http://schemas.microsoft.com/office/drawing/2017/model3d" xmlns:o="urn:schemas-microsoft-com:office:office" xmlns:oel="http://schemas.microsoft.com/office/2019/extlst" xmlns:r="http://schemas.openxmlformats.org/officeDocument/2006/relationships" xmlns:m="http://schemas.openxmlformats.org/officeDocument/2006/math" xmlns:v="urn:schemas-microsoft-com:vml" xmlns:wp14="http://schemas.microsoft.com/office/word/2010/wordprocessingDrawing" xmlns:wp="http://schemas.openxmlformats.org/drawingml/2006/wordprocessingDrawing" xmlns:w10="urn:schemas-microsoft-com:office:word" xmlns:w="http://schemas.openxmlformats.org/wordprocessingml/2006/main" xmlns:w14="http://schemas.microsoft.com/office/word/2010/wordml" xmlns:w15="http://schemas.microsoft.com/office/word/2012/wordml" xmlns:w16cex="http://schemas.microsoft.com/office/word/2018/wordml/cex" xmlns:w16cid="http://schemas.microsoft.com/office/word/2016/wordml/cid" xmlns:w16="http://schemas.microsoft.com/office/word/2018/wordml" xmlns:w16du="http://schemas.microsoft.com/office/word/2023/wordml/word16du" xmlns:w16sdtdh="http://schemas.microsoft.com/office/word/2020/wordml/sdtdatahash" xmlns:w16sdtfl="http://schemas.microsoft.com/office/word/2024/wordml/sdtformatlock" xmlns:w16se="http://schemas.microsoft.com/office/word/2015/wordml/symex" xmlns:wpg="http://schemas.microsoft.com/office/word/2010/wordprocessingGroup" xmlns:wpi="http://schemas.microsoft.com/office/word/2010/wordprocessingInk" xmlns:wne="http://schemas.microsoft.com/office/word/2006/wordml" xmlns:wps="http://schemas.microsoft.com/office/word/2010/wordprocessingShape" mc:Ignorable="w14 w15 w16se w16cid w16 w16cex w16sdtdh w16sdtfl w16du wp14">
   <w15:person w15:author="王宸 苏">
     <w15:presenceInfo w15:providerId="Windows Live" w15:userId="ab647b675fbebc2a"/>
   </w15:person>
